--- a/database/file_path.docx
+++ b/database/file_path.docx
@@ -64,11 +64,9 @@
             <w:tcW w:w="1898" w:type="dxa"/>
           </w:tcPr>
           <w:p>
-            <w:proofErr w:type="spellStart"/>
             <w:r>
               <w:t>node_modules</w:t>
             </w:r>
-            <w:proofErr w:type="spellEnd"/>
           </w:p>
         </w:tc>
         <w:tc>
@@ -144,11 +142,9 @@
             <w:tcW w:w="1559" w:type="dxa"/>
           </w:tcPr>
           <w:p>
-            <w:proofErr w:type="spellStart"/>
             <w:r>
               <w:t>vite.svg</w:t>
             </w:r>
-            <w:proofErr w:type="spellEnd"/>
           </w:p>
         </w:tc>
         <w:tc>
@@ -176,11 +172,9 @@
             <w:tcW w:w="1898" w:type="dxa"/>
           </w:tcPr>
           <w:p>
-            <w:proofErr w:type="spellStart"/>
             <w:r>
               <w:t>src</w:t>
             </w:r>
-            <w:proofErr w:type="spellEnd"/>
           </w:p>
         </w:tc>
         <w:tc>
@@ -220,11 +214,9 @@
             <w:tcW w:w="1559" w:type="dxa"/>
           </w:tcPr>
           <w:p>
-            <w:proofErr w:type="spellStart"/>
             <w:r>
               <w:t>assests</w:t>
             </w:r>
-            <w:proofErr w:type="spellEnd"/>
           </w:p>
         </w:tc>
         <w:tc>
@@ -958,11 +950,9 @@
             <w:tcW w:w="2049" w:type="dxa"/>
           </w:tcPr>
           <w:p>
-            <w:proofErr w:type="spellStart"/>
             <w:r>
               <w:t>Classes.jsx</w:t>
             </w:r>
-            <w:proofErr w:type="spellEnd"/>
           </w:p>
         </w:tc>
       </w:tr>
@@ -996,11 +986,9 @@
             <w:tcW w:w="2049" w:type="dxa"/>
           </w:tcPr>
           <w:p>
-            <w:proofErr w:type="spellStart"/>
             <w:r>
               <w:t>Curricula.jsx</w:t>
             </w:r>
-            <w:proofErr w:type="spellEnd"/>
           </w:p>
         </w:tc>
       </w:tr>
@@ -1034,11 +1022,9 @@
             <w:tcW w:w="2049" w:type="dxa"/>
           </w:tcPr>
           <w:p>
-            <w:proofErr w:type="spellStart"/>
             <w:r>
               <w:t>Learners.jsx</w:t>
             </w:r>
-            <w:proofErr w:type="spellEnd"/>
           </w:p>
         </w:tc>
       </w:tr>
@@ -1072,11 +1058,9 @@
             <w:tcW w:w="2049" w:type="dxa"/>
           </w:tcPr>
           <w:p>
-            <w:proofErr w:type="spellStart"/>
             <w:r>
               <w:t>Schools.jsx</w:t>
             </w:r>
-            <w:proofErr w:type="spellEnd"/>
           </w:p>
         </w:tc>
       </w:tr>
@@ -1110,11 +1094,9 @@
             <w:tcW w:w="2049" w:type="dxa"/>
           </w:tcPr>
           <w:p>
-            <w:proofErr w:type="spellStart"/>
             <w:r>
               <w:t>Teacher.jsx</w:t>
             </w:r>
-            <w:proofErr w:type="spellEnd"/>
           </w:p>
         </w:tc>
       </w:tr>
@@ -1148,11 +1130,9 @@
             <w:tcW w:w="2049" w:type="dxa"/>
           </w:tcPr>
           <w:p>
-            <w:proofErr w:type="spellStart"/>
             <w:r>
               <w:t>User.jsx</w:t>
             </w:r>
-            <w:proofErr w:type="spellEnd"/>
           </w:p>
         </w:tc>
       </w:tr>
@@ -1222,11 +1202,9 @@
             <w:tcW w:w="2049" w:type="dxa"/>
           </w:tcPr>
           <w:p>
-            <w:proofErr w:type="spellStart"/>
             <w:r>
               <w:t>Assessments.jsx</w:t>
             </w:r>
-            <w:proofErr w:type="spellEnd"/>
           </w:p>
         </w:tc>
       </w:tr>
@@ -1260,11 +1238,9 @@
             <w:tcW w:w="2049" w:type="dxa"/>
           </w:tcPr>
           <w:p>
-            <w:proofErr w:type="spellStart"/>
             <w:r>
               <w:t>Classes.jsx</w:t>
             </w:r>
-            <w:proofErr w:type="spellEnd"/>
           </w:p>
         </w:tc>
       </w:tr>
@@ -1298,11 +1274,9 @@
             <w:tcW w:w="2049" w:type="dxa"/>
           </w:tcPr>
           <w:p>
-            <w:proofErr w:type="spellStart"/>
             <w:r>
               <w:t>ClassDetails.jsx</w:t>
             </w:r>
-            <w:proofErr w:type="spellEnd"/>
           </w:p>
         </w:tc>
       </w:tr>
@@ -1336,11 +1310,9 @@
             <w:tcW w:w="2049" w:type="dxa"/>
           </w:tcPr>
           <w:p>
-            <w:proofErr w:type="spellStart"/>
             <w:r>
               <w:t>AddLearners.jsx</w:t>
             </w:r>
-            <w:proofErr w:type="spellEnd"/>
           </w:p>
         </w:tc>
       </w:tr>
@@ -1374,11 +1346,9 @@
             <w:tcW w:w="2049" w:type="dxa"/>
           </w:tcPr>
           <w:p>
-            <w:proofErr w:type="spellStart"/>
             <w:r>
               <w:t>Grading.jsx</w:t>
             </w:r>
-            <w:proofErr w:type="spellEnd"/>
           </w:p>
         </w:tc>
       </w:tr>
@@ -1412,11 +1382,9 @@
             <w:tcW w:w="2049" w:type="dxa"/>
           </w:tcPr>
           <w:p>
-            <w:proofErr w:type="spellStart"/>
             <w:r>
               <w:t>Worksheets.jsx</w:t>
             </w:r>
-            <w:proofErr w:type="spellEnd"/>
           </w:p>
         </w:tc>
       </w:tr>
@@ -1444,11 +1412,9 @@
             <w:tcW w:w="2428" w:type="dxa"/>
           </w:tcPr>
           <w:p>
-            <w:proofErr w:type="spellStart"/>
             <w:r>
               <w:t>Dashboard.jsx</w:t>
             </w:r>
-            <w:proofErr w:type="spellEnd"/>
           </w:p>
         </w:tc>
         <w:tc>
@@ -1518,11 +1484,9 @@
             <w:tcW w:w="2428" w:type="dxa"/>
           </w:tcPr>
           <w:p>
-            <w:proofErr w:type="spellStart"/>
             <w:r>
               <w:t>Profile.jsx</w:t>
             </w:r>
-            <w:proofErr w:type="spellEnd"/>
           </w:p>
         </w:tc>
         <w:tc>
@@ -1658,11 +1622,9 @@
             <w:tcW w:w="1559" w:type="dxa"/>
           </w:tcPr>
           <w:p>
-            <w:proofErr w:type="spellStart"/>
             <w:r>
               <w:t>App.jsx</w:t>
             </w:r>
-            <w:proofErr w:type="spellEnd"/>
           </w:p>
         </w:tc>
         <w:tc>
@@ -1732,11 +1694,9 @@
             <w:tcW w:w="1559" w:type="dxa"/>
           </w:tcPr>
           <w:p>
-            <w:proofErr w:type="spellStart"/>
             <w:r>
               <w:t>main.jsx</w:t>
             </w:r>
-            <w:proofErr w:type="spellEnd"/>
           </w:p>
         </w:tc>
         <w:tc>
@@ -1764,11 +1724,9 @@
             <w:tcW w:w="1898" w:type="dxa"/>
           </w:tcPr>
           <w:p>
-            <w:proofErr w:type="gramStart"/>
             <w:r>
               <w:t>.env</w:t>
             </w:r>
-            <w:proofErr w:type="gramEnd"/>
           </w:p>
         </w:tc>
         <w:tc>
@@ -1802,16 +1760,9 @@
             <w:tcW w:w="1898" w:type="dxa"/>
           </w:tcPr>
           <w:p>
-            <w:proofErr w:type="gramStart"/>
             <w:r>
-              <w:t>.</w:t>
+              <w:t>.gitignore</w:t>
             </w:r>
-            <w:proofErr w:type="spellStart"/>
-            <w:r>
-              <w:t>gitignore</w:t>
-            </w:r>
-            <w:proofErr w:type="spellEnd"/>
-            <w:proofErr w:type="gramEnd"/>
           </w:p>
         </w:tc>
         <w:tc>
@@ -1918,15 +1869,8 @@
           </w:tcPr>
           <w:p>
             <w:r>
-              <w:t>package-</w:t>
+              <w:t>package-lock.json</w:t>
             </w:r>
-            <w:proofErr w:type="spellStart"/>
-            <w:proofErr w:type="gramStart"/>
-            <w:r>
-              <w:t>lock.json</w:t>
-            </w:r>
-            <w:proofErr w:type="spellEnd"/>
-            <w:proofErr w:type="gramEnd"/>
           </w:p>
         </w:tc>
         <w:tc>
@@ -1960,13 +1904,9 @@
             <w:tcW w:w="1898" w:type="dxa"/>
           </w:tcPr>
           <w:p>
-            <w:proofErr w:type="spellStart"/>
-            <w:proofErr w:type="gramStart"/>
             <w:r>
               <w:t>package.json</w:t>
             </w:r>
-            <w:proofErr w:type="spellEnd"/>
-            <w:proofErr w:type="gramEnd"/>
           </w:p>
         </w:tc>
         <w:tc>
@@ -2108,11 +2048,9 @@
             <w:tcW w:w="1898" w:type="dxa"/>
           </w:tcPr>
           <w:p>
-            <w:proofErr w:type="spellStart"/>
             <w:r>
               <w:t>node_modules</w:t>
             </w:r>
-            <w:proofErr w:type="spellEnd"/>
           </w:p>
         </w:tc>
         <w:tc>
@@ -2146,11 +2084,9 @@
             <w:tcW w:w="1898" w:type="dxa"/>
           </w:tcPr>
           <w:p>
-            <w:proofErr w:type="spellStart"/>
             <w:r>
               <w:t>src</w:t>
             </w:r>
-            <w:proofErr w:type="spellEnd"/>
           </w:p>
         </w:tc>
         <w:tc>
@@ -3516,11 +3452,9 @@
             <w:tcW w:w="1898" w:type="dxa"/>
           </w:tcPr>
           <w:p>
-            <w:proofErr w:type="gramStart"/>
             <w:r>
               <w:t>.env</w:t>
             </w:r>
-            <w:proofErr w:type="gramEnd"/>
           </w:p>
         </w:tc>
         <w:tc>
@@ -3555,15 +3489,8 @@
           </w:tcPr>
           <w:p>
             <w:r>
-              <w:t>package-</w:t>
+              <w:t>package-lock.json</w:t>
             </w:r>
-            <w:proofErr w:type="spellStart"/>
-            <w:proofErr w:type="gramStart"/>
-            <w:r>
-              <w:t>lock.json</w:t>
-            </w:r>
-            <w:proofErr w:type="spellEnd"/>
-            <w:proofErr w:type="gramEnd"/>
           </w:p>
         </w:tc>
         <w:tc>
@@ -3597,13 +3524,9 @@
             <w:tcW w:w="1898" w:type="dxa"/>
           </w:tcPr>
           <w:p>
-            <w:proofErr w:type="spellStart"/>
-            <w:proofErr w:type="gramStart"/>
             <w:r>
               <w:t>package.json</w:t>
             </w:r>
-            <w:proofErr w:type="spellEnd"/>
-            <w:proofErr w:type="gramEnd"/>
           </w:p>
         </w:tc>
         <w:tc>
@@ -3665,25 +3588,12 @@
     <w:p/>
     <w:p>
       <w:r>
-        <w:t xml:space="preserve">We've been developing a system </w:t>
-      </w:r>
-      <w:proofErr w:type="gramStart"/>
-      <w:r>
-        <w:t>together</w:t>
-      </w:r>
-      <w:proofErr w:type="gramEnd"/>
-      <w:r>
-        <w:t xml:space="preserve"> but our previous chat reached its limit. I wanted us to continue. Here's my system requirements:</w:t>
-      </w:r>
-    </w:p>
-    <w:p>
-      <w:proofErr w:type="spellStart"/>
-      <w:r>
-        <w:t>Edulens</w:t>
-      </w:r>
-      <w:proofErr w:type="spellEnd"/>
-      <w:r>
-        <w:t xml:space="preserve"> LMS: Minimum Viable Product (MVP) System Requirements</w:t>
+        <w:t>Here's my system requirements:</w:t>
+      </w:r>
+    </w:p>
+    <w:p>
+      <w:r>
+        <w:t>Edulens LMS: Minimum Viable Product (MVP) System Requirements</w:t>
       </w:r>
     </w:p>
     <w:p>
@@ -3708,15 +3618,7 @@
     </w:p>
     <w:p>
       <w:r>
-        <w:t xml:space="preserve">The </w:t>
-      </w:r>
-      <w:proofErr w:type="spellStart"/>
-      <w:r>
-        <w:t>Edulens</w:t>
-      </w:r>
-      <w:proofErr w:type="spellEnd"/>
-      <w:r>
-        <w:t xml:space="preserve"> LMS is a specialized learning management system designed for primary schools, focusing on learners in Grade R to Grade 3. The system aims to empower teachers by simplifying assessment management, providing AI-powered worksheet generation, and delivering actionable data insights on learner performance. This enables teachers and school administrators to make informed, data-driven adjustments to improve each learner's educational journey.</w:t>
+        <w:t>The Edulens LMS is a specialized learning management system designed for primary schools, focusing on learners in Grade R to Grade 3. The system aims to empower teachers by simplifying assessment management, providing AI-powered worksheet generation, and delivering actionable data insights on learner performance. This enables teachers and school administrators to make informed, data-driven adjustments to improve each learner's educational journey.</w:t>
       </w:r>
     </w:p>
     <w:p>
@@ -4485,15 +4387,7 @@
     </w:p>
     <w:p>
       <w:r>
-        <w:t>5. Non-Functional Requirements (The "</w:t>
-      </w:r>
-      <w:proofErr w:type="spellStart"/>
-      <w:r>
-        <w:t>Ilities</w:t>
-      </w:r>
-      <w:proofErr w:type="spellEnd"/>
-      <w:r>
-        <w:t>")</w:t>
+        <w:t>5. Non-Functional Requirements (The "Ilities")</w:t>
       </w:r>
     </w:p>
     <w:p>
@@ -4612,16 +4506,8 @@
       </w:r>
     </w:p>
     <w:p>
-      <w:proofErr w:type="spellStart"/>
-      <w:r>
-        <w:t>Edulens</w:t>
-      </w:r>
-      <w:proofErr w:type="spellEnd"/>
-      <w:r>
-        <w:t xml:space="preserve"> Learner Management System</w:t>
-      </w:r>
-      <w:r>
-        <w:t>/</w:t>
+      <w:r>
+        <w:t>Edulens Learner Management System/</w:t>
       </w:r>
     </w:p>
     <w:p>
@@ -4663,15 +4549,7 @@
         <w:t>──</w:t>
       </w:r>
       <w:r>
-        <w:t xml:space="preserve"> </w:t>
-      </w:r>
-      <w:proofErr w:type="spellStart"/>
-      <w:r>
-        <w:t>node_modules</w:t>
-      </w:r>
-      <w:proofErr w:type="spellEnd"/>
-      <w:r>
-        <w:t>/</w:t>
+        <w:t xml:space="preserve"> node_modules/</w:t>
       </w:r>
     </w:p>
     <w:p>
@@ -4696,13 +4574,8 @@
     </w:p>
     <w:p>
       <w:r>
-        <w:t xml:space="preserve">│   │   └── </w:t>
-      </w:r>
-      <w:proofErr w:type="spellStart"/>
-      <w:r>
-        <w:t>vite.svg</w:t>
-      </w:r>
-      <w:proofErr w:type="spellEnd"/>
+        <w:t>│   │   └── vite.svg</w:t>
+      </w:r>
     </w:p>
     <w:p>
       <w:r>
@@ -4726,15 +4599,7 @@
         <w:t>──</w:t>
       </w:r>
       <w:r>
-        <w:t xml:space="preserve"> </w:t>
-      </w:r>
-      <w:proofErr w:type="spellStart"/>
-      <w:r>
-        <w:t>src</w:t>
-      </w:r>
-      <w:proofErr w:type="spellEnd"/>
-      <w:r>
-        <w:t>/</w:t>
+        <w:t xml:space="preserve"> src/</w:t>
       </w:r>
     </w:p>
     <w:p>
@@ -4759,13 +4624,8 @@
     </w:p>
     <w:p>
       <w:r>
-        <w:t xml:space="preserve">│   │   │   └── </w:t>
-      </w:r>
-      <w:proofErr w:type="spellStart"/>
-      <w:r>
-        <w:t>React.svg</w:t>
-      </w:r>
-      <w:proofErr w:type="spellEnd"/>
+        <w:t>│   │   │   └── React.svg</w:t>
+      </w:r>
     </w:p>
     <w:p>
       <w:r>
@@ -4830,13 +4690,8 @@
         <w:t>──</w:t>
       </w:r>
       <w:r>
-        <w:t xml:space="preserve"> </w:t>
-      </w:r>
-      <w:proofErr w:type="spellStart"/>
-      <w:r>
-        <w:t>Layouts.jsx</w:t>
-      </w:r>
-      <w:proofErr w:type="spellEnd"/>
+        <w:t xml:space="preserve"> Layouts.jsx</w:t>
+      </w:r>
     </w:p>
     <w:p>
       <w:r>
@@ -4855,13 +4710,8 @@
         <w:t>──</w:t>
       </w:r>
       <w:r>
-        <w:t xml:space="preserve"> </w:t>
-      </w:r>
-      <w:proofErr w:type="spellStart"/>
-      <w:r>
-        <w:t>Navbar.jsx</w:t>
-      </w:r>
-      <w:proofErr w:type="spellEnd"/>
+        <w:t xml:space="preserve"> Navbar.jsx</w:t>
+      </w:r>
     </w:p>
     <w:p>
       <w:r>
@@ -4880,23 +4730,13 @@
         <w:t>──</w:t>
       </w:r>
       <w:r>
-        <w:t xml:space="preserve"> </w:t>
-      </w:r>
-      <w:proofErr w:type="spellStart"/>
-      <w:r>
-        <w:t>ProtectedRoute.jsx</w:t>
-      </w:r>
-      <w:proofErr w:type="spellEnd"/>
-    </w:p>
-    <w:p>
-      <w:r>
-        <w:t xml:space="preserve">│   │   │   │   └── </w:t>
-      </w:r>
-      <w:proofErr w:type="spellStart"/>
-      <w:r>
-        <w:t>Sidebar.jsx</w:t>
-      </w:r>
-      <w:proofErr w:type="spellEnd"/>
+        <w:t xml:space="preserve"> ProtectedRoute.jsx</w:t>
+      </w:r>
+    </w:p>
+    <w:p>
+      <w:r>
+        <w:t>│   │   │   │   └── Sidebar.jsx</w:t>
+      </w:r>
     </w:p>
     <w:p>
       <w:r>
@@ -4925,13 +4765,8 @@
     </w:p>
     <w:p>
       <w:r>
-        <w:t xml:space="preserve">│   │   │   └── </w:t>
-      </w:r>
-      <w:proofErr w:type="spellStart"/>
-      <w:r>
-        <w:t>AuthContext.jsx</w:t>
-      </w:r>
-      <w:proofErr w:type="spellEnd"/>
+        <w:t>│   │   │   └── AuthContext.jsx</w:t>
+      </w:r>
     </w:p>
     <w:p>
       <w:r>
@@ -4995,13 +4830,8 @@
         <w:t>──</w:t>
       </w:r>
       <w:r>
-        <w:t xml:space="preserve"> </w:t>
-      </w:r>
-      <w:proofErr w:type="spellStart"/>
-      <w:r>
-        <w:t>ForgotPassword.jsx</w:t>
-      </w:r>
-      <w:proofErr w:type="spellEnd"/>
+        <w:t xml:space="preserve"> ForgotPassword.jsx</w:t>
+      </w:r>
     </w:p>
     <w:p>
       <w:r>
@@ -5020,13 +4850,8 @@
         <w:t>──</w:t>
       </w:r>
       <w:r>
-        <w:t xml:space="preserve"> </w:t>
-      </w:r>
-      <w:proofErr w:type="spellStart"/>
-      <w:r>
-        <w:t>Login.jsx</w:t>
-      </w:r>
-      <w:proofErr w:type="spellEnd"/>
+        <w:t xml:space="preserve"> Login.jsx</w:t>
+      </w:r>
     </w:p>
     <w:p>
       <w:r>
@@ -5075,13 +4900,8 @@
         <w:t>──</w:t>
       </w:r>
       <w:r>
-        <w:t xml:space="preserve"> </w:t>
-      </w:r>
-      <w:proofErr w:type="spellStart"/>
-      <w:r>
-        <w:t>Classes.jsx</w:t>
-      </w:r>
-      <w:proofErr w:type="spellEnd"/>
+        <w:t xml:space="preserve"> Classes.jsx</w:t>
+      </w:r>
     </w:p>
     <w:p>
       <w:r>
@@ -5100,13 +4920,8 @@
         <w:t>──</w:t>
       </w:r>
       <w:r>
-        <w:t xml:space="preserve"> </w:t>
-      </w:r>
-      <w:proofErr w:type="spellStart"/>
-      <w:r>
-        <w:t>Learners.jsx</w:t>
-      </w:r>
-      <w:proofErr w:type="spellEnd"/>
+        <w:t xml:space="preserve"> Learners.jsx</w:t>
+      </w:r>
     </w:p>
     <w:p>
       <w:r>
@@ -5125,23 +4940,13 @@
         <w:t>──</w:t>
       </w:r>
       <w:r>
-        <w:t xml:space="preserve"> </w:t>
-      </w:r>
-      <w:proofErr w:type="spellStart"/>
-      <w:r>
-        <w:t>Reports.jsx</w:t>
-      </w:r>
-      <w:proofErr w:type="spellEnd"/>
-    </w:p>
-    <w:p>
-      <w:r>
-        <w:t xml:space="preserve">│   │   │   │   └── </w:t>
-      </w:r>
-      <w:proofErr w:type="spellStart"/>
-      <w:r>
-        <w:t>Teachers.jsx</w:t>
-      </w:r>
-      <w:proofErr w:type="spellEnd"/>
+        <w:t xml:space="preserve"> Reports.jsx</w:t>
+      </w:r>
+    </w:p>
+    <w:p>
+      <w:r>
+        <w:t>│   │   │   │   └── Teachers.jsx</w:t>
+      </w:r>
     </w:p>
     <w:p>
       <w:r>
@@ -5185,13 +4990,8 @@
         <w:t>──</w:t>
       </w:r>
       <w:r>
-        <w:t xml:space="preserve"> </w:t>
-      </w:r>
-      <w:proofErr w:type="spellStart"/>
-      <w:r>
-        <w:t>Classes.jsx</w:t>
-      </w:r>
-      <w:proofErr w:type="spellEnd"/>
+        <w:t xml:space="preserve"> Classes.jsx</w:t>
+      </w:r>
     </w:p>
     <w:p>
       <w:r>
@@ -5210,13 +5010,8 @@
         <w:t>──</w:t>
       </w:r>
       <w:r>
-        <w:t xml:space="preserve"> </w:t>
-      </w:r>
-      <w:proofErr w:type="spellStart"/>
-      <w:r>
-        <w:t>Curricula.jsx</w:t>
-      </w:r>
-      <w:proofErr w:type="spellEnd"/>
+        <w:t xml:space="preserve"> Curricula.jsx</w:t>
+      </w:r>
     </w:p>
     <w:p>
       <w:r>
@@ -5235,13 +5030,8 @@
         <w:t>──</w:t>
       </w:r>
       <w:r>
-        <w:t xml:space="preserve"> </w:t>
-      </w:r>
-      <w:proofErr w:type="spellStart"/>
-      <w:r>
-        <w:t>Learners.jsx</w:t>
-      </w:r>
-      <w:proofErr w:type="spellEnd"/>
+        <w:t xml:space="preserve"> Learners.jsx</w:t>
+      </w:r>
     </w:p>
     <w:p>
       <w:r>
@@ -5260,13 +5050,8 @@
         <w:t>──</w:t>
       </w:r>
       <w:r>
-        <w:t xml:space="preserve"> </w:t>
-      </w:r>
-      <w:proofErr w:type="spellStart"/>
-      <w:r>
-        <w:t>Schools.jsx</w:t>
-      </w:r>
-      <w:proofErr w:type="spellEnd"/>
+        <w:t xml:space="preserve"> Schools.jsx</w:t>
+      </w:r>
     </w:p>
     <w:p>
       <w:r>
@@ -5285,23 +5070,13 @@
         <w:t>──</w:t>
       </w:r>
       <w:r>
-        <w:t xml:space="preserve"> </w:t>
-      </w:r>
-      <w:proofErr w:type="spellStart"/>
-      <w:r>
-        <w:t>Teacher.jsx</w:t>
-      </w:r>
-      <w:proofErr w:type="spellEnd"/>
-    </w:p>
-    <w:p>
-      <w:r>
-        <w:t xml:space="preserve">│   │   │   │   └── </w:t>
-      </w:r>
-      <w:proofErr w:type="spellStart"/>
-      <w:r>
-        <w:t>User.jsx</w:t>
-      </w:r>
-      <w:proofErr w:type="spellEnd"/>
+        <w:t xml:space="preserve"> Teacher.jsx</w:t>
+      </w:r>
+    </w:p>
+    <w:p>
+      <w:r>
+        <w:t>│   │   │   │   └── User.jsx</w:t>
+      </w:r>
     </w:p>
     <w:p>
       <w:r>
@@ -5346,13 +5121,8 @@
         <w:t>──</w:t>
       </w:r>
       <w:r>
-        <w:t xml:space="preserve"> </w:t>
-      </w:r>
-      <w:proofErr w:type="spellStart"/>
-      <w:r>
-        <w:t>Assessments.jsx</w:t>
-      </w:r>
-      <w:proofErr w:type="spellEnd"/>
+        <w:t xml:space="preserve"> Assessments.jsx</w:t>
+      </w:r>
     </w:p>
     <w:p>
       <w:r>
@@ -5371,13 +5141,8 @@
         <w:t>──</w:t>
       </w:r>
       <w:r>
-        <w:t xml:space="preserve"> </w:t>
-      </w:r>
-      <w:proofErr w:type="spellStart"/>
-      <w:r>
-        <w:t>Classes.jsx</w:t>
-      </w:r>
-      <w:proofErr w:type="spellEnd"/>
+        <w:t xml:space="preserve"> Classes.jsx</w:t>
+      </w:r>
     </w:p>
     <w:p>
       <w:r>
@@ -5396,13 +5161,8 @@
         <w:t>──</w:t>
       </w:r>
       <w:r>
-        <w:t xml:space="preserve"> </w:t>
-      </w:r>
-      <w:proofErr w:type="spellStart"/>
-      <w:r>
-        <w:t>ClassDetails.jsx</w:t>
-      </w:r>
-      <w:proofErr w:type="spellEnd"/>
+        <w:t xml:space="preserve"> ClassDetails.jsx</w:t>
+      </w:r>
     </w:p>
     <w:p>
       <w:r>
@@ -5421,13 +5181,8 @@
         <w:t>──</w:t>
       </w:r>
       <w:r>
-        <w:t xml:space="preserve"> </w:t>
-      </w:r>
-      <w:proofErr w:type="spellStart"/>
-      <w:r>
-        <w:t>AddLearners.jsx</w:t>
-      </w:r>
-      <w:proofErr w:type="spellEnd"/>
+        <w:t xml:space="preserve"> AddLearners.jsx</w:t>
+      </w:r>
     </w:p>
     <w:p>
       <w:r>
@@ -5446,23 +5201,13 @@
         <w:t>──</w:t>
       </w:r>
       <w:r>
-        <w:t xml:space="preserve"> </w:t>
-      </w:r>
-      <w:proofErr w:type="spellStart"/>
-      <w:r>
-        <w:t>Grading.jsx</w:t>
-      </w:r>
-      <w:proofErr w:type="spellEnd"/>
-    </w:p>
-    <w:p>
-      <w:r>
-        <w:t xml:space="preserve">│   │   │   │   └── </w:t>
-      </w:r>
-      <w:proofErr w:type="spellStart"/>
-      <w:r>
-        <w:t>Worksheets.jsx</w:t>
-      </w:r>
-      <w:proofErr w:type="spellEnd"/>
+        <w:t xml:space="preserve"> Grading.jsx</w:t>
+      </w:r>
+    </w:p>
+    <w:p>
+      <w:r>
+        <w:t>│   │   │   │   └── Worksheets.jsx</w:t>
+      </w:r>
     </w:p>
     <w:p>
       <w:r>
@@ -5486,13 +5231,8 @@
         <w:t>──</w:t>
       </w:r>
       <w:r>
-        <w:t xml:space="preserve"> </w:t>
-      </w:r>
-      <w:proofErr w:type="spellStart"/>
-      <w:r>
-        <w:t>Dashboard.jsx</w:t>
-      </w:r>
-      <w:proofErr w:type="spellEnd"/>
+        <w:t xml:space="preserve"> Dashboard.jsx</w:t>
+      </w:r>
     </w:p>
     <w:p>
       <w:r>
@@ -5511,13 +5251,8 @@
         <w:t>──</w:t>
       </w:r>
       <w:r>
-        <w:t xml:space="preserve"> </w:t>
-      </w:r>
-      <w:proofErr w:type="spellStart"/>
-      <w:r>
-        <w:t>Profile.jsx</w:t>
-      </w:r>
-      <w:proofErr w:type="spellEnd"/>
+        <w:t xml:space="preserve"> Profile.jsx</w:t>
+      </w:r>
     </w:p>
     <w:p>
       <w:r>
@@ -5596,13 +5331,8 @@
         <w:t>──</w:t>
       </w:r>
       <w:r>
-        <w:t xml:space="preserve"> </w:t>
-      </w:r>
-      <w:proofErr w:type="spellStart"/>
-      <w:r>
-        <w:t>App.jsx</w:t>
-      </w:r>
-      <w:proofErr w:type="spellEnd"/>
+        <w:t xml:space="preserve"> App.jsx</w:t>
+      </w:r>
     </w:p>
     <w:p>
       <w:r>
@@ -5626,13 +5356,8 @@
     </w:p>
     <w:p>
       <w:r>
-        <w:t xml:space="preserve">│   │   └── </w:t>
-      </w:r>
-      <w:proofErr w:type="spellStart"/>
-      <w:r>
-        <w:t>main.jsx</w:t>
-      </w:r>
-      <w:proofErr w:type="spellEnd"/>
+        <w:t>│   │   └── main.jsx</w:t>
+      </w:r>
     </w:p>
     <w:p>
       <w:r>
@@ -5653,19 +5378,31 @@
         <w:rPr>
           <w:rFonts w:ascii="Aptos" w:hAnsi="Aptos" w:cs="Aptos"/>
         </w:rPr>
-        <w:t>─</w:t>
-      </w:r>
-      <w:proofErr w:type="gramStart"/>
+        <w:t>──</w:t>
+      </w:r>
+      <w:r>
+        <w:t xml:space="preserve"> .env</w:t>
+      </w:r>
+    </w:p>
+    <w:p>
+      <w:r>
+        <w:t xml:space="preserve">│   </w:t>
+      </w:r>
+      <w:r>
+        <w:rPr>
+          <w:rFonts w:ascii="MS Gothic" w:eastAsia="MS Gothic" w:hAnsi="MS Gothic" w:cs="MS Gothic" w:hint="eastAsia"/>
+        </w:rPr>
+        <w:t>├</w:t>
+      </w:r>
       <w:r>
         <w:rPr>
           <w:rFonts w:ascii="Aptos" w:hAnsi="Aptos" w:cs="Aptos"/>
         </w:rPr>
-        <w:t>─</w:t>
-      </w:r>
-      <w:r>
-        <w:t xml:space="preserve"> .env</w:t>
-      </w:r>
-      <w:proofErr w:type="gramEnd"/>
+        <w:t>──</w:t>
+      </w:r>
+      <w:r>
+        <w:t xml:space="preserve"> .gitignore</w:t>
+      </w:r>
     </w:p>
     <w:p>
       <w:r>
@@ -5681,24 +5418,31 @@
         <w:rPr>
           <w:rFonts w:ascii="Aptos" w:hAnsi="Aptos" w:cs="Aptos"/>
         </w:rPr>
-        <w:t>─</w:t>
-      </w:r>
-      <w:proofErr w:type="gramStart"/>
+        <w:t>──</w:t>
+      </w:r>
+      <w:r>
+        <w:t xml:space="preserve"> eslint.config.js</w:t>
+      </w:r>
+    </w:p>
+    <w:p>
+      <w:r>
+        <w:t xml:space="preserve">│   </w:t>
+      </w:r>
+      <w:r>
+        <w:rPr>
+          <w:rFonts w:ascii="MS Gothic" w:eastAsia="MS Gothic" w:hAnsi="MS Gothic" w:cs="MS Gothic" w:hint="eastAsia"/>
+        </w:rPr>
+        <w:t>├</w:t>
+      </w:r>
       <w:r>
         <w:rPr>
           <w:rFonts w:ascii="Aptos" w:hAnsi="Aptos" w:cs="Aptos"/>
         </w:rPr>
-        <w:t>─</w:t>
-      </w:r>
-      <w:r>
-        <w:t xml:space="preserve"> .</w:t>
-      </w:r>
-      <w:proofErr w:type="spellStart"/>
-      <w:r>
-        <w:t>gitignore</w:t>
-      </w:r>
-      <w:proofErr w:type="spellEnd"/>
-      <w:proofErr w:type="gramEnd"/>
+        <w:t>──</w:t>
+      </w:r>
+      <w:r>
+        <w:t xml:space="preserve"> index.html</w:t>
+      </w:r>
     </w:p>
     <w:p>
       <w:r>
@@ -5717,7 +5461,7 @@
         <w:t>──</w:t>
       </w:r>
       <w:r>
-        <w:t xml:space="preserve"> eslint.config.js</w:t>
+        <w:t xml:space="preserve"> package-lock.json</w:t>
       </w:r>
     </w:p>
     <w:p>
@@ -5737,62 +5481,8 @@
         <w:t>──</w:t>
       </w:r>
       <w:r>
-        <w:t xml:space="preserve"> index.html</w:t>
-      </w:r>
-    </w:p>
-    <w:p>
-      <w:r>
-        <w:t xml:space="preserve">│   </w:t>
-      </w:r>
-      <w:r>
-        <w:rPr>
-          <w:rFonts w:ascii="MS Gothic" w:eastAsia="MS Gothic" w:hAnsi="MS Gothic" w:cs="MS Gothic" w:hint="eastAsia"/>
-        </w:rPr>
-        <w:t>├</w:t>
-      </w:r>
-      <w:r>
-        <w:rPr>
-          <w:rFonts w:ascii="Aptos" w:hAnsi="Aptos" w:cs="Aptos"/>
-        </w:rPr>
-        <w:t>──</w:t>
-      </w:r>
-      <w:r>
-        <w:t xml:space="preserve"> package-</w:t>
-      </w:r>
-      <w:proofErr w:type="spellStart"/>
-      <w:proofErr w:type="gramStart"/>
-      <w:r>
-        <w:t>lock.json</w:t>
-      </w:r>
-      <w:proofErr w:type="spellEnd"/>
-      <w:proofErr w:type="gramEnd"/>
-    </w:p>
-    <w:p>
-      <w:r>
-        <w:t xml:space="preserve">│   </w:t>
-      </w:r>
-      <w:r>
-        <w:rPr>
-          <w:rFonts w:ascii="MS Gothic" w:eastAsia="MS Gothic" w:hAnsi="MS Gothic" w:cs="MS Gothic" w:hint="eastAsia"/>
-        </w:rPr>
-        <w:t>├</w:t>
-      </w:r>
-      <w:r>
-        <w:rPr>
-          <w:rFonts w:ascii="Aptos" w:hAnsi="Aptos" w:cs="Aptos"/>
-        </w:rPr>
-        <w:t>──</w:t>
-      </w:r>
-      <w:r>
-        <w:t xml:space="preserve"> </w:t>
-      </w:r>
-      <w:proofErr w:type="spellStart"/>
-      <w:proofErr w:type="gramStart"/>
-      <w:r>
-        <w:t>package.json</w:t>
-      </w:r>
-      <w:proofErr w:type="spellEnd"/>
-      <w:proofErr w:type="gramEnd"/>
+        <w:t xml:space="preserve"> package.json</w:t>
+      </w:r>
     </w:p>
     <w:p>
       <w:r>
@@ -5859,15 +5549,7 @@
         <w:t>──</w:t>
       </w:r>
       <w:r>
-        <w:t xml:space="preserve"> </w:t>
-      </w:r>
-      <w:proofErr w:type="spellStart"/>
-      <w:r>
-        <w:t>node_modules</w:t>
-      </w:r>
-      <w:proofErr w:type="spellEnd"/>
-      <w:r>
-        <w:t>/</w:t>
+        <w:t xml:space="preserve"> node_modules/</w:t>
       </w:r>
     </w:p>
     <w:p>
@@ -5912,15 +5594,7 @@
         <w:t>──</w:t>
       </w:r>
       <w:r>
-        <w:t xml:space="preserve"> </w:t>
-      </w:r>
-      <w:proofErr w:type="spellStart"/>
-      <w:r>
-        <w:t>src</w:t>
-      </w:r>
-      <w:proofErr w:type="spellEnd"/>
-      <w:r>
-        <w:t>/</w:t>
+        <w:t xml:space="preserve"> src/</w:t>
       </w:r>
     </w:p>
     <w:p>
@@ -6588,19 +6262,31 @@
         <w:rPr>
           <w:rFonts w:ascii="Aptos" w:hAnsi="Aptos" w:cs="Aptos"/>
         </w:rPr>
-        <w:t>─</w:t>
-      </w:r>
-      <w:proofErr w:type="gramStart"/>
+        <w:t>──</w:t>
+      </w:r>
+      <w:r>
+        <w:t xml:space="preserve"> .env</w:t>
+      </w:r>
+    </w:p>
+    <w:p>
+      <w:r>
+        <w:t xml:space="preserve">│   </w:t>
+      </w:r>
+      <w:r>
+        <w:rPr>
+          <w:rFonts w:ascii="MS Gothic" w:eastAsia="MS Gothic" w:hAnsi="MS Gothic" w:cs="MS Gothic" w:hint="eastAsia"/>
+        </w:rPr>
+        <w:t>├</w:t>
+      </w:r>
       <w:r>
         <w:rPr>
           <w:rFonts w:ascii="Aptos" w:hAnsi="Aptos" w:cs="Aptos"/>
         </w:rPr>
-        <w:t>─</w:t>
-      </w:r>
-      <w:r>
-        <w:t xml:space="preserve"> .env</w:t>
-      </w:r>
-      <w:proofErr w:type="gramEnd"/>
+        <w:t>──</w:t>
+      </w:r>
+      <w:r>
+        <w:t xml:space="preserve"> package-lock.json</w:t>
+      </w:r>
     </w:p>
     <w:p>
       <w:r>
@@ -6619,42 +6305,8 @@
         <w:t>──</w:t>
       </w:r>
       <w:r>
-        <w:t xml:space="preserve"> package-</w:t>
-      </w:r>
-      <w:proofErr w:type="spellStart"/>
-      <w:proofErr w:type="gramStart"/>
-      <w:r>
-        <w:t>lock.json</w:t>
-      </w:r>
-      <w:proofErr w:type="spellEnd"/>
-      <w:proofErr w:type="gramEnd"/>
-    </w:p>
-    <w:p>
-      <w:r>
-        <w:t xml:space="preserve">│   </w:t>
-      </w:r>
-      <w:r>
-        <w:rPr>
-          <w:rFonts w:ascii="MS Gothic" w:eastAsia="MS Gothic" w:hAnsi="MS Gothic" w:cs="MS Gothic" w:hint="eastAsia"/>
-        </w:rPr>
-        <w:t>├</w:t>
-      </w:r>
-      <w:r>
-        <w:rPr>
-          <w:rFonts w:ascii="Aptos" w:hAnsi="Aptos" w:cs="Aptos"/>
-        </w:rPr>
-        <w:t>──</w:t>
-      </w:r>
-      <w:r>
-        <w:t xml:space="preserve"> </w:t>
-      </w:r>
-      <w:proofErr w:type="spellStart"/>
-      <w:proofErr w:type="gramStart"/>
-      <w:r>
-        <w:t>package.json</w:t>
-      </w:r>
-      <w:proofErr w:type="spellEnd"/>
-      <w:proofErr w:type="gramEnd"/>
+        <w:t xml:space="preserve"> package.json</w:t>
+      </w:r>
     </w:p>
     <w:p>
       <w:r>
@@ -6668,15 +6320,7 @@
     </w:p>
     <w:p>
       <w:r>
-        <w:t xml:space="preserve">-- </w:t>
-      </w:r>
-      <w:proofErr w:type="spellStart"/>
-      <w:r>
-        <w:t>Edulens</w:t>
-      </w:r>
-      <w:proofErr w:type="spellEnd"/>
-      <w:r>
-        <w:t xml:space="preserve"> LMS Database Schema</w:t>
+        <w:t>-- Edulens LMS Database Schema</w:t>
       </w:r>
     </w:p>
     <w:p>
@@ -6702,18 +6346,8 @@
     </w:p>
     <w:p>
       <w:r>
-        <w:t>CREATE EXTENSION IF NOT EXISTS "</w:t>
-      </w:r>
-      <w:proofErr w:type="spellStart"/>
-      <w:r>
-        <w:t>uuid-ossp</w:t>
-      </w:r>
-      <w:proofErr w:type="spellEnd"/>
-      <w:proofErr w:type="gramStart"/>
-      <w:r>
-        <w:t>";</w:t>
-      </w:r>
-      <w:proofErr w:type="gramEnd"/>
+        <w:t>CREATE EXTENSION IF NOT EXISTS "uuid-ossp";</w:t>
+      </w:r>
     </w:p>
     <w:p/>
     <w:p>
@@ -6735,109 +6369,28 @@
     <w:p/>
     <w:p>
       <w:r>
-        <w:t xml:space="preserve">CREATE TYPE </w:t>
-      </w:r>
-      <w:proofErr w:type="spellStart"/>
-      <w:r>
-        <w:t>user_role</w:t>
-      </w:r>
-      <w:proofErr w:type="spellEnd"/>
-      <w:r>
-        <w:t xml:space="preserve"> AS ENUM ('</w:t>
-      </w:r>
-      <w:proofErr w:type="spellStart"/>
-      <w:r>
-        <w:t>super_admin</w:t>
-      </w:r>
-      <w:proofErr w:type="spellEnd"/>
-      <w:r>
-        <w:t>', '</w:t>
-      </w:r>
-      <w:proofErr w:type="spellStart"/>
-      <w:r>
-        <w:t>school_admin</w:t>
-      </w:r>
-      <w:proofErr w:type="spellEnd"/>
-      <w:r>
-        <w:t>', 'teacher', 'learner'</w:t>
-      </w:r>
-      <w:proofErr w:type="gramStart"/>
-      <w:r>
-        <w:t>);</w:t>
-      </w:r>
-      <w:proofErr w:type="gramEnd"/>
-    </w:p>
-    <w:p>
-      <w:r>
-        <w:t xml:space="preserve">CREATE TYPE </w:t>
-      </w:r>
-      <w:proofErr w:type="spellStart"/>
-      <w:r>
-        <w:t>term_number</w:t>
-      </w:r>
-      <w:proofErr w:type="spellEnd"/>
-      <w:r>
-        <w:t xml:space="preserve"> AS ENUM ('1', '2', '3', '4'</w:t>
-      </w:r>
-      <w:proofErr w:type="gramStart"/>
-      <w:r>
-        <w:t>);</w:t>
-      </w:r>
-      <w:proofErr w:type="gramEnd"/>
-    </w:p>
-    <w:p>
-      <w:r>
-        <w:t xml:space="preserve">CREATE TYPE </w:t>
-      </w:r>
-      <w:proofErr w:type="spellStart"/>
-      <w:r>
-        <w:t>academic_status</w:t>
-      </w:r>
-      <w:proofErr w:type="spellEnd"/>
-      <w:r>
-        <w:t xml:space="preserve"> AS ENUM ('active', 'graduated', 'repeated', 'archived', 'inactive'</w:t>
-      </w:r>
-      <w:proofErr w:type="gramStart"/>
-      <w:r>
-        <w:t>);</w:t>
-      </w:r>
-      <w:proofErr w:type="gramEnd"/>
-    </w:p>
-    <w:p>
-      <w:r>
-        <w:t xml:space="preserve">CREATE TYPE </w:t>
-      </w:r>
-      <w:proofErr w:type="spellStart"/>
-      <w:r>
-        <w:t>assessment_type</w:t>
-      </w:r>
-      <w:proofErr w:type="spellEnd"/>
-      <w:r>
-        <w:t xml:space="preserve"> AS ENUM ('test', 'quiz', 'project', 'worksheet', 'assignment'</w:t>
-      </w:r>
-      <w:proofErr w:type="gramStart"/>
-      <w:r>
-        <w:t>);</w:t>
-      </w:r>
-      <w:proofErr w:type="gramEnd"/>
-    </w:p>
-    <w:p>
-      <w:r>
-        <w:t xml:space="preserve">CREATE TYPE </w:t>
-      </w:r>
-      <w:proofErr w:type="spellStart"/>
-      <w:r>
-        <w:t>difficulty_level</w:t>
-      </w:r>
-      <w:proofErr w:type="spellEnd"/>
-      <w:r>
-        <w:t xml:space="preserve"> AS ENUM ('easy', 'medium', 'hard', 'mixed'</w:t>
-      </w:r>
-      <w:proofErr w:type="gramStart"/>
-      <w:r>
-        <w:t>);</w:t>
-      </w:r>
-      <w:proofErr w:type="gramEnd"/>
+        <w:t>CREATE TYPE user_role AS ENUM ('super_admin', 'school_admin', 'teacher', 'learner');</w:t>
+      </w:r>
+    </w:p>
+    <w:p>
+      <w:r>
+        <w:t>CREATE TYPE term_number AS ENUM ('1', '2', '3', '4');</w:t>
+      </w:r>
+    </w:p>
+    <w:p>
+      <w:r>
+        <w:t>CREATE TYPE academic_status AS ENUM ('active', 'graduated', 'repeated', 'archived', 'inactive');</w:t>
+      </w:r>
+    </w:p>
+    <w:p>
+      <w:r>
+        <w:t>CREATE TYPE assessment_type AS ENUM ('test', 'quiz', 'project', 'worksheet', 'assignment');</w:t>
+      </w:r>
+    </w:p>
+    <w:p>
+      <w:r>
+        <w:t>CREATE TYPE difficulty_level AS ENUM ('easy', 'medium', 'hard', 'mixed');</w:t>
+      </w:r>
     </w:p>
     <w:p/>
     <w:p>
@@ -6868,99 +6421,27 @@
     </w:p>
     <w:p>
       <w:r>
-        <w:t xml:space="preserve">    </w:t>
-      </w:r>
-      <w:proofErr w:type="spellStart"/>
-      <w:r>
-        <w:t>school_id</w:t>
-      </w:r>
-      <w:proofErr w:type="spellEnd"/>
-      <w:r>
-        <w:t xml:space="preserve"> UUID PRIMARY KEY DEFAULT uuid_generate_v4(),</w:t>
-      </w:r>
-    </w:p>
-    <w:p>
-      <w:r>
-        <w:t xml:space="preserve">    </w:t>
-      </w:r>
-      <w:proofErr w:type="spellStart"/>
-      <w:r>
-        <w:t>school_name</w:t>
-      </w:r>
-      <w:proofErr w:type="spellEnd"/>
-      <w:r>
-        <w:t xml:space="preserve"> </w:t>
-      </w:r>
-      <w:proofErr w:type="gramStart"/>
-      <w:r>
-        <w:t>VARCHAR(</w:t>
-      </w:r>
-      <w:proofErr w:type="gramEnd"/>
-      <w:r>
-        <w:t>255) NOT NULL,</w:t>
-      </w:r>
-    </w:p>
-    <w:p>
-      <w:r>
-        <w:t xml:space="preserve">    </w:t>
-      </w:r>
-      <w:proofErr w:type="spellStart"/>
-      <w:r>
-        <w:t>school_code</w:t>
-      </w:r>
-      <w:proofErr w:type="spellEnd"/>
-      <w:r>
-        <w:t xml:space="preserve"> </w:t>
-      </w:r>
-      <w:proofErr w:type="gramStart"/>
-      <w:r>
-        <w:t>VARCHAR(</w:t>
-      </w:r>
-      <w:proofErr w:type="gramEnd"/>
-      <w:r>
-        <w:t>50) UNIQUE NOT NULL,</w:t>
-      </w:r>
-    </w:p>
-    <w:p>
-      <w:r>
-        <w:t xml:space="preserve">    </w:t>
-      </w:r>
-      <w:proofErr w:type="spellStart"/>
-      <w:r>
-        <w:t>contact_email</w:t>
-      </w:r>
-      <w:proofErr w:type="spellEnd"/>
-      <w:r>
-        <w:t xml:space="preserve"> </w:t>
-      </w:r>
-      <w:proofErr w:type="gramStart"/>
-      <w:r>
-        <w:t>VARCHAR(</w:t>
-      </w:r>
-      <w:proofErr w:type="gramEnd"/>
-      <w:r>
-        <w:t>255) NOT NULL,</w:t>
-      </w:r>
-    </w:p>
-    <w:p>
-      <w:r>
-        <w:t xml:space="preserve">    </w:t>
-      </w:r>
-      <w:proofErr w:type="spellStart"/>
-      <w:r>
-        <w:t>contact_phone</w:t>
-      </w:r>
-      <w:proofErr w:type="spellEnd"/>
-      <w:r>
-        <w:t xml:space="preserve"> </w:t>
-      </w:r>
-      <w:proofErr w:type="gramStart"/>
-      <w:r>
-        <w:t>VARCHAR(</w:t>
-      </w:r>
-      <w:proofErr w:type="gramEnd"/>
-      <w:r>
-        <w:t>50),</w:t>
+        <w:t xml:space="preserve">    school_id UUID PRIMARY KEY DEFAULT uuid_generate_v4(),</w:t>
+      </w:r>
+    </w:p>
+    <w:p>
+      <w:r>
+        <w:t xml:space="preserve">    school_name VARCHAR(255) NOT NULL,</w:t>
+      </w:r>
+    </w:p>
+    <w:p>
+      <w:r>
+        <w:t xml:space="preserve">    school_code VARCHAR(50) UNIQUE NOT NULL,</w:t>
+      </w:r>
+    </w:p>
+    <w:p>
+      <w:r>
+        <w:t xml:space="preserve">    contact_email VARCHAR(255) NOT NULL,</w:t>
+      </w:r>
+    </w:p>
+    <w:p>
+      <w:r>
+        <w:t xml:space="preserve">    contact_phone VARCHAR(50),</w:t>
       </w:r>
     </w:p>
     <w:p>
@@ -6970,80 +6451,32 @@
     </w:p>
     <w:p>
       <w:r>
-        <w:t xml:space="preserve">    city </w:t>
-      </w:r>
-      <w:proofErr w:type="gramStart"/>
-      <w:r>
-        <w:t>VARCHAR(</w:t>
-      </w:r>
-      <w:proofErr w:type="gramEnd"/>
-      <w:r>
-        <w:t>100),</w:t>
-      </w:r>
-    </w:p>
-    <w:p>
-      <w:r>
-        <w:t xml:space="preserve">    province </w:t>
-      </w:r>
-      <w:proofErr w:type="gramStart"/>
-      <w:r>
-        <w:t>VARCHAR(</w:t>
-      </w:r>
-      <w:proofErr w:type="gramEnd"/>
-      <w:r>
-        <w:t>100),</w:t>
-      </w:r>
-    </w:p>
-    <w:p>
-      <w:r>
-        <w:t xml:space="preserve">    country </w:t>
-      </w:r>
-      <w:proofErr w:type="gramStart"/>
-      <w:r>
-        <w:t>VARCHAR(</w:t>
-      </w:r>
-      <w:proofErr w:type="gramEnd"/>
-      <w:r>
-        <w:t>100) DEFAULT 'South Africa',</w:t>
-      </w:r>
-    </w:p>
-    <w:p>
-      <w:r>
-        <w:t xml:space="preserve">    </w:t>
-      </w:r>
-      <w:proofErr w:type="spellStart"/>
-      <w:r>
-        <w:t>is_active</w:t>
-      </w:r>
-      <w:proofErr w:type="spellEnd"/>
-      <w:r>
-        <w:t xml:space="preserve"> BOOLEAN DEFAULT true,</w:t>
-      </w:r>
-    </w:p>
-    <w:p>
-      <w:r>
-        <w:t xml:space="preserve">    </w:t>
-      </w:r>
-      <w:proofErr w:type="spellStart"/>
-      <w:r>
-        <w:t>created_at</w:t>
-      </w:r>
-      <w:proofErr w:type="spellEnd"/>
-      <w:r>
-        <w:t xml:space="preserve"> TIMESTAMP DEFAULT CURRENT_TIMESTAMP,</w:t>
-      </w:r>
-    </w:p>
-    <w:p>
-      <w:r>
-        <w:t xml:space="preserve">    </w:t>
-      </w:r>
-      <w:proofErr w:type="spellStart"/>
-      <w:r>
-        <w:t>updated_at</w:t>
-      </w:r>
-      <w:proofErr w:type="spellEnd"/>
-      <w:r>
-        <w:t xml:space="preserve"> TIMESTAMP DEFAULT CURRENT_TIMESTAMP</w:t>
+        <w:t xml:space="preserve">    city VARCHAR(100),</w:t>
+      </w:r>
+    </w:p>
+    <w:p>
+      <w:r>
+        <w:t xml:space="preserve">    province VARCHAR(100),</w:t>
+      </w:r>
+    </w:p>
+    <w:p>
+      <w:r>
+        <w:t xml:space="preserve">    country VARCHAR(100) DEFAULT 'South Africa',</w:t>
+      </w:r>
+    </w:p>
+    <w:p>
+      <w:r>
+        <w:t xml:space="preserve">    is_active BOOLEAN DEFAULT true,</w:t>
+      </w:r>
+    </w:p>
+    <w:p>
+      <w:r>
+        <w:t xml:space="preserve">    created_at TIMESTAMP DEFAULT CURRENT_TIMESTAMP,</w:t>
+      </w:r>
+    </w:p>
+    <w:p>
+      <w:r>
+        <w:t xml:space="preserve">    updated_at TIMESTAMP DEFAULT CURRENT_TIMESTAMP</w:t>
       </w:r>
     </w:p>
     <w:p>
@@ -7065,266 +6498,82 @@
     </w:p>
     <w:p>
       <w:r>
-        <w:t xml:space="preserve">    </w:t>
-      </w:r>
-      <w:proofErr w:type="spellStart"/>
-      <w:r>
-        <w:t>user_id</w:t>
-      </w:r>
-      <w:proofErr w:type="spellEnd"/>
-      <w:r>
-        <w:t xml:space="preserve"> UUID PRIMARY KEY DEFAULT uuid_generate_v4(),</w:t>
-      </w:r>
-    </w:p>
-    <w:p>
-      <w:r>
-        <w:t xml:space="preserve">    </w:t>
-      </w:r>
-      <w:proofErr w:type="spellStart"/>
-      <w:r>
-        <w:t>school_id</w:t>
-      </w:r>
-      <w:proofErr w:type="spellEnd"/>
-      <w:r>
-        <w:t xml:space="preserve"> UUID REFERENCES schools(</w:t>
-      </w:r>
-      <w:proofErr w:type="spellStart"/>
-      <w:r>
-        <w:t>school_id</w:t>
-      </w:r>
-      <w:proofErr w:type="spellEnd"/>
-      <w:r>
-        <w:t>) ON DELETE CASCADE,</w:t>
-      </w:r>
-    </w:p>
-    <w:p>
-      <w:r>
-        <w:t xml:space="preserve">    email </w:t>
-      </w:r>
-      <w:proofErr w:type="gramStart"/>
-      <w:r>
-        <w:t>VARCHAR(</w:t>
-      </w:r>
-      <w:proofErr w:type="gramEnd"/>
-      <w:r>
-        <w:t>255) UNIQUE NOT NULL,</w:t>
-      </w:r>
-    </w:p>
-    <w:p>
-      <w:r>
-        <w:t xml:space="preserve">    </w:t>
-      </w:r>
-      <w:proofErr w:type="spellStart"/>
-      <w:r>
-        <w:t>password_hash</w:t>
-      </w:r>
-      <w:proofErr w:type="spellEnd"/>
-      <w:r>
-        <w:t xml:space="preserve"> </w:t>
-      </w:r>
-      <w:proofErr w:type="gramStart"/>
-      <w:r>
-        <w:t>VARCHAR(</w:t>
-      </w:r>
-      <w:proofErr w:type="gramEnd"/>
-      <w:r>
-        <w:t>255) NOT NULL,</w:t>
-      </w:r>
-    </w:p>
-    <w:p>
-      <w:r>
-        <w:t xml:space="preserve">    </w:t>
-      </w:r>
-      <w:proofErr w:type="spellStart"/>
-      <w:r>
-        <w:t>first_name</w:t>
-      </w:r>
-      <w:proofErr w:type="spellEnd"/>
-      <w:r>
-        <w:t xml:space="preserve"> </w:t>
-      </w:r>
-      <w:proofErr w:type="gramStart"/>
-      <w:r>
-        <w:t>VARCHAR(</w:t>
-      </w:r>
-      <w:proofErr w:type="gramEnd"/>
-      <w:r>
-        <w:t>100) NOT NULL,</w:t>
-      </w:r>
-    </w:p>
-    <w:p>
-      <w:r>
-        <w:t xml:space="preserve">    </w:t>
-      </w:r>
-      <w:proofErr w:type="spellStart"/>
-      <w:r>
-        <w:t>last_name</w:t>
-      </w:r>
-      <w:proofErr w:type="spellEnd"/>
-      <w:r>
-        <w:t xml:space="preserve"> </w:t>
-      </w:r>
-      <w:proofErr w:type="gramStart"/>
-      <w:r>
-        <w:t>VARCHAR(</w:t>
-      </w:r>
-      <w:proofErr w:type="gramEnd"/>
-      <w:r>
-        <w:t>100) NOT NULL,</w:t>
-      </w:r>
-    </w:p>
-    <w:p>
-      <w:r>
-        <w:t xml:space="preserve">    role </w:t>
-      </w:r>
-      <w:proofErr w:type="spellStart"/>
-      <w:r>
-        <w:t>user_role</w:t>
-      </w:r>
-      <w:proofErr w:type="spellEnd"/>
-      <w:r>
-        <w:t xml:space="preserve"> NOT NULL,</w:t>
-      </w:r>
-    </w:p>
-    <w:p>
-      <w:r>
-        <w:t xml:space="preserve">    phone </w:t>
-      </w:r>
-      <w:proofErr w:type="gramStart"/>
-      <w:r>
-        <w:t>VARCHAR(</w:t>
-      </w:r>
-      <w:proofErr w:type="gramEnd"/>
-      <w:r>
-        <w:t>50),</w:t>
-      </w:r>
-    </w:p>
-    <w:p>
-      <w:r>
-        <w:t xml:space="preserve">    </w:t>
-      </w:r>
-      <w:proofErr w:type="spellStart"/>
-      <w:r>
-        <w:t>profile_image_url</w:t>
-      </w:r>
-      <w:proofErr w:type="spellEnd"/>
-      <w:r>
-        <w:t xml:space="preserve"> TEXT,</w:t>
-      </w:r>
-    </w:p>
-    <w:p>
-      <w:r>
-        <w:t xml:space="preserve">    </w:t>
-      </w:r>
-      <w:proofErr w:type="spellStart"/>
-      <w:r>
-        <w:t>is_active</w:t>
-      </w:r>
-      <w:proofErr w:type="spellEnd"/>
-      <w:r>
-        <w:t xml:space="preserve"> BOOLEAN DEFAULT true,</w:t>
-      </w:r>
-    </w:p>
-    <w:p>
-      <w:r>
-        <w:t xml:space="preserve">    </w:t>
-      </w:r>
-      <w:proofErr w:type="spellStart"/>
-      <w:r>
-        <w:t>last_login</w:t>
-      </w:r>
-      <w:proofErr w:type="spellEnd"/>
-      <w:r>
-        <w:t xml:space="preserve"> TIMESTAMP,</w:t>
-      </w:r>
-    </w:p>
-    <w:p>
-      <w:r>
-        <w:t xml:space="preserve">    </w:t>
-      </w:r>
-      <w:proofErr w:type="spellStart"/>
-      <w:r>
-        <w:t>password_reset_token</w:t>
-      </w:r>
-      <w:proofErr w:type="spellEnd"/>
-      <w:r>
-        <w:t xml:space="preserve"> </w:t>
-      </w:r>
-      <w:proofErr w:type="gramStart"/>
-      <w:r>
-        <w:t>VARCHAR(</w:t>
-      </w:r>
-      <w:proofErr w:type="gramEnd"/>
-      <w:r>
-        <w:t>255),</w:t>
-      </w:r>
-    </w:p>
-    <w:p>
-      <w:r>
-        <w:t xml:space="preserve">    </w:t>
-      </w:r>
-      <w:proofErr w:type="spellStart"/>
-      <w:r>
-        <w:t>password_reset_expires</w:t>
-      </w:r>
-      <w:proofErr w:type="spellEnd"/>
-      <w:r>
-        <w:t xml:space="preserve"> TIMESTAMP,</w:t>
-      </w:r>
-    </w:p>
-    <w:p>
-      <w:r>
-        <w:t xml:space="preserve">    </w:t>
-      </w:r>
-      <w:proofErr w:type="spellStart"/>
-      <w:r>
-        <w:t>created_at</w:t>
-      </w:r>
-      <w:proofErr w:type="spellEnd"/>
-      <w:r>
-        <w:t xml:space="preserve"> TIMESTAMP DEFAULT CURRENT_TIMESTAMP,</w:t>
-      </w:r>
-    </w:p>
-    <w:p>
-      <w:r>
-        <w:t xml:space="preserve">    </w:t>
-      </w:r>
-      <w:proofErr w:type="spellStart"/>
-      <w:r>
-        <w:t>updated_at</w:t>
-      </w:r>
-      <w:proofErr w:type="spellEnd"/>
-      <w:r>
-        <w:t xml:space="preserve"> TIMESTAMP DEFAULT CURRENT_TIMESTAMP,</w:t>
-      </w:r>
-    </w:p>
-    <w:p>
-      <w:r>
-        <w:t xml:space="preserve">    CONSTRAINT </w:t>
-      </w:r>
-      <w:proofErr w:type="spellStart"/>
-      <w:r>
-        <w:t>fk_school_user</w:t>
-      </w:r>
-      <w:proofErr w:type="spellEnd"/>
-      <w:r>
-        <w:t xml:space="preserve"> FOREIGN KEY (</w:t>
-      </w:r>
-      <w:proofErr w:type="spellStart"/>
-      <w:r>
-        <w:t>school_id</w:t>
-      </w:r>
-      <w:proofErr w:type="spellEnd"/>
-      <w:r>
-        <w:t>) REFERENCES schools(</w:t>
-      </w:r>
-      <w:proofErr w:type="spellStart"/>
-      <w:r>
-        <w:t>school_id</w:t>
-      </w:r>
-      <w:proofErr w:type="spellEnd"/>
-      <w:r>
-        <w:t>) ON DELETE SET NULL</w:t>
+        <w:t xml:space="preserve">    user_id UUID PRIMARY KEY DEFAULT uuid_generate_v4(),</w:t>
+      </w:r>
+    </w:p>
+    <w:p>
+      <w:r>
+        <w:t xml:space="preserve">    school_id UUID REFERENCES schools(school_id) ON DELETE CASCADE,</w:t>
+      </w:r>
+    </w:p>
+    <w:p>
+      <w:r>
+        <w:t xml:space="preserve">    email VARCHAR(255) UNIQUE NOT NULL,</w:t>
+      </w:r>
+    </w:p>
+    <w:p>
+      <w:r>
+        <w:t xml:space="preserve">    password_hash VARCHAR(255) NOT NULL,</w:t>
+      </w:r>
+    </w:p>
+    <w:p>
+      <w:r>
+        <w:t xml:space="preserve">    first_name VARCHAR(100) NOT NULL,</w:t>
+      </w:r>
+    </w:p>
+    <w:p>
+      <w:r>
+        <w:t xml:space="preserve">    last_name VARCHAR(100) NOT NULL,</w:t>
+      </w:r>
+    </w:p>
+    <w:p>
+      <w:r>
+        <w:t xml:space="preserve">    role user_role NOT NULL,</w:t>
+      </w:r>
+    </w:p>
+    <w:p>
+      <w:r>
+        <w:t xml:space="preserve">    phone VARCHAR(50),</w:t>
+      </w:r>
+    </w:p>
+    <w:p>
+      <w:r>
+        <w:t xml:space="preserve">    profile_image_url TEXT,</w:t>
+      </w:r>
+    </w:p>
+    <w:p>
+      <w:r>
+        <w:t xml:space="preserve">    is_active BOOLEAN DEFAULT true,</w:t>
+      </w:r>
+    </w:p>
+    <w:p>
+      <w:r>
+        <w:t xml:space="preserve">    last_login TIMESTAMP,</w:t>
+      </w:r>
+    </w:p>
+    <w:p>
+      <w:r>
+        <w:t xml:space="preserve">    password_reset_token VARCHAR(255),</w:t>
+      </w:r>
+    </w:p>
+    <w:p>
+      <w:r>
+        <w:t xml:space="preserve">    password_reset_expires TIMESTAMP,</w:t>
+      </w:r>
+    </w:p>
+    <w:p>
+      <w:r>
+        <w:t xml:space="preserve">    created_at TIMESTAMP DEFAULT CURRENT_TIMESTAMP,</w:t>
+      </w:r>
+    </w:p>
+    <w:p>
+      <w:r>
+        <w:t xml:space="preserve">    updated_at TIMESTAMP DEFAULT CURRENT_TIMESTAMP,</w:t>
+      </w:r>
+    </w:p>
+    <w:p>
+      <w:r>
+        <w:t xml:space="preserve">    CONSTRAINT fk_school_user FOREIGN KEY (school_id) REFERENCES schools(school_id) ON DELETE SET NULL</w:t>
       </w:r>
     </w:p>
     <w:p>
@@ -7340,123 +6589,167 @@
     </w:p>
     <w:p>
       <w:r>
-        <w:t xml:space="preserve">CREATE INDEX </w:t>
-      </w:r>
-      <w:proofErr w:type="spellStart"/>
-      <w:r>
-        <w:t>idx_users_email</w:t>
-      </w:r>
-      <w:proofErr w:type="spellEnd"/>
-      <w:r>
-        <w:t xml:space="preserve"> ON users(email</w:t>
-      </w:r>
-      <w:proofErr w:type="gramStart"/>
+        <w:t>CREATE INDEX idx_users_email ON users(email);</w:t>
+      </w:r>
+    </w:p>
+    <w:p>
+      <w:r>
+        <w:t>CREATE INDEX idx_users_school_id ON users(school_id);</w:t>
+      </w:r>
+    </w:p>
+    <w:p>
+      <w:r>
+        <w:t>CREATE INDEX idx_users_role ON users(role);</w:t>
+      </w:r>
+    </w:p>
+    <w:p/>
+    <w:p>
+      <w:r>
+        <w:t>-- ============================================</w:t>
+      </w:r>
+    </w:p>
+    <w:p>
+      <w:r>
+        <w:t>-- 3. Academic Structure</w:t>
+      </w:r>
+    </w:p>
+    <w:p>
+      <w:r>
+        <w:t>-- ============================================</w:t>
+      </w:r>
+    </w:p>
+    <w:p/>
+    <w:p>
+      <w:r>
+        <w:t>-- Curricula</w:t>
+      </w:r>
+    </w:p>
+    <w:p>
+      <w:r>
+        <w:t>CREATE TABLE curricula (</w:t>
+      </w:r>
+    </w:p>
+    <w:p>
+      <w:r>
+        <w:lastRenderedPageBreak/>
+        <w:t xml:space="preserve">    curriculum_id UUID PRIMARY KEY DEFAULT uuid_generate_v4(),</w:t>
+      </w:r>
+    </w:p>
+    <w:p>
+      <w:r>
+        <w:t xml:space="preserve">    curriculum_name VARCHAR(255) NOT NULL UNIQUE,</w:t>
+      </w:r>
+    </w:p>
+    <w:p>
+      <w:r>
+        <w:t xml:space="preserve">    description TEXT,</w:t>
+      </w:r>
+    </w:p>
+    <w:p>
+      <w:r>
+        <w:t xml:space="preserve">    is_active BOOLEAN DEFAULT true,</w:t>
+      </w:r>
+    </w:p>
+    <w:p>
+      <w:r>
+        <w:t xml:space="preserve">    created_at TIMESTAMP DEFAULT CURRENT_TIMESTAMP</w:t>
+      </w:r>
+    </w:p>
+    <w:p>
       <w:r>
         <w:t>);</w:t>
       </w:r>
-      <w:proofErr w:type="gramEnd"/>
-    </w:p>
-    <w:p>
-      <w:r>
-        <w:t xml:space="preserve">CREATE INDEX </w:t>
-      </w:r>
-      <w:proofErr w:type="spellStart"/>
-      <w:r>
-        <w:t>idx_users_school_id</w:t>
-      </w:r>
-      <w:proofErr w:type="spellEnd"/>
-      <w:r>
-        <w:t xml:space="preserve"> ON users(</w:t>
-      </w:r>
-      <w:proofErr w:type="spellStart"/>
-      <w:r>
-        <w:t>school_id</w:t>
-      </w:r>
-      <w:proofErr w:type="spellEnd"/>
-      <w:proofErr w:type="gramStart"/>
+    </w:p>
+    <w:p/>
+    <w:p>
+      <w:r>
+        <w:t>-- Subjects</w:t>
+      </w:r>
+    </w:p>
+    <w:p>
+      <w:r>
+        <w:t>CREATE TABLE subjects (</w:t>
+      </w:r>
+    </w:p>
+    <w:p>
+      <w:r>
+        <w:t xml:space="preserve">    subject_id UUID PRIMARY KEY DEFAULT uuid_generate_v4(),</w:t>
+      </w:r>
+    </w:p>
+    <w:p>
+      <w:r>
+        <w:t xml:space="preserve">    curriculum_id UUID REFERENCES curricula(curriculum_id) ON DELETE CASCADE,</w:t>
+      </w:r>
+    </w:p>
+    <w:p>
+      <w:r>
+        <w:t xml:space="preserve">    subject_name VARCHAR(255) NOT NULL,</w:t>
+      </w:r>
+    </w:p>
+    <w:p>
+      <w:r>
+        <w:t xml:space="preserve">    subject_code VARCHAR(50),</w:t>
+      </w:r>
+    </w:p>
+    <w:p>
+      <w:r>
+        <w:t xml:space="preserve">    description TEXT,</w:t>
+      </w:r>
+    </w:p>
+    <w:p>
+      <w:r>
+        <w:t xml:space="preserve">    grade_level VARCHAR(10), -- 'R', '1', '2', '3' or 'R-3'</w:t>
+      </w:r>
+    </w:p>
+    <w:p>
+      <w:r>
+        <w:t xml:space="preserve">    is_active BOOLEAN DEFAULT true,</w:t>
+      </w:r>
+    </w:p>
+    <w:p>
+      <w:r>
+        <w:t xml:space="preserve">    created_at TIMESTAMP DEFAULT CURRENT_TIMESTAMP,</w:t>
+      </w:r>
+    </w:p>
+    <w:p>
+      <w:r>
+        <w:t xml:space="preserve">    UNIQUE(curriculum_id, subject_name, grade_level)</w:t>
+      </w:r>
+    </w:p>
+    <w:p>
       <w:r>
         <w:t>);</w:t>
       </w:r>
-      <w:proofErr w:type="gramEnd"/>
-    </w:p>
-    <w:p>
-      <w:r>
-        <w:t xml:space="preserve">CREATE INDEX </w:t>
-      </w:r>
-      <w:proofErr w:type="spellStart"/>
-      <w:r>
-        <w:t>idx_users_role</w:t>
-      </w:r>
-      <w:proofErr w:type="spellEnd"/>
-      <w:r>
-        <w:t xml:space="preserve"> ON users(role</w:t>
-      </w:r>
-      <w:proofErr w:type="gramStart"/>
-      <w:r>
-        <w:t>);</w:t>
-      </w:r>
-      <w:proofErr w:type="gramEnd"/>
     </w:p>
     <w:p/>
     <w:p>
       <w:r>
-        <w:t>-- ============================================</w:t>
-      </w:r>
-    </w:p>
-    <w:p>
-      <w:r>
-        <w:t>-- 3. Academic Structure</w:t>
-      </w:r>
-    </w:p>
-    <w:p>
-      <w:r>
-        <w:t>-- ============================================</w:t>
-      </w:r>
-    </w:p>
-    <w:p/>
-    <w:p>
-      <w:r>
-        <w:t>-- Curricula</w:t>
-      </w:r>
-    </w:p>
-    <w:p>
-      <w:r>
-        <w:t>CREATE TABLE curricula (</w:t>
-      </w:r>
-    </w:p>
-    <w:p>
-      <w:r>
-        <w:lastRenderedPageBreak/>
-        <w:t xml:space="preserve">    </w:t>
-      </w:r>
-      <w:proofErr w:type="spellStart"/>
-      <w:r>
-        <w:t>curriculum_id</w:t>
-      </w:r>
-      <w:proofErr w:type="spellEnd"/>
-      <w:r>
-        <w:t xml:space="preserve"> UUID PRIMARY KEY DEFAULT uuid_generate_v4(),</w:t>
-      </w:r>
-    </w:p>
-    <w:p>
-      <w:r>
-        <w:t xml:space="preserve">    </w:t>
-      </w:r>
-      <w:proofErr w:type="spellStart"/>
-      <w:r>
-        <w:t>curriculum_name</w:t>
-      </w:r>
-      <w:proofErr w:type="spellEnd"/>
-      <w:r>
-        <w:t xml:space="preserve"> </w:t>
-      </w:r>
-      <w:proofErr w:type="gramStart"/>
-      <w:r>
-        <w:t>VARCHAR(</w:t>
-      </w:r>
-      <w:proofErr w:type="gramEnd"/>
-      <w:r>
-        <w:t>255) NOT NULL UNIQUE,</w:t>
+        <w:t>-- Topics</w:t>
+      </w:r>
+    </w:p>
+    <w:p>
+      <w:r>
+        <w:t>CREATE TABLE topics (</w:t>
+      </w:r>
+    </w:p>
+    <w:p>
+      <w:r>
+        <w:t xml:space="preserve">    topic_id UUID PRIMARY KEY DEFAULT uuid_generate_v4(),</w:t>
+      </w:r>
+    </w:p>
+    <w:p>
+      <w:r>
+        <w:t xml:space="preserve">    subject_id UUID REFERENCES subjects(subject_id) ON DELETE CASCADE,</w:t>
+      </w:r>
+    </w:p>
+    <w:p>
+      <w:r>
+        <w:t xml:space="preserve">    topic_name VARCHAR(255) NOT NULL,</w:t>
+      </w:r>
+    </w:p>
+    <w:p>
+      <w:r>
+        <w:t xml:space="preserve">    topic_code VARCHAR(50),</w:t>
       </w:r>
     </w:p>
     <w:p>
@@ -7466,368 +6759,22 @@
     </w:p>
     <w:p>
       <w:r>
-        <w:t xml:space="preserve">    </w:t>
-      </w:r>
-      <w:proofErr w:type="spellStart"/>
-      <w:r>
-        <w:t>is_active</w:t>
-      </w:r>
-      <w:proofErr w:type="spellEnd"/>
-      <w:r>
-        <w:t xml:space="preserve"> BOOLEAN DEFAULT true,</w:t>
-      </w:r>
-    </w:p>
-    <w:p>
-      <w:r>
-        <w:t xml:space="preserve">    </w:t>
-      </w:r>
-      <w:proofErr w:type="spellStart"/>
-      <w:r>
-        <w:t>created_at</w:t>
-      </w:r>
-      <w:proofErr w:type="spellEnd"/>
-      <w:r>
-        <w:t xml:space="preserve"> TIMESTAMP DEFAULT CURRENT_TIMESTAMP</w:t>
-      </w:r>
-    </w:p>
-    <w:p>
-      <w:r>
-        <w:t>);</w:t>
-      </w:r>
-    </w:p>
-    <w:p/>
-    <w:p>
-      <w:r>
-        <w:t>-- Subjects</w:t>
-      </w:r>
-    </w:p>
-    <w:p>
-      <w:r>
-        <w:t>CREATE TABLE subjects (</w:t>
-      </w:r>
-    </w:p>
-    <w:p>
-      <w:r>
-        <w:t xml:space="preserve">    </w:t>
-      </w:r>
-      <w:proofErr w:type="spellStart"/>
-      <w:r>
-        <w:t>subject_id</w:t>
-      </w:r>
-      <w:proofErr w:type="spellEnd"/>
-      <w:r>
-        <w:t xml:space="preserve"> UUID PRIMARY KEY DEFAULT uuid_generate_v4(),</w:t>
-      </w:r>
-    </w:p>
-    <w:p>
-      <w:r>
-        <w:t xml:space="preserve">    </w:t>
-      </w:r>
-      <w:proofErr w:type="spellStart"/>
-      <w:r>
-        <w:t>curriculum_id</w:t>
-      </w:r>
-      <w:proofErr w:type="spellEnd"/>
-      <w:r>
-        <w:t xml:space="preserve"> UUID REFERENCES curricula(</w:t>
-      </w:r>
-      <w:proofErr w:type="spellStart"/>
-      <w:r>
-        <w:t>curriculum_id</w:t>
-      </w:r>
-      <w:proofErr w:type="spellEnd"/>
-      <w:r>
-        <w:t>) ON DELETE CASCADE,</w:t>
-      </w:r>
-    </w:p>
-    <w:p>
-      <w:r>
-        <w:t xml:space="preserve">    </w:t>
-      </w:r>
-      <w:proofErr w:type="spellStart"/>
-      <w:r>
-        <w:t>subject_name</w:t>
-      </w:r>
-      <w:proofErr w:type="spellEnd"/>
-      <w:r>
-        <w:t xml:space="preserve"> </w:t>
-      </w:r>
-      <w:proofErr w:type="gramStart"/>
-      <w:r>
-        <w:t>VARCHAR(</w:t>
-      </w:r>
-      <w:proofErr w:type="gramEnd"/>
-      <w:r>
-        <w:t>255) NOT NULL,</w:t>
-      </w:r>
-    </w:p>
-    <w:p>
-      <w:r>
-        <w:t xml:space="preserve">    </w:t>
-      </w:r>
-      <w:proofErr w:type="spellStart"/>
-      <w:r>
-        <w:t>subject_code</w:t>
-      </w:r>
-      <w:proofErr w:type="spellEnd"/>
-      <w:r>
-        <w:t xml:space="preserve"> </w:t>
-      </w:r>
-      <w:proofErr w:type="gramStart"/>
-      <w:r>
-        <w:t>VARCHAR(</w:t>
-      </w:r>
-      <w:proofErr w:type="gramEnd"/>
-      <w:r>
-        <w:t>50),</w:t>
-      </w:r>
-    </w:p>
-    <w:p>
-      <w:r>
-        <w:t xml:space="preserve">    description TEXT,</w:t>
-      </w:r>
-    </w:p>
-    <w:p>
-      <w:r>
-        <w:t xml:space="preserve">    </w:t>
-      </w:r>
-      <w:proofErr w:type="spellStart"/>
-      <w:r>
-        <w:t>grade_level</w:t>
-      </w:r>
-      <w:proofErr w:type="spellEnd"/>
-      <w:r>
-        <w:t xml:space="preserve"> </w:t>
-      </w:r>
-      <w:proofErr w:type="gramStart"/>
-      <w:r>
-        <w:t>VARCHAR(</w:t>
-      </w:r>
-      <w:proofErr w:type="gramEnd"/>
-      <w:r>
-        <w:t>10), -- 'R', '1', '2', '3' or 'R-3'</w:t>
-      </w:r>
-    </w:p>
-    <w:p>
-      <w:r>
-        <w:t xml:space="preserve">    </w:t>
-      </w:r>
-      <w:proofErr w:type="spellStart"/>
-      <w:r>
-        <w:t>is_active</w:t>
-      </w:r>
-      <w:proofErr w:type="spellEnd"/>
-      <w:r>
-        <w:t xml:space="preserve"> BOOLEAN DEFAULT true,</w:t>
-      </w:r>
-    </w:p>
-    <w:p>
-      <w:r>
-        <w:t xml:space="preserve">    </w:t>
-      </w:r>
-      <w:proofErr w:type="spellStart"/>
-      <w:r>
-        <w:t>created_at</w:t>
-      </w:r>
-      <w:proofErr w:type="spellEnd"/>
-      <w:r>
-        <w:t xml:space="preserve"> TIMESTAMP DEFAULT CURRENT_TIMESTAMP,</w:t>
-      </w:r>
-    </w:p>
-    <w:p>
-      <w:r>
-        <w:t xml:space="preserve">    </w:t>
-      </w:r>
-      <w:proofErr w:type="gramStart"/>
-      <w:r>
-        <w:t>UNIQUE(</w:t>
-      </w:r>
-      <w:proofErr w:type="spellStart"/>
-      <w:proofErr w:type="gramEnd"/>
-      <w:r>
-        <w:t>curriculum_id</w:t>
-      </w:r>
-      <w:proofErr w:type="spellEnd"/>
-      <w:r>
-        <w:t xml:space="preserve">, </w:t>
-      </w:r>
-      <w:proofErr w:type="spellStart"/>
-      <w:r>
-        <w:t>subject_name</w:t>
-      </w:r>
-      <w:proofErr w:type="spellEnd"/>
-      <w:r>
-        <w:t xml:space="preserve">, </w:t>
-      </w:r>
-      <w:proofErr w:type="spellStart"/>
-      <w:r>
-        <w:t>grade_level</w:t>
-      </w:r>
-      <w:proofErr w:type="spellEnd"/>
-      <w:r>
-        <w:t>)</w:t>
-      </w:r>
-    </w:p>
-    <w:p>
-      <w:r>
-        <w:t>);</w:t>
-      </w:r>
-    </w:p>
-    <w:p/>
-    <w:p>
-      <w:r>
-        <w:t>-- Topics</w:t>
-      </w:r>
-    </w:p>
-    <w:p>
-      <w:r>
-        <w:t>CREATE TABLE topics (</w:t>
-      </w:r>
-    </w:p>
-    <w:p>
-      <w:r>
-        <w:t xml:space="preserve">    </w:t>
-      </w:r>
-      <w:proofErr w:type="spellStart"/>
-      <w:r>
-        <w:t>topic_id</w:t>
-      </w:r>
-      <w:proofErr w:type="spellEnd"/>
-      <w:r>
-        <w:t xml:space="preserve"> UUID PRIMARY KEY DEFAULT uuid_generate_v4(),</w:t>
-      </w:r>
-    </w:p>
-    <w:p>
-      <w:r>
-        <w:t xml:space="preserve">    </w:t>
-      </w:r>
-      <w:proofErr w:type="spellStart"/>
-      <w:r>
-        <w:t>subject_id</w:t>
-      </w:r>
-      <w:proofErr w:type="spellEnd"/>
-      <w:r>
-        <w:t xml:space="preserve"> UUID REFERENCES subjects(</w:t>
-      </w:r>
-      <w:proofErr w:type="spellStart"/>
-      <w:r>
-        <w:t>subject_id</w:t>
-      </w:r>
-      <w:proofErr w:type="spellEnd"/>
-      <w:r>
-        <w:t>) ON DELETE CASCADE,</w:t>
-      </w:r>
-    </w:p>
-    <w:p>
-      <w:r>
-        <w:t xml:space="preserve">    </w:t>
-      </w:r>
-      <w:proofErr w:type="spellStart"/>
-      <w:r>
-        <w:t>topic_name</w:t>
-      </w:r>
-      <w:proofErr w:type="spellEnd"/>
-      <w:r>
-        <w:t xml:space="preserve"> </w:t>
-      </w:r>
-      <w:proofErr w:type="gramStart"/>
-      <w:r>
-        <w:t>VARCHAR(</w:t>
-      </w:r>
-      <w:proofErr w:type="gramEnd"/>
-      <w:r>
-        <w:t>255) NOT NULL,</w:t>
-      </w:r>
-    </w:p>
-    <w:p>
-      <w:r>
-        <w:t xml:space="preserve">    </w:t>
-      </w:r>
-      <w:proofErr w:type="spellStart"/>
-      <w:r>
-        <w:t>topic_code</w:t>
-      </w:r>
-      <w:proofErr w:type="spellEnd"/>
-      <w:r>
-        <w:t xml:space="preserve"> </w:t>
-      </w:r>
-      <w:proofErr w:type="gramStart"/>
-      <w:r>
-        <w:t>VARCHAR(</w:t>
-      </w:r>
-      <w:proofErr w:type="gramEnd"/>
-      <w:r>
-        <w:t>50),</w:t>
-      </w:r>
-    </w:p>
-    <w:p>
-      <w:r>
-        <w:t xml:space="preserve">    description TEXT,</w:t>
-      </w:r>
-    </w:p>
-    <w:p>
-      <w:r>
-        <w:t xml:space="preserve">    </w:t>
-      </w:r>
-      <w:proofErr w:type="spellStart"/>
-      <w:r>
-        <w:t>learning_objectives</w:t>
-      </w:r>
-      <w:proofErr w:type="spellEnd"/>
-      <w:r>
-        <w:t xml:space="preserve"> TEXT,</w:t>
-      </w:r>
-    </w:p>
-    <w:p>
-      <w:r>
-        <w:t xml:space="preserve">    </w:t>
-      </w:r>
-      <w:proofErr w:type="spellStart"/>
-      <w:r>
-        <w:t>is_active</w:t>
-      </w:r>
-      <w:proofErr w:type="spellEnd"/>
-      <w:r>
-        <w:t xml:space="preserve"> BOOLEAN DEFAULT true,</w:t>
-      </w:r>
-    </w:p>
-    <w:p>
-      <w:r>
-        <w:t xml:space="preserve">    </w:t>
-      </w:r>
-      <w:proofErr w:type="spellStart"/>
-      <w:r>
-        <w:t>created_at</w:t>
-      </w:r>
-      <w:proofErr w:type="spellEnd"/>
-      <w:r>
-        <w:t xml:space="preserve"> TIMESTAMP DEFAULT CURRENT_TIMESTAMP,</w:t>
-      </w:r>
-    </w:p>
-    <w:p>
-      <w:r>
-        <w:t xml:space="preserve">    </w:t>
-      </w:r>
-      <w:proofErr w:type="gramStart"/>
-      <w:r>
-        <w:t>UNIQUE(</w:t>
-      </w:r>
-      <w:proofErr w:type="spellStart"/>
-      <w:proofErr w:type="gramEnd"/>
-      <w:r>
-        <w:t>subject_id</w:t>
-      </w:r>
-      <w:proofErr w:type="spellEnd"/>
-      <w:r>
-        <w:t xml:space="preserve">, </w:t>
-      </w:r>
-      <w:proofErr w:type="spellStart"/>
-      <w:r>
-        <w:t>topic_name</w:t>
-      </w:r>
-      <w:proofErr w:type="spellEnd"/>
-      <w:r>
-        <w:t>)</w:t>
+        <w:t xml:space="preserve">    learning_objectives TEXT,</w:t>
+      </w:r>
+    </w:p>
+    <w:p>
+      <w:r>
+        <w:t xml:space="preserve">    is_active BOOLEAN DEFAULT true,</w:t>
+      </w:r>
+    </w:p>
+    <w:p>
+      <w:r>
+        <w:t xml:space="preserve">    created_at TIMESTAMP DEFAULT CURRENT_TIMESTAMP,</w:t>
+      </w:r>
+    </w:p>
+    <w:p>
+      <w:r>
+        <w:t xml:space="preserve">    UNIQUE(subject_id, topic_name)</w:t>
       </w:r>
     </w:p>
     <w:p>
@@ -7860,193 +6807,52 @@
     </w:p>
     <w:p>
       <w:r>
-        <w:t xml:space="preserve">CREATE TABLE </w:t>
-      </w:r>
-      <w:proofErr w:type="spellStart"/>
-      <w:r>
-        <w:t>school_curriculum_assignments</w:t>
-      </w:r>
-      <w:proofErr w:type="spellEnd"/>
-      <w:r>
-        <w:t xml:space="preserve"> (</w:t>
-      </w:r>
-    </w:p>
-    <w:p>
-      <w:r>
-        <w:t xml:space="preserve">    </w:t>
-      </w:r>
-      <w:proofErr w:type="spellStart"/>
-      <w:r>
-        <w:t>assignment_id</w:t>
-      </w:r>
-      <w:proofErr w:type="spellEnd"/>
-      <w:r>
-        <w:t xml:space="preserve"> UUID PRIMARY KEY DEFAULT uuid_generate_v4(),</w:t>
-      </w:r>
-    </w:p>
-    <w:p>
-      <w:r>
-        <w:t xml:space="preserve">    </w:t>
-      </w:r>
-      <w:proofErr w:type="spellStart"/>
-      <w:r>
-        <w:t>school_id</w:t>
-      </w:r>
-      <w:proofErr w:type="spellEnd"/>
-      <w:r>
-        <w:t xml:space="preserve"> UUID REFERENCES schools(</w:t>
-      </w:r>
-      <w:proofErr w:type="spellStart"/>
-      <w:r>
-        <w:t>school_id</w:t>
-      </w:r>
-      <w:proofErr w:type="spellEnd"/>
-      <w:r>
-        <w:t>) ON DELETE CASCADE,</w:t>
-      </w:r>
-    </w:p>
-    <w:p>
-      <w:r>
-        <w:t xml:space="preserve">    </w:t>
-      </w:r>
-      <w:proofErr w:type="spellStart"/>
-      <w:r>
-        <w:t>curriculum_id</w:t>
-      </w:r>
-      <w:proofErr w:type="spellEnd"/>
-      <w:r>
-        <w:t xml:space="preserve"> UUID REFERENCES curricula(</w:t>
-      </w:r>
-      <w:proofErr w:type="spellStart"/>
-      <w:r>
-        <w:t>curriculum_id</w:t>
-      </w:r>
-      <w:proofErr w:type="spellEnd"/>
-      <w:r>
-        <w:t>) ON DELETE CASCADE,</w:t>
-      </w:r>
-    </w:p>
-    <w:p>
-      <w:r>
-        <w:t xml:space="preserve">    </w:t>
-      </w:r>
-      <w:proofErr w:type="spellStart"/>
-      <w:r>
-        <w:t>grade_level</w:t>
-      </w:r>
-      <w:proofErr w:type="spellEnd"/>
-      <w:r>
-        <w:t xml:space="preserve"> </w:t>
-      </w:r>
-      <w:proofErr w:type="gramStart"/>
-      <w:r>
-        <w:t>VARCHAR(</w:t>
-      </w:r>
-      <w:proofErr w:type="gramEnd"/>
-      <w:r>
-        <w:t>10) NOT NULL,</w:t>
-      </w:r>
-    </w:p>
-    <w:p>
-      <w:r>
-        <w:t xml:space="preserve">    </w:t>
-      </w:r>
-      <w:proofErr w:type="spellStart"/>
-      <w:r>
-        <w:t>academic_year</w:t>
-      </w:r>
-      <w:proofErr w:type="spellEnd"/>
-      <w:r>
-        <w:t xml:space="preserve"> INTEGER NOT NULL,</w:t>
-      </w:r>
-    </w:p>
-    <w:p>
-      <w:r>
-        <w:t xml:space="preserve">    </w:t>
-      </w:r>
-      <w:proofErr w:type="spellStart"/>
-      <w:r>
-        <w:t>is_active</w:t>
-      </w:r>
-      <w:proofErr w:type="spellEnd"/>
-      <w:r>
-        <w:t xml:space="preserve"> BOOLEAN DEFAULT true,</w:t>
-      </w:r>
-    </w:p>
-    <w:p>
-      <w:r>
-        <w:t xml:space="preserve">    </w:t>
-      </w:r>
-      <w:proofErr w:type="spellStart"/>
-      <w:r>
-        <w:t>assigned_by</w:t>
-      </w:r>
-      <w:proofErr w:type="spellEnd"/>
-      <w:r>
-        <w:t xml:space="preserve"> UUID REFERENCES users(</w:t>
-      </w:r>
-      <w:proofErr w:type="spellStart"/>
-      <w:r>
-        <w:t>user_id</w:t>
-      </w:r>
-      <w:proofErr w:type="spellEnd"/>
-      <w:r>
-        <w:t>),</w:t>
-      </w:r>
-    </w:p>
-    <w:p>
-      <w:r>
-        <w:t xml:space="preserve">    </w:t>
-      </w:r>
-      <w:proofErr w:type="spellStart"/>
-      <w:r>
-        <w:t>assigned_at</w:t>
-      </w:r>
-      <w:proofErr w:type="spellEnd"/>
-      <w:r>
-        <w:t xml:space="preserve"> TIMESTAMP DEFAULT CURRENT_TIMESTAMP,</w:t>
-      </w:r>
-    </w:p>
-    <w:p>
-      <w:r>
-        <w:t xml:space="preserve">    </w:t>
-      </w:r>
-      <w:proofErr w:type="gramStart"/>
-      <w:r>
-        <w:t>UNIQUE(</w:t>
-      </w:r>
-      <w:proofErr w:type="spellStart"/>
-      <w:proofErr w:type="gramEnd"/>
-      <w:r>
-        <w:t>school_id</w:t>
-      </w:r>
-      <w:proofErr w:type="spellEnd"/>
-      <w:r>
-        <w:t xml:space="preserve">, </w:t>
-      </w:r>
-      <w:proofErr w:type="spellStart"/>
-      <w:r>
-        <w:t>curriculum_id</w:t>
-      </w:r>
-      <w:proofErr w:type="spellEnd"/>
-      <w:r>
-        <w:t xml:space="preserve">, </w:t>
-      </w:r>
-      <w:proofErr w:type="spellStart"/>
-      <w:r>
-        <w:t>grade_level</w:t>
-      </w:r>
-      <w:proofErr w:type="spellEnd"/>
-      <w:r>
-        <w:t xml:space="preserve">, </w:t>
-      </w:r>
-      <w:proofErr w:type="spellStart"/>
-      <w:r>
-        <w:t>academic_year</w:t>
-      </w:r>
-      <w:proofErr w:type="spellEnd"/>
-      <w:r>
-        <w:t>)</w:t>
+        <w:t>CREATE TABLE school_curriculum_assignments (</w:t>
+      </w:r>
+    </w:p>
+    <w:p>
+      <w:r>
+        <w:t xml:space="preserve">    assignment_id UUID PRIMARY KEY DEFAULT uuid_generate_v4(),</w:t>
+      </w:r>
+    </w:p>
+    <w:p>
+      <w:r>
+        <w:t xml:space="preserve">    school_id UUID REFERENCES schools(school_id) ON DELETE CASCADE,</w:t>
+      </w:r>
+    </w:p>
+    <w:p>
+      <w:r>
+        <w:t xml:space="preserve">    curriculum_id UUID REFERENCES curricula(curriculum_id) ON DELETE CASCADE,</w:t>
+      </w:r>
+    </w:p>
+    <w:p>
+      <w:r>
+        <w:t xml:space="preserve">    grade_level VARCHAR(10) NOT NULL,</w:t>
+      </w:r>
+    </w:p>
+    <w:p>
+      <w:r>
+        <w:t xml:space="preserve">    academic_year INTEGER NOT NULL,</w:t>
+      </w:r>
+    </w:p>
+    <w:p>
+      <w:r>
+        <w:t xml:space="preserve">    is_active BOOLEAN DEFAULT true,</w:t>
+      </w:r>
+    </w:p>
+    <w:p>
+      <w:r>
+        <w:t xml:space="preserve">    assigned_by UUID REFERENCES users(user_id),</w:t>
+      </w:r>
+    </w:p>
+    <w:p>
+      <w:r>
+        <w:t xml:space="preserve">    assigned_at TIMESTAMP DEFAULT CURRENT_TIMESTAMP,</w:t>
+      </w:r>
+    </w:p>
+    <w:p>
+      <w:r>
+        <w:t xml:space="preserve">    UNIQUE(school_id, curriculum_id, grade_level, academic_year)</w:t>
       </w:r>
     </w:p>
     <w:p>
@@ -8067,233 +6873,68 @@
     </w:p>
     <w:p>
       <w:r>
-        <w:t xml:space="preserve">    </w:t>
-      </w:r>
-      <w:proofErr w:type="spellStart"/>
-      <w:r>
-        <w:t>class_id</w:t>
-      </w:r>
-      <w:proofErr w:type="spellEnd"/>
-      <w:r>
-        <w:t xml:space="preserve"> UUID PRIMARY KEY DEFAULT uuid_generate_v4(),</w:t>
-      </w:r>
-    </w:p>
-    <w:p>
-      <w:r>
-        <w:t xml:space="preserve">    </w:t>
-      </w:r>
-      <w:proofErr w:type="spellStart"/>
-      <w:r>
-        <w:t>school_id</w:t>
-      </w:r>
-      <w:proofErr w:type="spellEnd"/>
-      <w:r>
-        <w:t xml:space="preserve"> UUID REFERENCES schools(</w:t>
-      </w:r>
-      <w:proofErr w:type="spellStart"/>
-      <w:r>
-        <w:t>school_id</w:t>
-      </w:r>
-      <w:proofErr w:type="spellEnd"/>
-      <w:r>
-        <w:t>) ON DELETE CASCADE,</w:t>
-      </w:r>
-    </w:p>
-    <w:p>
-      <w:r>
-        <w:t xml:space="preserve">    </w:t>
-      </w:r>
-      <w:proofErr w:type="spellStart"/>
-      <w:r>
-        <w:t>class_name</w:t>
-      </w:r>
-      <w:proofErr w:type="spellEnd"/>
-      <w:r>
-        <w:t xml:space="preserve"> </w:t>
-      </w:r>
-      <w:proofErr w:type="gramStart"/>
-      <w:r>
-        <w:t>VARCHAR(</w:t>
-      </w:r>
-      <w:proofErr w:type="gramEnd"/>
-      <w:r>
-        <w:t>100) NOT NULL,</w:t>
-      </w:r>
-    </w:p>
-    <w:p>
-      <w:r>
-        <w:t xml:space="preserve">    </w:t>
-      </w:r>
-      <w:proofErr w:type="spellStart"/>
-      <w:r>
-        <w:t>grade_level</w:t>
-      </w:r>
-      <w:proofErr w:type="spellEnd"/>
-      <w:r>
-        <w:t xml:space="preserve"> </w:t>
-      </w:r>
-      <w:proofErr w:type="gramStart"/>
-      <w:r>
-        <w:t>VARCHAR(</w:t>
-      </w:r>
-      <w:proofErr w:type="gramEnd"/>
-      <w:r>
-        <w:t>10) NOT NULL, -- 'R', '1', '2', '3'</w:t>
-      </w:r>
-    </w:p>
-    <w:p>
-      <w:r>
-        <w:t xml:space="preserve">    </w:t>
-      </w:r>
-      <w:proofErr w:type="spellStart"/>
-      <w:r>
-        <w:t>academic_year</w:t>
-      </w:r>
-      <w:proofErr w:type="spellEnd"/>
-      <w:r>
-        <w:t xml:space="preserve"> INTEGER NOT NULL,</w:t>
-      </w:r>
-    </w:p>
-    <w:p>
-      <w:r>
-        <w:t xml:space="preserve">    </w:t>
-      </w:r>
-      <w:proofErr w:type="spellStart"/>
-      <w:r>
-        <w:t>term_number</w:t>
-      </w:r>
-      <w:proofErr w:type="spellEnd"/>
-      <w:r>
-        <w:t xml:space="preserve"> </w:t>
-      </w:r>
-      <w:proofErr w:type="spellStart"/>
-      <w:r>
-        <w:t>term_number</w:t>
-      </w:r>
-      <w:proofErr w:type="spellEnd"/>
-      <w:r>
-        <w:t xml:space="preserve"> DEFAULT '1',</w:t>
-      </w:r>
-    </w:p>
-    <w:p>
-      <w:r>
-        <w:t xml:space="preserve">    </w:t>
-      </w:r>
-      <w:proofErr w:type="spellStart"/>
-      <w:r>
-        <w:t>primary_teacher_id</w:t>
-      </w:r>
-      <w:proofErr w:type="spellEnd"/>
-      <w:r>
-        <w:t xml:space="preserve"> UUID REFERENCES users(</w:t>
-      </w:r>
-      <w:proofErr w:type="spellStart"/>
-      <w:r>
-        <w:t>user_id</w:t>
-      </w:r>
-      <w:proofErr w:type="spellEnd"/>
-      <w:r>
-        <w:t>),</w:t>
-      </w:r>
-    </w:p>
-    <w:p>
-      <w:r>
-        <w:t xml:space="preserve">    </w:t>
-      </w:r>
-      <w:proofErr w:type="spellStart"/>
-      <w:r>
-        <w:t>max_capacity</w:t>
-      </w:r>
-      <w:proofErr w:type="spellEnd"/>
-      <w:r>
-        <w:t xml:space="preserve"> INTEGER DEFAULT 30,</w:t>
-      </w:r>
-    </w:p>
-    <w:p>
-      <w:r>
-        <w:t xml:space="preserve">    </w:t>
-      </w:r>
-      <w:proofErr w:type="spellStart"/>
-      <w:r>
-        <w:t>current_enrollment</w:t>
-      </w:r>
-      <w:proofErr w:type="spellEnd"/>
-      <w:r>
-        <w:t xml:space="preserve"> INTEGER DEFAULT 0,</w:t>
-      </w:r>
-    </w:p>
-    <w:p>
-      <w:r>
-        <w:t xml:space="preserve">    </w:t>
-      </w:r>
-      <w:proofErr w:type="spellStart"/>
-      <w:r>
-        <w:t>is_active</w:t>
-      </w:r>
-      <w:proofErr w:type="spellEnd"/>
-      <w:r>
-        <w:t xml:space="preserve"> BOOLEAN DEFAULT true,</w:t>
+        <w:t xml:space="preserve">    class_id UUID PRIMARY KEY DEFAULT uuid_generate_v4(),</w:t>
+      </w:r>
+    </w:p>
+    <w:p>
+      <w:r>
+        <w:t xml:space="preserve">    school_id UUID REFERENCES schools(school_id) ON DELETE CASCADE,</w:t>
+      </w:r>
+    </w:p>
+    <w:p>
+      <w:r>
+        <w:t xml:space="preserve">    class_name VARCHAR(100) NOT NULL,</w:t>
+      </w:r>
+    </w:p>
+    <w:p>
+      <w:r>
+        <w:t xml:space="preserve">    grade_level VARCHAR(10) NOT NULL, -- 'R', '1', '2', '3'</w:t>
+      </w:r>
+    </w:p>
+    <w:p>
+      <w:r>
+        <w:t xml:space="preserve">    academic_year INTEGER NOT NULL,</w:t>
+      </w:r>
+    </w:p>
+    <w:p>
+      <w:r>
+        <w:t xml:space="preserve">    term_number term_number DEFAULT '1',</w:t>
+      </w:r>
+    </w:p>
+    <w:p>
+      <w:r>
+        <w:t xml:space="preserve">    primary_teacher_id UUID REFERENCES users(user_id),</w:t>
+      </w:r>
+    </w:p>
+    <w:p>
+      <w:r>
+        <w:t xml:space="preserve">    max_capacity INTEGER DEFAULT 30,</w:t>
+      </w:r>
+    </w:p>
+    <w:p>
+      <w:r>
+        <w:t xml:space="preserve">    current_enrollment INTEGER DEFAULT 0,</w:t>
+      </w:r>
+    </w:p>
+    <w:p>
+      <w:r>
+        <w:t xml:space="preserve">    is_active BOOLEAN DEFAULT true,</w:t>
       </w:r>
     </w:p>
     <w:p>
       <w:r>
         <w:lastRenderedPageBreak/>
-        <w:t xml:space="preserve">    </w:t>
-      </w:r>
-      <w:proofErr w:type="spellStart"/>
-      <w:r>
-        <w:t>created_at</w:t>
-      </w:r>
-      <w:proofErr w:type="spellEnd"/>
-      <w:r>
-        <w:t xml:space="preserve"> TIMESTAMP DEFAULT CURRENT_TIMESTAMP,</w:t>
-      </w:r>
-    </w:p>
-    <w:p>
-      <w:r>
-        <w:t xml:space="preserve">    </w:t>
-      </w:r>
-      <w:proofErr w:type="spellStart"/>
-      <w:r>
-        <w:t>updated_at</w:t>
-      </w:r>
-      <w:proofErr w:type="spellEnd"/>
-      <w:r>
-        <w:t xml:space="preserve"> TIMESTAMP DEFAULT CURRENT_TIMESTAMP,</w:t>
-      </w:r>
-    </w:p>
-    <w:p>
-      <w:r>
-        <w:t xml:space="preserve">    </w:t>
-      </w:r>
-      <w:proofErr w:type="gramStart"/>
-      <w:r>
-        <w:t>UNIQUE(</w:t>
-      </w:r>
-      <w:proofErr w:type="spellStart"/>
-      <w:proofErr w:type="gramEnd"/>
-      <w:r>
-        <w:t>school_id</w:t>
-      </w:r>
-      <w:proofErr w:type="spellEnd"/>
-      <w:r>
-        <w:t xml:space="preserve">, </w:t>
-      </w:r>
-      <w:proofErr w:type="spellStart"/>
-      <w:r>
-        <w:t>class_name</w:t>
-      </w:r>
-      <w:proofErr w:type="spellEnd"/>
-      <w:r>
-        <w:t xml:space="preserve">, </w:t>
-      </w:r>
-      <w:proofErr w:type="spellStart"/>
-      <w:r>
-        <w:t>academic_year</w:t>
-      </w:r>
-      <w:proofErr w:type="spellEnd"/>
-      <w:r>
-        <w:t>)</w:t>
+        <w:t xml:space="preserve">    created_at TIMESTAMP DEFAULT CURRENT_TIMESTAMP,</w:t>
+      </w:r>
+    </w:p>
+    <w:p>
+      <w:r>
+        <w:t xml:space="preserve">    updated_at TIMESTAMP DEFAULT CURRENT_TIMESTAMP,</w:t>
+      </w:r>
+    </w:p>
+    <w:p>
+      <w:r>
+        <w:t xml:space="preserve">    UNIQUE(school_id, class_name, academic_year)</w:t>
       </w:r>
     </w:p>
     <w:p>
@@ -8309,143 +6950,42 @@
     </w:p>
     <w:p>
       <w:r>
-        <w:t xml:space="preserve">CREATE TABLE </w:t>
-      </w:r>
-      <w:proofErr w:type="spellStart"/>
-      <w:r>
-        <w:t>class_teacher_assignments</w:t>
-      </w:r>
-      <w:proofErr w:type="spellEnd"/>
-      <w:r>
-        <w:t xml:space="preserve"> (</w:t>
-      </w:r>
-    </w:p>
-    <w:p>
-      <w:r>
-        <w:t xml:space="preserve">    </w:t>
-      </w:r>
-      <w:proofErr w:type="spellStart"/>
-      <w:r>
-        <w:t>assignment_id</w:t>
-      </w:r>
-      <w:proofErr w:type="spellEnd"/>
-      <w:r>
-        <w:t xml:space="preserve"> UUID PRIMARY KEY DEFAULT uuid_generate_v4(),</w:t>
-      </w:r>
-    </w:p>
-    <w:p>
-      <w:r>
-        <w:t xml:space="preserve">    </w:t>
-      </w:r>
-      <w:proofErr w:type="spellStart"/>
-      <w:r>
-        <w:t>class_id</w:t>
-      </w:r>
-      <w:proofErr w:type="spellEnd"/>
-      <w:r>
-        <w:t xml:space="preserve"> UUID REFERENCES classes(</w:t>
-      </w:r>
-      <w:proofErr w:type="spellStart"/>
-      <w:r>
-        <w:t>class_id</w:t>
-      </w:r>
-      <w:proofErr w:type="spellEnd"/>
-      <w:r>
-        <w:t>) ON DELETE CASCADE,</w:t>
-      </w:r>
-    </w:p>
-    <w:p>
-      <w:r>
-        <w:t xml:space="preserve">    </w:t>
-      </w:r>
-      <w:proofErr w:type="spellStart"/>
-      <w:r>
-        <w:t>teacher_id</w:t>
-      </w:r>
-      <w:proofErr w:type="spellEnd"/>
-      <w:r>
-        <w:t xml:space="preserve"> UUID REFERENCES users(</w:t>
-      </w:r>
-      <w:proofErr w:type="spellStart"/>
-      <w:r>
-        <w:t>user_id</w:t>
-      </w:r>
-      <w:proofErr w:type="spellEnd"/>
-      <w:r>
-        <w:t>) ON DELETE CASCADE,</w:t>
-      </w:r>
-    </w:p>
-    <w:p>
-      <w:r>
-        <w:t xml:space="preserve">    </w:t>
-      </w:r>
-      <w:proofErr w:type="spellStart"/>
-      <w:r>
-        <w:t>is_primary</w:t>
-      </w:r>
-      <w:proofErr w:type="spellEnd"/>
-      <w:r>
-        <w:t xml:space="preserve"> BOOLEAN DEFAULT false,</w:t>
-      </w:r>
-    </w:p>
-    <w:p>
-      <w:r>
-        <w:t xml:space="preserve">    </w:t>
-      </w:r>
-      <w:proofErr w:type="spellStart"/>
-      <w:r>
-        <w:t>assigned_at</w:t>
-      </w:r>
-      <w:proofErr w:type="spellEnd"/>
-      <w:r>
-        <w:t xml:space="preserve"> TIMESTAMP DEFAULT CURRENT_TIMESTAMP,</w:t>
-      </w:r>
-    </w:p>
-    <w:p>
-      <w:r>
-        <w:t xml:space="preserve">    </w:t>
-      </w:r>
-      <w:proofErr w:type="spellStart"/>
-      <w:r>
-        <w:t>assigned_by</w:t>
-      </w:r>
-      <w:proofErr w:type="spellEnd"/>
-      <w:r>
-        <w:t xml:space="preserve"> UUID REFERENCES users(</w:t>
-      </w:r>
-      <w:proofErr w:type="spellStart"/>
-      <w:r>
-        <w:t>user_id</w:t>
-      </w:r>
-      <w:proofErr w:type="spellEnd"/>
-      <w:r>
-        <w:t>),</w:t>
-      </w:r>
-    </w:p>
-    <w:p>
-      <w:r>
-        <w:t xml:space="preserve">    </w:t>
-      </w:r>
-      <w:proofErr w:type="gramStart"/>
-      <w:r>
-        <w:t>UNIQUE(</w:t>
-      </w:r>
-      <w:proofErr w:type="spellStart"/>
-      <w:proofErr w:type="gramEnd"/>
-      <w:r>
-        <w:t>class_id</w:t>
-      </w:r>
-      <w:proofErr w:type="spellEnd"/>
-      <w:r>
-        <w:t xml:space="preserve">, </w:t>
-      </w:r>
-      <w:proofErr w:type="spellStart"/>
-      <w:r>
-        <w:t>teacher_id</w:t>
-      </w:r>
-      <w:proofErr w:type="spellEnd"/>
-      <w:r>
-        <w:t>)</w:t>
+        <w:t>CREATE TABLE class_teacher_assignments (</w:t>
+      </w:r>
+    </w:p>
+    <w:p>
+      <w:r>
+        <w:t xml:space="preserve">    assignment_id UUID PRIMARY KEY DEFAULT uuid_generate_v4(),</w:t>
+      </w:r>
+    </w:p>
+    <w:p>
+      <w:r>
+        <w:t xml:space="preserve">    class_id UUID REFERENCES classes(class_id) ON DELETE CASCADE,</w:t>
+      </w:r>
+    </w:p>
+    <w:p>
+      <w:r>
+        <w:t xml:space="preserve">    teacher_id UUID REFERENCES users(user_id) ON DELETE CASCADE,</w:t>
+      </w:r>
+    </w:p>
+    <w:p>
+      <w:r>
+        <w:t xml:space="preserve">    is_primary BOOLEAN DEFAULT false,</w:t>
+      </w:r>
+    </w:p>
+    <w:p>
+      <w:r>
+        <w:t xml:space="preserve">    assigned_at TIMESTAMP DEFAULT CURRENT_TIMESTAMP,</w:t>
+      </w:r>
+    </w:p>
+    <w:p>
+      <w:r>
+        <w:t xml:space="preserve">    assigned_by UUID REFERENCES users(user_id),</w:t>
+      </w:r>
+    </w:p>
+    <w:p>
+      <w:r>
+        <w:t xml:space="preserve">    UNIQUE(class_id, teacher_id)</w:t>
       </w:r>
     </w:p>
     <w:p>
@@ -8466,288 +7006,88 @@
     </w:p>
     <w:p>
       <w:r>
-        <w:t xml:space="preserve">    </w:t>
-      </w:r>
-      <w:proofErr w:type="spellStart"/>
-      <w:r>
-        <w:t>learner_id</w:t>
-      </w:r>
-      <w:proofErr w:type="spellEnd"/>
-      <w:r>
-        <w:t xml:space="preserve"> UUID PRIMARY KEY DEFAULT uuid_generate_v4(),</w:t>
-      </w:r>
-    </w:p>
-    <w:p>
-      <w:r>
-        <w:t xml:space="preserve">    </w:t>
-      </w:r>
-      <w:proofErr w:type="spellStart"/>
-      <w:r>
-        <w:t>user_id</w:t>
-      </w:r>
-      <w:proofErr w:type="spellEnd"/>
-      <w:r>
-        <w:t xml:space="preserve"> UUID REFERENCES users(</w:t>
-      </w:r>
-      <w:proofErr w:type="spellStart"/>
-      <w:r>
-        <w:t>user_id</w:t>
-      </w:r>
-      <w:proofErr w:type="spellEnd"/>
-      <w:r>
-        <w:t>) ON DELETE CASCADE,</w:t>
-      </w:r>
-    </w:p>
-    <w:p>
-      <w:r>
-        <w:t xml:space="preserve">    </w:t>
-      </w:r>
-      <w:proofErr w:type="spellStart"/>
-      <w:r>
-        <w:t>school_id</w:t>
-      </w:r>
-      <w:proofErr w:type="spellEnd"/>
-      <w:r>
-        <w:t xml:space="preserve"> UUID REFERENCES schools(</w:t>
-      </w:r>
-      <w:proofErr w:type="spellStart"/>
-      <w:r>
-        <w:t>school_id</w:t>
-      </w:r>
-      <w:proofErr w:type="spellEnd"/>
-      <w:r>
-        <w:t>) ON DELETE CASCADE,</w:t>
-      </w:r>
-    </w:p>
-    <w:p>
-      <w:r>
-        <w:t xml:space="preserve">    </w:t>
-      </w:r>
-      <w:proofErr w:type="spellStart"/>
-      <w:r>
-        <w:t>current_class_id</w:t>
-      </w:r>
-      <w:proofErr w:type="spellEnd"/>
-      <w:r>
-        <w:t xml:space="preserve"> UUID REFERENCES classes(</w:t>
-      </w:r>
-      <w:proofErr w:type="spellStart"/>
-      <w:r>
-        <w:t>class_id</w:t>
-      </w:r>
-      <w:proofErr w:type="spellEnd"/>
-      <w:r>
-        <w:t>) ON DELETE SET NULL,</w:t>
-      </w:r>
-    </w:p>
-    <w:p>
-      <w:r>
-        <w:t xml:space="preserve">    </w:t>
-      </w:r>
-      <w:proofErr w:type="spellStart"/>
-      <w:r>
-        <w:t>date_of_birth</w:t>
-      </w:r>
-      <w:proofErr w:type="spellEnd"/>
-      <w:r>
-        <w:t xml:space="preserve"> DATE,</w:t>
-      </w:r>
-    </w:p>
-    <w:p>
-      <w:r>
-        <w:t xml:space="preserve">    gender </w:t>
-      </w:r>
-      <w:proofErr w:type="gramStart"/>
-      <w:r>
-        <w:t>VARCHAR(</w:t>
-      </w:r>
-      <w:proofErr w:type="gramEnd"/>
-      <w:r>
-        <w:t>20),</w:t>
-      </w:r>
-    </w:p>
-    <w:p>
-      <w:r>
-        <w:t xml:space="preserve">    </w:t>
-      </w:r>
-      <w:proofErr w:type="spellStart"/>
-      <w:r>
-        <w:t>enrollment_date</w:t>
-      </w:r>
-      <w:proofErr w:type="spellEnd"/>
-      <w:r>
-        <w:t xml:space="preserve"> DATE DEFAULT CURRENT_DATE,</w:t>
-      </w:r>
-    </w:p>
-    <w:p>
-      <w:r>
-        <w:t xml:space="preserve">    </w:t>
-      </w:r>
-      <w:proofErr w:type="spellStart"/>
-      <w:r>
-        <w:t>academic_status</w:t>
-      </w:r>
-      <w:proofErr w:type="spellEnd"/>
-      <w:r>
-        <w:t xml:space="preserve"> </w:t>
-      </w:r>
-      <w:proofErr w:type="spellStart"/>
-      <w:r>
-        <w:t>academic_status</w:t>
-      </w:r>
-      <w:proofErr w:type="spellEnd"/>
-      <w:r>
-        <w:t xml:space="preserve"> DEFAULT 'active',</w:t>
-      </w:r>
-    </w:p>
-    <w:p>
-      <w:r>
-        <w:t xml:space="preserve">    </w:t>
-      </w:r>
-      <w:proofErr w:type="spellStart"/>
-      <w:r>
-        <w:t>previous_class_id</w:t>
-      </w:r>
-      <w:proofErr w:type="spellEnd"/>
-      <w:r>
-        <w:t xml:space="preserve"> UUID REFERENCES classes(</w:t>
-      </w:r>
-      <w:proofErr w:type="spellStart"/>
-      <w:r>
-        <w:t>class_id</w:t>
-      </w:r>
-      <w:proofErr w:type="spellEnd"/>
-      <w:r>
-        <w:t>),</w:t>
-      </w:r>
-    </w:p>
-    <w:p>
-      <w:r>
-        <w:t xml:space="preserve">    </w:t>
-      </w:r>
-      <w:proofErr w:type="spellStart"/>
-      <w:r>
-        <w:t>has_special_needs</w:t>
-      </w:r>
-      <w:proofErr w:type="spellEnd"/>
-      <w:r>
-        <w:t xml:space="preserve"> BOOLEAN DEFAULT false,</w:t>
-      </w:r>
-    </w:p>
-    <w:p>
-      <w:r>
-        <w:t xml:space="preserve">    </w:t>
-      </w:r>
-      <w:proofErr w:type="spellStart"/>
-      <w:r>
-        <w:t>special_needs_notes</w:t>
-      </w:r>
-      <w:proofErr w:type="spellEnd"/>
-      <w:r>
-        <w:t xml:space="preserve"> TEXT,</w:t>
-      </w:r>
-    </w:p>
-    <w:p>
-      <w:r>
-        <w:t xml:space="preserve">    </w:t>
-      </w:r>
-      <w:proofErr w:type="spellStart"/>
-      <w:r>
-        <w:t>medical_notes</w:t>
-      </w:r>
-      <w:proofErr w:type="spellEnd"/>
-      <w:r>
-        <w:t xml:space="preserve"> TEXT,</w:t>
-      </w:r>
-    </w:p>
-    <w:p>
-      <w:r>
-        <w:t xml:space="preserve">    </w:t>
-      </w:r>
-      <w:proofErr w:type="spellStart"/>
-      <w:r>
-        <w:t>guardian_name</w:t>
-      </w:r>
-      <w:proofErr w:type="spellEnd"/>
-      <w:r>
-        <w:t xml:space="preserve"> </w:t>
-      </w:r>
-      <w:proofErr w:type="gramStart"/>
-      <w:r>
-        <w:t>VARCHAR(</w:t>
-      </w:r>
-      <w:proofErr w:type="gramEnd"/>
-      <w:r>
-        <w:t>255),</w:t>
+        <w:t xml:space="preserve">    learner_id UUID PRIMARY KEY DEFAULT uuid_generate_v4(),</w:t>
+      </w:r>
+    </w:p>
+    <w:p>
+      <w:r>
+        <w:t xml:space="preserve">    user_id UUID REFERENCES users(user_id) ON DELETE CASCADE,</w:t>
+      </w:r>
+    </w:p>
+    <w:p>
+      <w:r>
+        <w:t xml:space="preserve">    school_id UUID REFERENCES schools(school_id) ON DELETE CASCADE,</w:t>
+      </w:r>
+    </w:p>
+    <w:p>
+      <w:r>
+        <w:t xml:space="preserve">    current_class_id UUID REFERENCES classes(class_id) ON DELETE SET NULL,</w:t>
+      </w:r>
+    </w:p>
+    <w:p>
+      <w:r>
+        <w:t xml:space="preserve">    date_of_birth DATE,</w:t>
+      </w:r>
+    </w:p>
+    <w:p>
+      <w:r>
+        <w:t xml:space="preserve">    gender VARCHAR(20),</w:t>
+      </w:r>
+    </w:p>
+    <w:p>
+      <w:r>
+        <w:t xml:space="preserve">    enrollment_date DATE DEFAULT CURRENT_DATE,</w:t>
+      </w:r>
+    </w:p>
+    <w:p>
+      <w:r>
+        <w:t xml:space="preserve">    academic_status academic_status DEFAULT 'active',</w:t>
+      </w:r>
+    </w:p>
+    <w:p>
+      <w:r>
+        <w:t xml:space="preserve">    previous_class_id UUID REFERENCES classes(class_id),</w:t>
+      </w:r>
+    </w:p>
+    <w:p>
+      <w:r>
+        <w:t xml:space="preserve">    has_special_needs BOOLEAN DEFAULT false,</w:t>
+      </w:r>
+    </w:p>
+    <w:p>
+      <w:r>
+        <w:t xml:space="preserve">    special_needs_notes TEXT,</w:t>
+      </w:r>
+    </w:p>
+    <w:p>
+      <w:r>
+        <w:t xml:space="preserve">    medical_notes TEXT,</w:t>
+      </w:r>
+    </w:p>
+    <w:p>
+      <w:r>
+        <w:t xml:space="preserve">    guardian_name VARCHAR(255),</w:t>
       </w:r>
     </w:p>
     <w:p>
       <w:r>
         <w:lastRenderedPageBreak/>
-        <w:t xml:space="preserve">    </w:t>
-      </w:r>
-      <w:proofErr w:type="spellStart"/>
-      <w:r>
-        <w:t>guardian_email</w:t>
-      </w:r>
-      <w:proofErr w:type="spellEnd"/>
-      <w:r>
-        <w:t xml:space="preserve"> </w:t>
-      </w:r>
-      <w:proofErr w:type="gramStart"/>
-      <w:r>
-        <w:t>VARCHAR(</w:t>
-      </w:r>
-      <w:proofErr w:type="gramEnd"/>
-      <w:r>
-        <w:t>255),</w:t>
-      </w:r>
-    </w:p>
-    <w:p>
-      <w:r>
-        <w:t xml:space="preserve">    </w:t>
-      </w:r>
-      <w:proofErr w:type="spellStart"/>
-      <w:r>
-        <w:t>guardian_phone</w:t>
-      </w:r>
-      <w:proofErr w:type="spellEnd"/>
-      <w:r>
-        <w:t xml:space="preserve"> </w:t>
-      </w:r>
-      <w:proofErr w:type="gramStart"/>
-      <w:r>
-        <w:t>VARCHAR(</w:t>
-      </w:r>
-      <w:proofErr w:type="gramEnd"/>
-      <w:r>
-        <w:t>50),</w:t>
-      </w:r>
-    </w:p>
-    <w:p>
-      <w:r>
-        <w:t xml:space="preserve">    </w:t>
-      </w:r>
-      <w:proofErr w:type="spellStart"/>
-      <w:r>
-        <w:t>created_at</w:t>
-      </w:r>
-      <w:proofErr w:type="spellEnd"/>
-      <w:r>
-        <w:t xml:space="preserve"> TIMESTAMP DEFAULT CURRENT_TIMESTAMP,</w:t>
-      </w:r>
-    </w:p>
-    <w:p>
-      <w:r>
-        <w:t xml:space="preserve">    </w:t>
-      </w:r>
-      <w:proofErr w:type="spellStart"/>
-      <w:r>
-        <w:t>updated_at</w:t>
-      </w:r>
-      <w:proofErr w:type="spellEnd"/>
-      <w:r>
-        <w:t xml:space="preserve"> TIMESTAMP DEFAULT CURRENT_TIMESTAMP</w:t>
+        <w:t xml:space="preserve">    guardian_email VARCHAR(255),</w:t>
+      </w:r>
+    </w:p>
+    <w:p>
+      <w:r>
+        <w:t xml:space="preserve">    guardian_phone VARCHAR(50),</w:t>
+      </w:r>
+    </w:p>
+    <w:p>
+      <w:r>
+        <w:t xml:space="preserve">    created_at TIMESTAMP DEFAULT CURRENT_TIMESTAMP,</w:t>
+      </w:r>
+    </w:p>
+    <w:p>
+      <w:r>
+        <w:t xml:space="preserve">    updated_at TIMESTAMP DEFAULT CURRENT_TIMESTAMP</w:t>
       </w:r>
     </w:p>
     <w:p>
@@ -8763,143 +7103,47 @@
     </w:p>
     <w:p>
       <w:r>
-        <w:t xml:space="preserve">CREATE TABLE </w:t>
-      </w:r>
-      <w:proofErr w:type="spellStart"/>
-      <w:r>
-        <w:t>learner_class_history</w:t>
-      </w:r>
-      <w:proofErr w:type="spellEnd"/>
-      <w:r>
-        <w:t xml:space="preserve"> (</w:t>
-      </w:r>
-    </w:p>
-    <w:p>
-      <w:r>
-        <w:t xml:space="preserve">    </w:t>
-      </w:r>
-      <w:proofErr w:type="spellStart"/>
-      <w:r>
-        <w:t>history_id</w:t>
-      </w:r>
-      <w:proofErr w:type="spellEnd"/>
-      <w:r>
-        <w:t xml:space="preserve"> UUID PRIMARY KEY DEFAULT uuid_generate_v4(),</w:t>
-      </w:r>
-    </w:p>
-    <w:p>
-      <w:r>
-        <w:t xml:space="preserve">    </w:t>
-      </w:r>
-      <w:proofErr w:type="spellStart"/>
-      <w:r>
-        <w:t>learner_id</w:t>
-      </w:r>
-      <w:proofErr w:type="spellEnd"/>
-      <w:r>
-        <w:t xml:space="preserve"> UUID REFERENCES learners(</w:t>
-      </w:r>
-      <w:proofErr w:type="spellStart"/>
-      <w:r>
-        <w:t>learner_id</w:t>
-      </w:r>
-      <w:proofErr w:type="spellEnd"/>
-      <w:r>
-        <w:t>) ON DELETE CASCADE,</w:t>
-      </w:r>
-    </w:p>
-    <w:p>
-      <w:r>
-        <w:t xml:space="preserve">    </w:t>
-      </w:r>
-      <w:proofErr w:type="spellStart"/>
-      <w:r>
-        <w:t>class_id</w:t>
-      </w:r>
-      <w:proofErr w:type="spellEnd"/>
-      <w:r>
-        <w:t xml:space="preserve"> UUID REFERENCES classes(</w:t>
-      </w:r>
-      <w:proofErr w:type="spellStart"/>
-      <w:r>
-        <w:t>class_id</w:t>
-      </w:r>
-      <w:proofErr w:type="spellEnd"/>
-      <w:r>
-        <w:t>) ON DELETE CASCADE,</w:t>
-      </w:r>
-    </w:p>
-    <w:p>
-      <w:r>
-        <w:t xml:space="preserve">    </w:t>
-      </w:r>
-      <w:proofErr w:type="spellStart"/>
-      <w:r>
-        <w:t>academic_year</w:t>
-      </w:r>
-      <w:proofErr w:type="spellEnd"/>
-      <w:r>
-        <w:t xml:space="preserve"> INTEGER NOT NULL,</w:t>
-      </w:r>
-    </w:p>
-    <w:p>
-      <w:r>
-        <w:t xml:space="preserve">    </w:t>
-      </w:r>
-      <w:proofErr w:type="spellStart"/>
-      <w:r>
-        <w:t>term_number</w:t>
-      </w:r>
-      <w:proofErr w:type="spellEnd"/>
-      <w:r>
-        <w:t xml:space="preserve"> </w:t>
-      </w:r>
-      <w:proofErr w:type="spellStart"/>
-      <w:r>
-        <w:t>term_number</w:t>
-      </w:r>
-      <w:proofErr w:type="spellEnd"/>
-      <w:r>
-        <w:t>,</w:t>
-      </w:r>
-    </w:p>
-    <w:p>
-      <w:r>
-        <w:t xml:space="preserve">    status </w:t>
-      </w:r>
-      <w:proofErr w:type="spellStart"/>
-      <w:r>
-        <w:t>academic_status</w:t>
-      </w:r>
-      <w:proofErr w:type="spellEnd"/>
-      <w:r>
-        <w:t xml:space="preserve"> DEFAULT 'active',</w:t>
-      </w:r>
-    </w:p>
-    <w:p>
-      <w:r>
-        <w:t xml:space="preserve">    </w:t>
-      </w:r>
-      <w:proofErr w:type="spellStart"/>
-      <w:r>
-        <w:t>enrolled_date</w:t>
-      </w:r>
-      <w:proofErr w:type="spellEnd"/>
-      <w:r>
-        <w:t xml:space="preserve"> DATE DEFAULT CURRENT_DATE,</w:t>
-      </w:r>
-    </w:p>
-    <w:p>
-      <w:r>
-        <w:t xml:space="preserve">    </w:t>
-      </w:r>
-      <w:proofErr w:type="spellStart"/>
-      <w:r>
-        <w:t>completed_date</w:t>
-      </w:r>
-      <w:proofErr w:type="spellEnd"/>
-      <w:r>
-        <w:t xml:space="preserve"> DATE,</w:t>
+        <w:t>CREATE TABLE learner_class_history (</w:t>
+      </w:r>
+    </w:p>
+    <w:p>
+      <w:r>
+        <w:t xml:space="preserve">    history_id UUID PRIMARY KEY DEFAULT uuid_generate_v4(),</w:t>
+      </w:r>
+    </w:p>
+    <w:p>
+      <w:r>
+        <w:t xml:space="preserve">    learner_id UUID REFERENCES learners(learner_id) ON DELETE CASCADE,</w:t>
+      </w:r>
+    </w:p>
+    <w:p>
+      <w:r>
+        <w:t xml:space="preserve">    class_id UUID REFERENCES classes(class_id) ON DELETE CASCADE,</w:t>
+      </w:r>
+    </w:p>
+    <w:p>
+      <w:r>
+        <w:t xml:space="preserve">    academic_year INTEGER NOT NULL,</w:t>
+      </w:r>
+    </w:p>
+    <w:p>
+      <w:r>
+        <w:t xml:space="preserve">    term_number term_number,</w:t>
+      </w:r>
+    </w:p>
+    <w:p>
+      <w:r>
+        <w:t xml:space="preserve">    status academic_status DEFAULT 'active',</w:t>
+      </w:r>
+    </w:p>
+    <w:p>
+      <w:r>
+        <w:t xml:space="preserve">    enrolled_date DATE DEFAULT CURRENT_DATE,</w:t>
+      </w:r>
+    </w:p>
+    <w:p>
+      <w:r>
+        <w:t xml:space="preserve">    completed_date DATE,</w:t>
       </w:r>
     </w:p>
     <w:p>
@@ -8909,15 +7153,7 @@
     </w:p>
     <w:p>
       <w:r>
-        <w:t xml:space="preserve">    </w:t>
-      </w:r>
-      <w:proofErr w:type="spellStart"/>
-      <w:r>
-        <w:t>created_at</w:t>
-      </w:r>
-      <w:proofErr w:type="spellEnd"/>
-      <w:r>
-        <w:t xml:space="preserve"> TIMESTAMP DEFAULT CURRENT_TIMESTAMP</w:t>
+        <w:t xml:space="preserve">    created_at TIMESTAMP DEFAULT CURRENT_TIMESTAMP</w:t>
       </w:r>
     </w:p>
     <w:p>
@@ -8954,163 +7190,43 @@
     </w:p>
     <w:p>
       <w:r>
-        <w:t xml:space="preserve">    </w:t>
-      </w:r>
-      <w:proofErr w:type="spellStart"/>
-      <w:r>
-        <w:t>assessment_id</w:t>
-      </w:r>
-      <w:proofErr w:type="spellEnd"/>
-      <w:r>
-        <w:t xml:space="preserve"> UUID PRIMARY KEY DEFAULT uuid_generate_v4(),</w:t>
-      </w:r>
-    </w:p>
-    <w:p>
-      <w:r>
-        <w:t xml:space="preserve">    </w:t>
-      </w:r>
-      <w:proofErr w:type="spellStart"/>
-      <w:r>
-        <w:t>class_id</w:t>
-      </w:r>
-      <w:proofErr w:type="spellEnd"/>
-      <w:r>
-        <w:t xml:space="preserve"> UUID REFERENCES classes(</w:t>
-      </w:r>
-      <w:proofErr w:type="spellStart"/>
-      <w:r>
-        <w:t>class_id</w:t>
-      </w:r>
-      <w:proofErr w:type="spellEnd"/>
-      <w:r>
-        <w:t>) ON DELETE CASCADE,</w:t>
-      </w:r>
-    </w:p>
-    <w:p>
-      <w:r>
-        <w:t xml:space="preserve">    </w:t>
-      </w:r>
-      <w:proofErr w:type="spellStart"/>
-      <w:r>
-        <w:t>teacher_id</w:t>
-      </w:r>
-      <w:proofErr w:type="spellEnd"/>
-      <w:r>
-        <w:t xml:space="preserve"> UUID REFERENCES users(</w:t>
-      </w:r>
-      <w:proofErr w:type="spellStart"/>
-      <w:r>
-        <w:t>user_id</w:t>
-      </w:r>
-      <w:proofErr w:type="spellEnd"/>
-      <w:r>
-        <w:t>),</w:t>
-      </w:r>
-    </w:p>
-    <w:p>
-      <w:r>
-        <w:t xml:space="preserve">    </w:t>
-      </w:r>
-      <w:proofErr w:type="spellStart"/>
-      <w:r>
-        <w:t>curriculum_id</w:t>
-      </w:r>
-      <w:proofErr w:type="spellEnd"/>
-      <w:r>
-        <w:t xml:space="preserve"> UUID REFERENCES curricula(</w:t>
-      </w:r>
-      <w:proofErr w:type="spellStart"/>
-      <w:r>
-        <w:t>curriculum_id</w:t>
-      </w:r>
-      <w:proofErr w:type="spellEnd"/>
-      <w:r>
-        <w:t>),</w:t>
-      </w:r>
-    </w:p>
-    <w:p>
-      <w:r>
-        <w:t xml:space="preserve">    </w:t>
-      </w:r>
-      <w:proofErr w:type="spellStart"/>
-      <w:r>
-        <w:t>subject_id</w:t>
-      </w:r>
-      <w:proofErr w:type="spellEnd"/>
-      <w:r>
-        <w:t xml:space="preserve"> UUID REFERENCES subjects(</w:t>
-      </w:r>
-      <w:proofErr w:type="spellStart"/>
-      <w:r>
-        <w:t>subject_id</w:t>
-      </w:r>
-      <w:proofErr w:type="spellEnd"/>
-      <w:r>
-        <w:t>),</w:t>
+        <w:t xml:space="preserve">    assessment_id UUID PRIMARY KEY DEFAULT uuid_generate_v4(),</w:t>
+      </w:r>
+    </w:p>
+    <w:p>
+      <w:r>
+        <w:t xml:space="preserve">    class_id UUID REFERENCES classes(class_id) ON DELETE CASCADE,</w:t>
+      </w:r>
+    </w:p>
+    <w:p>
+      <w:r>
+        <w:t xml:space="preserve">    teacher_id UUID REFERENCES users(user_id),</w:t>
+      </w:r>
+    </w:p>
+    <w:p>
+      <w:r>
+        <w:t xml:space="preserve">    curriculum_id UUID REFERENCES curricula(curriculum_id),</w:t>
+      </w:r>
+    </w:p>
+    <w:p>
+      <w:r>
+        <w:t xml:space="preserve">    subject_id UUID REFERENCES subjects(subject_id),</w:t>
       </w:r>
     </w:p>
     <w:p>
       <w:r>
         <w:lastRenderedPageBreak/>
-        <w:t xml:space="preserve">    </w:t>
-      </w:r>
-      <w:proofErr w:type="spellStart"/>
-      <w:r>
-        <w:t>topic_id</w:t>
-      </w:r>
-      <w:proofErr w:type="spellEnd"/>
-      <w:r>
-        <w:t xml:space="preserve"> UUID REFERENCES topics(</w:t>
-      </w:r>
-      <w:proofErr w:type="spellStart"/>
-      <w:r>
-        <w:t>topic_id</w:t>
-      </w:r>
-      <w:proofErr w:type="spellEnd"/>
-      <w:r>
-        <w:t>),</w:t>
-      </w:r>
-    </w:p>
-    <w:p>
-      <w:r>
-        <w:t xml:space="preserve">    </w:t>
-      </w:r>
-      <w:proofErr w:type="spellStart"/>
-      <w:r>
-        <w:t>assessment_name</w:t>
-      </w:r>
-      <w:proofErr w:type="spellEnd"/>
-      <w:r>
-        <w:t xml:space="preserve"> </w:t>
-      </w:r>
-      <w:proofErr w:type="gramStart"/>
-      <w:r>
-        <w:t>VARCHAR(</w:t>
-      </w:r>
-      <w:proofErr w:type="gramEnd"/>
-      <w:r>
-        <w:t>255) NOT NULL,</w:t>
-      </w:r>
-    </w:p>
-    <w:p>
-      <w:r>
-        <w:t xml:space="preserve">    </w:t>
-      </w:r>
-      <w:proofErr w:type="spellStart"/>
-      <w:r>
-        <w:t>assessment_type</w:t>
-      </w:r>
-      <w:proofErr w:type="spellEnd"/>
-      <w:r>
-        <w:t xml:space="preserve"> </w:t>
-      </w:r>
-      <w:proofErr w:type="spellStart"/>
-      <w:r>
-        <w:t>assessment_type</w:t>
-      </w:r>
-      <w:proofErr w:type="spellEnd"/>
-      <w:r>
-        <w:t xml:space="preserve"> NOT NULL,</w:t>
+        <w:t xml:space="preserve">    topic_id UUID REFERENCES topics(topic_id),</w:t>
+      </w:r>
+    </w:p>
+    <w:p>
+      <w:r>
+        <w:t xml:space="preserve">    assessment_name VARCHAR(255) NOT NULL,</w:t>
+      </w:r>
+    </w:p>
+    <w:p>
+      <w:r>
+        <w:t xml:space="preserve">    assessment_type assessment_type NOT NULL,</w:t>
       </w:r>
     </w:p>
     <w:p>
@@ -9120,117 +7236,37 @@
     </w:p>
     <w:p>
       <w:r>
-        <w:t xml:space="preserve">    </w:t>
-      </w:r>
-      <w:proofErr w:type="spellStart"/>
-      <w:r>
-        <w:t>total_marks</w:t>
-      </w:r>
-      <w:proofErr w:type="spellEnd"/>
-      <w:r>
-        <w:t xml:space="preserve"> </w:t>
-      </w:r>
-      <w:proofErr w:type="gramStart"/>
-      <w:r>
-        <w:t>DECIMAL(</w:t>
-      </w:r>
-      <w:proofErr w:type="gramEnd"/>
-      <w:r>
-        <w:t>5,2) NOT NULL,</w:t>
-      </w:r>
-    </w:p>
-    <w:p>
-      <w:r>
-        <w:t xml:space="preserve">    </w:t>
-      </w:r>
-      <w:proofErr w:type="spellStart"/>
-      <w:r>
-        <w:t>passing_marks</w:t>
-      </w:r>
-      <w:proofErr w:type="spellEnd"/>
-      <w:r>
-        <w:t xml:space="preserve"> </w:t>
-      </w:r>
-      <w:proofErr w:type="gramStart"/>
-      <w:r>
-        <w:t>DECIMAL(</w:t>
-      </w:r>
-      <w:proofErr w:type="gramEnd"/>
-      <w:r>
-        <w:t>5,2),</w:t>
-      </w:r>
-    </w:p>
-    <w:p>
-      <w:r>
-        <w:t xml:space="preserve">    </w:t>
-      </w:r>
-      <w:proofErr w:type="spellStart"/>
-      <w:r>
-        <w:t>term_number</w:t>
-      </w:r>
-      <w:proofErr w:type="spellEnd"/>
-      <w:r>
-        <w:t xml:space="preserve"> </w:t>
-      </w:r>
-      <w:proofErr w:type="spellStart"/>
-      <w:r>
-        <w:t>term_number</w:t>
-      </w:r>
-      <w:proofErr w:type="spellEnd"/>
-      <w:r>
-        <w:t xml:space="preserve"> NOT NULL,</w:t>
-      </w:r>
-    </w:p>
-    <w:p>
-      <w:r>
-        <w:t xml:space="preserve">    </w:t>
-      </w:r>
-      <w:proofErr w:type="spellStart"/>
-      <w:r>
-        <w:t>due_date</w:t>
-      </w:r>
-      <w:proofErr w:type="spellEnd"/>
-      <w:r>
-        <w:t xml:space="preserve"> DATE,</w:t>
-      </w:r>
-    </w:p>
-    <w:p>
-      <w:r>
-        <w:t xml:space="preserve">    </w:t>
-      </w:r>
-      <w:proofErr w:type="spellStart"/>
-      <w:r>
-        <w:t>scheduled_date</w:t>
-      </w:r>
-      <w:proofErr w:type="spellEnd"/>
-      <w:r>
-        <w:t xml:space="preserve"> DATE,</w:t>
-      </w:r>
-    </w:p>
-    <w:p>
-      <w:r>
-        <w:t xml:space="preserve">    </w:t>
-      </w:r>
-      <w:proofErr w:type="spellStart"/>
-      <w:r>
-        <w:t>created_at</w:t>
-      </w:r>
-      <w:proofErr w:type="spellEnd"/>
-      <w:r>
-        <w:t xml:space="preserve"> TIMESTAMP DEFAULT CURRENT_TIMESTAMP,</w:t>
-      </w:r>
-    </w:p>
-    <w:p>
-      <w:r>
-        <w:t xml:space="preserve">    </w:t>
-      </w:r>
-      <w:proofErr w:type="spellStart"/>
-      <w:r>
-        <w:t>updated_at</w:t>
-      </w:r>
-      <w:proofErr w:type="spellEnd"/>
-      <w:r>
-        <w:t xml:space="preserve"> TIMESTAMP DEFAULT CURRENT_TIMESTAMP</w:t>
+        <w:t xml:space="preserve">    total_marks DECIMAL(5,2) NOT NULL,</w:t>
+      </w:r>
+    </w:p>
+    <w:p>
+      <w:r>
+        <w:t xml:space="preserve">    passing_marks DECIMAL(5,2),</w:t>
+      </w:r>
+    </w:p>
+    <w:p>
+      <w:r>
+        <w:t xml:space="preserve">    term_number term_number NOT NULL,</w:t>
+      </w:r>
+    </w:p>
+    <w:p>
+      <w:r>
+        <w:t xml:space="preserve">    due_date DATE,</w:t>
+      </w:r>
+    </w:p>
+    <w:p>
+      <w:r>
+        <w:t xml:space="preserve">    scheduled_date DATE,</w:t>
+      </w:r>
+    </w:p>
+    <w:p>
+      <w:r>
+        <w:t xml:space="preserve">    created_at TIMESTAMP DEFAULT CURRENT_TIMESTAMP,</w:t>
+      </w:r>
+    </w:p>
+    <w:p>
+      <w:r>
+        <w:t xml:space="preserve">    updated_at TIMESTAMP DEFAULT CURRENT_TIMESTAMP</w:t>
       </w:r>
     </w:p>
     <w:p>
@@ -9246,138 +7282,42 @@
     </w:p>
     <w:p>
       <w:r>
-        <w:t xml:space="preserve">CREATE TABLE </w:t>
-      </w:r>
-      <w:proofErr w:type="spellStart"/>
-      <w:r>
-        <w:t>assessment_resources</w:t>
-      </w:r>
-      <w:proofErr w:type="spellEnd"/>
-      <w:r>
-        <w:t xml:space="preserve"> (</w:t>
-      </w:r>
-    </w:p>
-    <w:p>
-      <w:r>
-        <w:t xml:space="preserve">    </w:t>
-      </w:r>
-      <w:proofErr w:type="spellStart"/>
-      <w:r>
-        <w:t>resource_id</w:t>
-      </w:r>
-      <w:proofErr w:type="spellEnd"/>
-      <w:r>
-        <w:t xml:space="preserve"> UUID PRIMARY KEY DEFAULT uuid_generate_v4(),</w:t>
-      </w:r>
-    </w:p>
-    <w:p>
-      <w:r>
-        <w:t xml:space="preserve">    </w:t>
-      </w:r>
-      <w:proofErr w:type="spellStart"/>
-      <w:r>
-        <w:t>assessment_id</w:t>
-      </w:r>
-      <w:proofErr w:type="spellEnd"/>
-      <w:r>
-        <w:t xml:space="preserve"> UUID REFERENCES assessments(</w:t>
-      </w:r>
-      <w:proofErr w:type="spellStart"/>
-      <w:r>
-        <w:t>assessment_id</w:t>
-      </w:r>
-      <w:proofErr w:type="spellEnd"/>
-      <w:r>
-        <w:t>) ON DELETE CASCADE,</w:t>
-      </w:r>
-    </w:p>
-    <w:p>
-      <w:r>
-        <w:t xml:space="preserve">    </w:t>
-      </w:r>
-      <w:proofErr w:type="spellStart"/>
-      <w:r>
-        <w:t>resource_name</w:t>
-      </w:r>
-      <w:proofErr w:type="spellEnd"/>
-      <w:r>
-        <w:t xml:space="preserve"> </w:t>
-      </w:r>
-      <w:proofErr w:type="gramStart"/>
-      <w:r>
-        <w:t>VARCHAR(</w:t>
-      </w:r>
-      <w:proofErr w:type="gramEnd"/>
-      <w:r>
-        <w:t>255) NOT NULL,</w:t>
-      </w:r>
-    </w:p>
-    <w:p>
-      <w:r>
-        <w:t xml:space="preserve">    </w:t>
-      </w:r>
-      <w:proofErr w:type="spellStart"/>
-      <w:r>
-        <w:t>resource_type</w:t>
-      </w:r>
-      <w:proofErr w:type="spellEnd"/>
-      <w:r>
-        <w:t xml:space="preserve"> </w:t>
-      </w:r>
-      <w:proofErr w:type="gramStart"/>
-      <w:r>
-        <w:t>VARCHAR(</w:t>
-      </w:r>
-      <w:proofErr w:type="gramEnd"/>
-      <w:r>
-        <w:t>50), -- 'pdf', 'image', 'link', 'document'</w:t>
-      </w:r>
-    </w:p>
-    <w:p>
-      <w:r>
-        <w:t xml:space="preserve">    </w:t>
-      </w:r>
-      <w:proofErr w:type="spellStart"/>
-      <w:r>
-        <w:t>resource_url</w:t>
-      </w:r>
-      <w:proofErr w:type="spellEnd"/>
-      <w:r>
-        <w:t xml:space="preserve"> TEXT NOT NULL,</w:t>
-      </w:r>
-    </w:p>
-    <w:p>
-      <w:r>
-        <w:t xml:space="preserve">    </w:t>
-      </w:r>
-      <w:proofErr w:type="spellStart"/>
-      <w:r>
-        <w:t>uploaded_by</w:t>
-      </w:r>
-      <w:proofErr w:type="spellEnd"/>
-      <w:r>
-        <w:t xml:space="preserve"> UUID REFERENCES users(</w:t>
-      </w:r>
-      <w:proofErr w:type="spellStart"/>
-      <w:r>
-        <w:t>user_id</w:t>
-      </w:r>
-      <w:proofErr w:type="spellEnd"/>
-      <w:r>
-        <w:t>),</w:t>
-      </w:r>
-    </w:p>
-    <w:p>
-      <w:r>
-        <w:t xml:space="preserve">    </w:t>
-      </w:r>
-      <w:proofErr w:type="spellStart"/>
-      <w:r>
-        <w:t>uploaded_at</w:t>
-      </w:r>
-      <w:proofErr w:type="spellEnd"/>
-      <w:r>
-        <w:t xml:space="preserve"> TIMESTAMP DEFAULT CURRENT_TIMESTAMP</w:t>
+        <w:t>CREATE TABLE assessment_resources (</w:t>
+      </w:r>
+    </w:p>
+    <w:p>
+      <w:r>
+        <w:t xml:space="preserve">    resource_id UUID PRIMARY KEY DEFAULT uuid_generate_v4(),</w:t>
+      </w:r>
+    </w:p>
+    <w:p>
+      <w:r>
+        <w:t xml:space="preserve">    assessment_id UUID REFERENCES assessments(assessment_id) ON DELETE CASCADE,</w:t>
+      </w:r>
+    </w:p>
+    <w:p>
+      <w:r>
+        <w:t xml:space="preserve">    resource_name VARCHAR(255) NOT NULL,</w:t>
+      </w:r>
+    </w:p>
+    <w:p>
+      <w:r>
+        <w:t xml:space="preserve">    resource_type VARCHAR(50), -- 'pdf', 'image', 'link', 'document'</w:t>
+      </w:r>
+    </w:p>
+    <w:p>
+      <w:r>
+        <w:t xml:space="preserve">    resource_url TEXT NOT NULL,</w:t>
+      </w:r>
+    </w:p>
+    <w:p>
+      <w:r>
+        <w:t xml:space="preserve">    uploaded_by UUID REFERENCES users(user_id),</w:t>
+      </w:r>
+    </w:p>
+    <w:p>
+      <w:r>
+        <w:t xml:space="preserve">    uploaded_at TIMESTAMP DEFAULT CURRENT_TIMESTAMP</w:t>
       </w:r>
     </w:p>
     <w:p>
@@ -9398,225 +7338,68 @@
     </w:p>
     <w:p>
       <w:r>
-        <w:t xml:space="preserve">    </w:t>
-      </w:r>
-      <w:proofErr w:type="spellStart"/>
-      <w:r>
-        <w:t>grade_id</w:t>
-      </w:r>
-      <w:proofErr w:type="spellEnd"/>
-      <w:r>
-        <w:t xml:space="preserve"> UUID PRIMARY KEY DEFAULT uuid_generate_v4(),</w:t>
-      </w:r>
-    </w:p>
-    <w:p>
-      <w:r>
-        <w:t xml:space="preserve">    </w:t>
-      </w:r>
-      <w:proofErr w:type="spellStart"/>
-      <w:r>
-        <w:t>assessment_id</w:t>
-      </w:r>
-      <w:proofErr w:type="spellEnd"/>
-      <w:r>
-        <w:t xml:space="preserve"> UUID REFERENCES assessments(</w:t>
-      </w:r>
-      <w:proofErr w:type="spellStart"/>
-      <w:r>
-        <w:t>assessment_id</w:t>
-      </w:r>
-      <w:proofErr w:type="spellEnd"/>
-      <w:r>
-        <w:t>) ON DELETE CASCADE,</w:t>
-      </w:r>
-    </w:p>
-    <w:p>
-      <w:r>
-        <w:t xml:space="preserve">    </w:t>
-      </w:r>
-      <w:proofErr w:type="spellStart"/>
-      <w:r>
-        <w:t>learner_id</w:t>
-      </w:r>
-      <w:proofErr w:type="spellEnd"/>
-      <w:r>
-        <w:t xml:space="preserve"> UUID REFERENCES learners(</w:t>
-      </w:r>
-      <w:proofErr w:type="spellStart"/>
-      <w:r>
-        <w:t>learner_id</w:t>
-      </w:r>
-      <w:proofErr w:type="spellEnd"/>
-      <w:r>
-        <w:t>) ON DELETE CASCADE,</w:t>
-      </w:r>
-    </w:p>
-    <w:p>
-      <w:r>
-        <w:t xml:space="preserve">    </w:t>
-      </w:r>
-      <w:proofErr w:type="spellStart"/>
-      <w:r>
-        <w:t>marks_obtained</w:t>
-      </w:r>
-      <w:proofErr w:type="spellEnd"/>
-      <w:r>
-        <w:t xml:space="preserve"> </w:t>
-      </w:r>
-      <w:proofErr w:type="gramStart"/>
-      <w:r>
-        <w:t>DECIMAL(</w:t>
-      </w:r>
-      <w:proofErr w:type="gramEnd"/>
-      <w:r>
-        <w:t>5,2),</w:t>
-      </w:r>
-    </w:p>
-    <w:p>
-      <w:r>
-        <w:t xml:space="preserve">    percentage </w:t>
-      </w:r>
-      <w:proofErr w:type="gramStart"/>
-      <w:r>
-        <w:t>DECIMAL(</w:t>
-      </w:r>
-      <w:proofErr w:type="gramEnd"/>
-      <w:r>
-        <w:t>5,2),</w:t>
+        <w:t xml:space="preserve">    grade_id UUID PRIMARY KEY DEFAULT uuid_generate_v4(),</w:t>
+      </w:r>
+    </w:p>
+    <w:p>
+      <w:r>
+        <w:t xml:space="preserve">    assessment_id UUID REFERENCES assessments(assessment_id) ON DELETE CASCADE,</w:t>
+      </w:r>
+    </w:p>
+    <w:p>
+      <w:r>
+        <w:t xml:space="preserve">    learner_id UUID REFERENCES learners(learner_id) ON DELETE CASCADE,</w:t>
+      </w:r>
+    </w:p>
+    <w:p>
+      <w:r>
+        <w:t xml:space="preserve">    marks_obtained DECIMAL(5,2),</w:t>
+      </w:r>
+    </w:p>
+    <w:p>
+      <w:r>
+        <w:t xml:space="preserve">    percentage DECIMAL(5,2),</w:t>
       </w:r>
     </w:p>
     <w:p>
       <w:r>
         <w:lastRenderedPageBreak/>
-        <w:t xml:space="preserve">    </w:t>
-      </w:r>
-      <w:proofErr w:type="spellStart"/>
-      <w:r>
-        <w:t>grade_letter</w:t>
-      </w:r>
-      <w:proofErr w:type="spellEnd"/>
-      <w:r>
-        <w:t xml:space="preserve"> </w:t>
-      </w:r>
-      <w:proofErr w:type="gramStart"/>
-      <w:r>
-        <w:t>VARCHAR(</w:t>
-      </w:r>
-      <w:proofErr w:type="gramEnd"/>
-      <w:r>
-        <w:t>5),</w:t>
-      </w:r>
-    </w:p>
-    <w:p>
-      <w:r>
-        <w:t xml:space="preserve">    </w:t>
-      </w:r>
-      <w:proofErr w:type="spellStart"/>
-      <w:r>
-        <w:t>teacher_feedback</w:t>
-      </w:r>
-      <w:proofErr w:type="spellEnd"/>
-      <w:r>
-        <w:t xml:space="preserve"> TEXT,</w:t>
-      </w:r>
-    </w:p>
-    <w:p>
-      <w:r>
-        <w:t xml:space="preserve">    </w:t>
-      </w:r>
-      <w:proofErr w:type="spellStart"/>
-      <w:r>
-        <w:t>is_graded</w:t>
-      </w:r>
-      <w:proofErr w:type="spellEnd"/>
-      <w:r>
-        <w:t xml:space="preserve"> BOOLEAN DEFAULT false,</w:t>
-      </w:r>
-    </w:p>
-    <w:p>
-      <w:r>
-        <w:t xml:space="preserve">    </w:t>
-      </w:r>
-      <w:proofErr w:type="spellStart"/>
-      <w:r>
-        <w:t>graded_by</w:t>
-      </w:r>
-      <w:proofErr w:type="spellEnd"/>
-      <w:r>
-        <w:t xml:space="preserve"> UUID REFERENCES users(</w:t>
-      </w:r>
-      <w:proofErr w:type="spellStart"/>
-      <w:r>
-        <w:t>user_id</w:t>
-      </w:r>
-      <w:proofErr w:type="spellEnd"/>
-      <w:r>
-        <w:t>),</w:t>
-      </w:r>
-    </w:p>
-    <w:p>
-      <w:r>
-        <w:t xml:space="preserve">    </w:t>
-      </w:r>
-      <w:proofErr w:type="spellStart"/>
-      <w:r>
-        <w:t>graded_at</w:t>
-      </w:r>
-      <w:proofErr w:type="spellEnd"/>
-      <w:r>
-        <w:t xml:space="preserve"> TIMESTAMP,</w:t>
-      </w:r>
-    </w:p>
-    <w:p>
-      <w:r>
-        <w:t xml:space="preserve">    </w:t>
-      </w:r>
-      <w:proofErr w:type="spellStart"/>
-      <w:r>
-        <w:t>created_at</w:t>
-      </w:r>
-      <w:proofErr w:type="spellEnd"/>
-      <w:r>
-        <w:t xml:space="preserve"> TIMESTAMP DEFAULT CURRENT_TIMESTAMP,</w:t>
-      </w:r>
-    </w:p>
-    <w:p>
-      <w:r>
-        <w:t xml:space="preserve">    </w:t>
-      </w:r>
-      <w:proofErr w:type="spellStart"/>
-      <w:r>
-        <w:t>updated_at</w:t>
-      </w:r>
-      <w:proofErr w:type="spellEnd"/>
-      <w:r>
-        <w:t xml:space="preserve"> TIMESTAMP DEFAULT CURRENT_TIMESTAMP,</w:t>
-      </w:r>
-    </w:p>
-    <w:p>
-      <w:r>
-        <w:t xml:space="preserve">    </w:t>
-      </w:r>
-      <w:proofErr w:type="gramStart"/>
-      <w:r>
-        <w:t>UNIQUE(</w:t>
-      </w:r>
-      <w:proofErr w:type="spellStart"/>
-      <w:proofErr w:type="gramEnd"/>
-      <w:r>
-        <w:t>assessment_id</w:t>
-      </w:r>
-      <w:proofErr w:type="spellEnd"/>
-      <w:r>
-        <w:t xml:space="preserve">, </w:t>
-      </w:r>
-      <w:proofErr w:type="spellStart"/>
-      <w:r>
-        <w:t>learner_id</w:t>
-      </w:r>
-      <w:proofErr w:type="spellEnd"/>
-      <w:r>
-        <w:t>)</w:t>
+        <w:t xml:space="preserve">    grade_letter VARCHAR(5),</w:t>
+      </w:r>
+    </w:p>
+    <w:p>
+      <w:r>
+        <w:t xml:space="preserve">    teacher_feedback TEXT,</w:t>
+      </w:r>
+    </w:p>
+    <w:p>
+      <w:r>
+        <w:t xml:space="preserve">    is_graded BOOLEAN DEFAULT false,</w:t>
+      </w:r>
+    </w:p>
+    <w:p>
+      <w:r>
+        <w:t xml:space="preserve">    graded_by UUID REFERENCES users(user_id),</w:t>
+      </w:r>
+    </w:p>
+    <w:p>
+      <w:r>
+        <w:t xml:space="preserve">    graded_at TIMESTAMP,</w:t>
+      </w:r>
+    </w:p>
+    <w:p>
+      <w:r>
+        <w:t xml:space="preserve">    created_at TIMESTAMP DEFAULT CURRENT_TIMESTAMP,</w:t>
+      </w:r>
+    </w:p>
+    <w:p>
+      <w:r>
+        <w:t xml:space="preserve">    updated_at TIMESTAMP DEFAULT CURRENT_TIMESTAMP,</w:t>
+      </w:r>
+    </w:p>
+    <w:p>
+      <w:r>
+        <w:t xml:space="preserve">    UNIQUE(assessment_id, learner_id)</w:t>
       </w:r>
     </w:p>
     <w:p>
@@ -9648,314 +7431,98 @@
     </w:p>
     <w:p>
       <w:r>
-        <w:t xml:space="preserve">CREATE TABLE </w:t>
-      </w:r>
-      <w:proofErr w:type="spellStart"/>
-      <w:r>
-        <w:t>worksheet_requests</w:t>
-      </w:r>
-      <w:proofErr w:type="spellEnd"/>
-      <w:r>
-        <w:t xml:space="preserve"> (</w:t>
-      </w:r>
-    </w:p>
-    <w:p>
-      <w:r>
-        <w:t xml:space="preserve">    </w:t>
-      </w:r>
-      <w:proofErr w:type="spellStart"/>
-      <w:r>
-        <w:t>request_id</w:t>
-      </w:r>
-      <w:proofErr w:type="spellEnd"/>
-      <w:r>
-        <w:t xml:space="preserve"> UUID PRIMARY KEY DEFAULT uuid_generate_v4(),</w:t>
-      </w:r>
-    </w:p>
-    <w:p>
-      <w:r>
-        <w:t xml:space="preserve">    </w:t>
-      </w:r>
-      <w:proofErr w:type="spellStart"/>
-      <w:r>
-        <w:t>teacher_id</w:t>
-      </w:r>
-      <w:proofErr w:type="spellEnd"/>
-      <w:r>
-        <w:t xml:space="preserve"> UUID REFERENCES users(</w:t>
-      </w:r>
-      <w:proofErr w:type="spellStart"/>
-      <w:r>
-        <w:t>user_id</w:t>
-      </w:r>
-      <w:proofErr w:type="spellEnd"/>
-      <w:r>
-        <w:t>) ON DELETE CASCADE,</w:t>
-      </w:r>
-    </w:p>
-    <w:p>
-      <w:r>
-        <w:t xml:space="preserve">    </w:t>
-      </w:r>
-      <w:proofErr w:type="spellStart"/>
-      <w:r>
-        <w:t>school_id</w:t>
-      </w:r>
-      <w:proofErr w:type="spellEnd"/>
-      <w:r>
-        <w:t xml:space="preserve"> UUID REFERENCES schools(</w:t>
-      </w:r>
-      <w:proofErr w:type="spellStart"/>
-      <w:r>
-        <w:t>school_id</w:t>
-      </w:r>
-      <w:proofErr w:type="spellEnd"/>
-      <w:r>
-        <w:t>) ON DELETE CASCADE,</w:t>
-      </w:r>
-    </w:p>
-    <w:p>
-      <w:r>
-        <w:t xml:space="preserve">    </w:t>
-      </w:r>
-      <w:proofErr w:type="spellStart"/>
-      <w:r>
-        <w:t>curriculum_id</w:t>
-      </w:r>
-      <w:proofErr w:type="spellEnd"/>
-      <w:r>
-        <w:t xml:space="preserve"> UUID REFERENCES curricula(</w:t>
-      </w:r>
-      <w:proofErr w:type="spellStart"/>
-      <w:r>
-        <w:t>curriculum_id</w:t>
-      </w:r>
-      <w:proofErr w:type="spellEnd"/>
-      <w:r>
-        <w:t>),</w:t>
-      </w:r>
-    </w:p>
-    <w:p>
-      <w:r>
-        <w:t xml:space="preserve">    </w:t>
-      </w:r>
-      <w:proofErr w:type="spellStart"/>
-      <w:r>
-        <w:t>subject_id</w:t>
-      </w:r>
-      <w:proofErr w:type="spellEnd"/>
-      <w:r>
-        <w:t xml:space="preserve"> UUID REFERENCES subjects(</w:t>
-      </w:r>
-      <w:proofErr w:type="spellStart"/>
-      <w:r>
-        <w:t>subject_id</w:t>
-      </w:r>
-      <w:proofErr w:type="spellEnd"/>
-      <w:r>
-        <w:t>),</w:t>
-      </w:r>
-    </w:p>
-    <w:p>
-      <w:r>
-        <w:t xml:space="preserve">    </w:t>
-      </w:r>
-      <w:proofErr w:type="spellStart"/>
-      <w:r>
-        <w:t>topic_id</w:t>
-      </w:r>
-      <w:proofErr w:type="spellEnd"/>
-      <w:r>
-        <w:t xml:space="preserve"> UUID REFERENCES topics(</w:t>
-      </w:r>
-      <w:proofErr w:type="spellStart"/>
-      <w:r>
-        <w:t>topic_id</w:t>
-      </w:r>
-      <w:proofErr w:type="spellEnd"/>
-      <w:r>
-        <w:t>),</w:t>
-      </w:r>
-    </w:p>
-    <w:p>
-      <w:r>
-        <w:t xml:space="preserve">    </w:t>
-      </w:r>
-      <w:proofErr w:type="spellStart"/>
-      <w:r>
-        <w:t>grade_level</w:t>
-      </w:r>
-      <w:proofErr w:type="spellEnd"/>
-      <w:r>
-        <w:t xml:space="preserve"> </w:t>
-      </w:r>
-      <w:proofErr w:type="gramStart"/>
-      <w:r>
-        <w:t>VARCHAR(</w:t>
-      </w:r>
-      <w:proofErr w:type="gramEnd"/>
-      <w:r>
-        <w:t>10) NOT NULL,</w:t>
-      </w:r>
-    </w:p>
-    <w:p>
-      <w:r>
-        <w:t xml:space="preserve">    difficulty </w:t>
-      </w:r>
-      <w:proofErr w:type="spellStart"/>
-      <w:r>
-        <w:t>difficulty_level</w:t>
-      </w:r>
-      <w:proofErr w:type="spellEnd"/>
-      <w:r>
-        <w:t xml:space="preserve"> NOT NULL,</w:t>
-      </w:r>
-    </w:p>
-    <w:p>
-      <w:r>
-        <w:t xml:space="preserve">    </w:t>
-      </w:r>
-      <w:proofErr w:type="spellStart"/>
-      <w:r>
-        <w:t>number_of_questions</w:t>
-      </w:r>
-      <w:proofErr w:type="spellEnd"/>
-      <w:r>
-        <w:t xml:space="preserve"> INTEGER NOT NULL CHECK (</w:t>
-      </w:r>
-      <w:proofErr w:type="spellStart"/>
-      <w:r>
-        <w:t>number_of_questions</w:t>
-      </w:r>
-      <w:proofErr w:type="spellEnd"/>
-      <w:r>
-        <w:t xml:space="preserve"> &gt; 0),</w:t>
-      </w:r>
-    </w:p>
-    <w:p>
-      <w:r>
-        <w:t xml:space="preserve">    </w:t>
-      </w:r>
-      <w:proofErr w:type="spellStart"/>
-      <w:r>
-        <w:t>worksheet_type</w:t>
-      </w:r>
-      <w:proofErr w:type="spellEnd"/>
-      <w:r>
-        <w:t xml:space="preserve"> </w:t>
-      </w:r>
-      <w:proofErr w:type="gramStart"/>
-      <w:r>
-        <w:t>VARCHAR(</w:t>
-      </w:r>
-      <w:proofErr w:type="gramEnd"/>
-      <w:r>
-        <w:t>50), -- 'practice', 'test', 'homework'</w:t>
-      </w:r>
-    </w:p>
-    <w:p>
-      <w:r>
-        <w:t xml:space="preserve">    </w:t>
-      </w:r>
-      <w:proofErr w:type="spellStart"/>
-      <w:r>
-        <w:t>learning_objectives</w:t>
-      </w:r>
-      <w:proofErr w:type="spellEnd"/>
-      <w:r>
-        <w:t xml:space="preserve"> TEXT,</w:t>
-      </w:r>
-    </w:p>
-    <w:p>
-      <w:r>
-        <w:t xml:space="preserve">    </w:t>
-      </w:r>
-      <w:proofErr w:type="spellStart"/>
-      <w:r>
-        <w:t>specific_instructions</w:t>
-      </w:r>
-      <w:proofErr w:type="spellEnd"/>
-      <w:r>
-        <w:t xml:space="preserve"> TEXT,</w:t>
-      </w:r>
-    </w:p>
-    <w:p>
-      <w:r>
-        <w:t xml:space="preserve">    </w:t>
-      </w:r>
-      <w:proofErr w:type="spellStart"/>
-      <w:r>
-        <w:t>ai_prompt</w:t>
-      </w:r>
-      <w:proofErr w:type="spellEnd"/>
-      <w:r>
-        <w:t xml:space="preserve"> TEXT NOT NULL,</w:t>
-      </w:r>
-    </w:p>
-    <w:p>
-      <w:r>
-        <w:t xml:space="preserve">    </w:t>
-      </w:r>
-      <w:proofErr w:type="spellStart"/>
-      <w:r>
-        <w:t>generated_content</w:t>
-      </w:r>
-      <w:proofErr w:type="spellEnd"/>
-      <w:r>
-        <w:t xml:space="preserve"> JSONB, -- Stores the AI response</w:t>
-      </w:r>
-    </w:p>
-    <w:p>
-      <w:r>
-        <w:t xml:space="preserve">    status </w:t>
-      </w:r>
-      <w:proofErr w:type="gramStart"/>
-      <w:r>
-        <w:t>VARCHAR(</w:t>
-      </w:r>
-      <w:proofErr w:type="gramEnd"/>
-      <w:r>
-        <w:t>20) DEFAULT 'pending', -- 'pending', 'generating', 'completed', 'failed'</w:t>
+        <w:t>CREATE TABLE worksheet_requests (</w:t>
+      </w:r>
+    </w:p>
+    <w:p>
+      <w:r>
+        <w:t xml:space="preserve">    request_id UUID PRIMARY KEY DEFAULT uuid_generate_v4(),</w:t>
+      </w:r>
+    </w:p>
+    <w:p>
+      <w:r>
+        <w:t xml:space="preserve">    teacher_id UUID REFERENCES users(user_id) ON DELETE CASCADE,</w:t>
+      </w:r>
+    </w:p>
+    <w:p>
+      <w:r>
+        <w:t xml:space="preserve">    school_id UUID REFERENCES schools(school_id) ON DELETE CASCADE,</w:t>
+      </w:r>
+    </w:p>
+    <w:p>
+      <w:r>
+        <w:t xml:space="preserve">    curriculum_id UUID REFERENCES curricula(curriculum_id),</w:t>
+      </w:r>
+    </w:p>
+    <w:p>
+      <w:r>
+        <w:t xml:space="preserve">    subject_id UUID REFERENCES subjects(subject_id),</w:t>
+      </w:r>
+    </w:p>
+    <w:p>
+      <w:r>
+        <w:t xml:space="preserve">    topic_id UUID REFERENCES topics(topic_id),</w:t>
+      </w:r>
+    </w:p>
+    <w:p>
+      <w:r>
+        <w:t xml:space="preserve">    grade_level VARCHAR(10) NOT NULL,</w:t>
+      </w:r>
+    </w:p>
+    <w:p>
+      <w:r>
+        <w:t xml:space="preserve">    difficulty difficulty_level NOT NULL,</w:t>
+      </w:r>
+    </w:p>
+    <w:p>
+      <w:r>
+        <w:t xml:space="preserve">    number_of_questions INTEGER NOT NULL CHECK (number_of_questions &gt; 0),</w:t>
+      </w:r>
+    </w:p>
+    <w:p>
+      <w:r>
+        <w:t xml:space="preserve">    worksheet_type VARCHAR(50), -- 'practice', 'test', 'homework'</w:t>
+      </w:r>
+    </w:p>
+    <w:p>
+      <w:r>
+        <w:t xml:space="preserve">    learning_objectives TEXT,</w:t>
+      </w:r>
+    </w:p>
+    <w:p>
+      <w:r>
+        <w:t xml:space="preserve">    specific_instructions TEXT,</w:t>
+      </w:r>
+    </w:p>
+    <w:p>
+      <w:r>
+        <w:t xml:space="preserve">    ai_prompt TEXT NOT NULL,</w:t>
+      </w:r>
+    </w:p>
+    <w:p>
+      <w:r>
+        <w:t xml:space="preserve">    generated_content JSONB, -- Stores the AI response</w:t>
+      </w:r>
+    </w:p>
+    <w:p>
+      <w:r>
+        <w:t xml:space="preserve">    status VARCHAR(20) DEFAULT 'pending', -- 'pending', 'generating', 'completed', 'failed'</w:t>
       </w:r>
     </w:p>
     <w:p>
       <w:r>
         <w:lastRenderedPageBreak/>
-        <w:t xml:space="preserve">    </w:t>
-      </w:r>
-      <w:proofErr w:type="spellStart"/>
-      <w:r>
-        <w:t>error_message</w:t>
-      </w:r>
-      <w:proofErr w:type="spellEnd"/>
-      <w:r>
-        <w:t xml:space="preserve"> TEXT,</w:t>
-      </w:r>
-    </w:p>
-    <w:p>
-      <w:r>
-        <w:t xml:space="preserve">    </w:t>
-      </w:r>
-      <w:proofErr w:type="spellStart"/>
-      <w:r>
-        <w:t>generated_at</w:t>
-      </w:r>
-      <w:proofErr w:type="spellEnd"/>
-      <w:r>
-        <w:t xml:space="preserve"> TIMESTAMP,</w:t>
-      </w:r>
-    </w:p>
-    <w:p>
-      <w:r>
-        <w:t xml:space="preserve">    </w:t>
-      </w:r>
-      <w:proofErr w:type="spellStart"/>
-      <w:r>
-        <w:t>created_at</w:t>
-      </w:r>
-      <w:proofErr w:type="spellEnd"/>
-      <w:r>
-        <w:t xml:space="preserve"> TIMESTAMP DEFAULT CURRENT_TIMESTAMP</w:t>
+        <w:t xml:space="preserve">    error_message TEXT,</w:t>
+      </w:r>
+    </w:p>
+    <w:p>
+      <w:r>
+        <w:t xml:space="preserve">    generated_at TIMESTAMP,</w:t>
+      </w:r>
+    </w:p>
+    <w:p>
+      <w:r>
+        <w:t xml:space="preserve">    created_at TIMESTAMP DEFAULT CURRENT_TIMESTAMP</w:t>
       </w:r>
     </w:p>
     <w:p>
@@ -9971,329 +7538,97 @@
     </w:p>
     <w:p>
       <w:r>
-        <w:t xml:space="preserve">CREATE TABLE </w:t>
-      </w:r>
-      <w:proofErr w:type="spellStart"/>
-      <w:r>
-        <w:t>worksheet_library</w:t>
-      </w:r>
-      <w:proofErr w:type="spellEnd"/>
-      <w:r>
-        <w:t xml:space="preserve"> (</w:t>
-      </w:r>
-    </w:p>
-    <w:p>
-      <w:r>
-        <w:t xml:space="preserve">    </w:t>
-      </w:r>
-      <w:proofErr w:type="spellStart"/>
-      <w:r>
-        <w:t>worksheet_id</w:t>
-      </w:r>
-      <w:proofErr w:type="spellEnd"/>
-      <w:r>
-        <w:t xml:space="preserve"> UUID PRIMARY KEY DEFAULT uuid_generate_v4(),</w:t>
-      </w:r>
-    </w:p>
-    <w:p>
-      <w:r>
-        <w:t xml:space="preserve">    </w:t>
-      </w:r>
-      <w:proofErr w:type="spellStart"/>
-      <w:r>
-        <w:t>request_id</w:t>
-      </w:r>
-      <w:proofErr w:type="spellEnd"/>
-      <w:r>
-        <w:t xml:space="preserve"> UUID REFERENCES </w:t>
-      </w:r>
-      <w:proofErr w:type="spellStart"/>
-      <w:r>
-        <w:t>worksheet_requests</w:t>
-      </w:r>
-      <w:proofErr w:type="spellEnd"/>
-      <w:r>
-        <w:t>(</w:t>
-      </w:r>
-      <w:proofErr w:type="spellStart"/>
-      <w:r>
-        <w:t>request_id</w:t>
-      </w:r>
-      <w:proofErr w:type="spellEnd"/>
-      <w:r>
-        <w:t>) ON DELETE CASCADE,</w:t>
-      </w:r>
-    </w:p>
-    <w:p>
-      <w:r>
-        <w:t xml:space="preserve">    </w:t>
-      </w:r>
-      <w:proofErr w:type="spellStart"/>
-      <w:r>
-        <w:t>teacher_id</w:t>
-      </w:r>
-      <w:proofErr w:type="spellEnd"/>
-      <w:r>
-        <w:t xml:space="preserve"> UUID REFERENCES users(</w:t>
-      </w:r>
-      <w:proofErr w:type="spellStart"/>
-      <w:r>
-        <w:t>user_id</w:t>
-      </w:r>
-      <w:proofErr w:type="spellEnd"/>
-      <w:r>
-        <w:t>) ON DELETE CASCADE,</w:t>
-      </w:r>
-    </w:p>
-    <w:p>
-      <w:r>
-        <w:t xml:space="preserve">    </w:t>
-      </w:r>
-      <w:proofErr w:type="spellStart"/>
-      <w:r>
-        <w:t>school_id</w:t>
-      </w:r>
-      <w:proofErr w:type="spellEnd"/>
-      <w:r>
-        <w:t xml:space="preserve"> UUID REFERENCES schools(</w:t>
-      </w:r>
-      <w:proofErr w:type="spellStart"/>
-      <w:r>
-        <w:t>school_id</w:t>
-      </w:r>
-      <w:proofErr w:type="spellEnd"/>
-      <w:r>
-        <w:t>) ON DELETE CASCADE,</w:t>
-      </w:r>
-    </w:p>
-    <w:p>
-      <w:r>
-        <w:t xml:space="preserve">    </w:t>
-      </w:r>
-      <w:proofErr w:type="spellStart"/>
-      <w:r>
-        <w:t>worksheet_title</w:t>
-      </w:r>
-      <w:proofErr w:type="spellEnd"/>
-      <w:r>
-        <w:t xml:space="preserve"> </w:t>
-      </w:r>
-      <w:proofErr w:type="gramStart"/>
-      <w:r>
-        <w:t>VARCHAR(</w:t>
-      </w:r>
-      <w:proofErr w:type="gramEnd"/>
-      <w:r>
-        <w:t>255) NOT NULL,</w:t>
-      </w:r>
-    </w:p>
-    <w:p>
-      <w:r>
-        <w:t xml:space="preserve">    </w:t>
-      </w:r>
-      <w:proofErr w:type="spellStart"/>
-      <w:r>
-        <w:t>curriculum_name</w:t>
-      </w:r>
-      <w:proofErr w:type="spellEnd"/>
-      <w:r>
-        <w:t xml:space="preserve"> </w:t>
-      </w:r>
-      <w:proofErr w:type="gramStart"/>
-      <w:r>
-        <w:t>VARCHAR(</w:t>
-      </w:r>
-      <w:proofErr w:type="gramEnd"/>
-      <w:r>
-        <w:t>255),</w:t>
-      </w:r>
-    </w:p>
-    <w:p>
-      <w:r>
-        <w:t xml:space="preserve">    </w:t>
-      </w:r>
-      <w:proofErr w:type="spellStart"/>
-      <w:r>
-        <w:t>subject_name</w:t>
-      </w:r>
-      <w:proofErr w:type="spellEnd"/>
-      <w:r>
-        <w:t xml:space="preserve"> </w:t>
-      </w:r>
-      <w:proofErr w:type="gramStart"/>
-      <w:r>
-        <w:t>VARCHAR(</w:t>
-      </w:r>
-      <w:proofErr w:type="gramEnd"/>
-      <w:r>
-        <w:t>255),</w:t>
-      </w:r>
-    </w:p>
-    <w:p>
-      <w:r>
-        <w:t xml:space="preserve">    </w:t>
-      </w:r>
-      <w:proofErr w:type="spellStart"/>
-      <w:r>
-        <w:t>topic_name</w:t>
-      </w:r>
-      <w:proofErr w:type="spellEnd"/>
-      <w:r>
-        <w:t xml:space="preserve"> </w:t>
-      </w:r>
-      <w:proofErr w:type="gramStart"/>
-      <w:r>
-        <w:t>VARCHAR(</w:t>
-      </w:r>
-      <w:proofErr w:type="gramEnd"/>
-      <w:r>
-        <w:t>255),</w:t>
-      </w:r>
-    </w:p>
-    <w:p>
-      <w:r>
-        <w:t xml:space="preserve">    </w:t>
-      </w:r>
-      <w:proofErr w:type="spellStart"/>
-      <w:r>
-        <w:t>grade_level</w:t>
-      </w:r>
-      <w:proofErr w:type="spellEnd"/>
-      <w:r>
-        <w:t xml:space="preserve"> </w:t>
-      </w:r>
-      <w:proofErr w:type="gramStart"/>
-      <w:r>
-        <w:t>VARCHAR(</w:t>
-      </w:r>
-      <w:proofErr w:type="gramEnd"/>
-      <w:r>
-        <w:t>10),</w:t>
-      </w:r>
-    </w:p>
-    <w:p>
-      <w:r>
-        <w:t xml:space="preserve">    difficulty </w:t>
-      </w:r>
-      <w:proofErr w:type="spellStart"/>
-      <w:r>
-        <w:t>difficulty_level</w:t>
-      </w:r>
-      <w:proofErr w:type="spellEnd"/>
-      <w:r>
-        <w:t>,</w:t>
-      </w:r>
-    </w:p>
-    <w:p>
-      <w:r>
-        <w:t xml:space="preserve">    </w:t>
-      </w:r>
-      <w:proofErr w:type="spellStart"/>
-      <w:r>
-        <w:t>content_html</w:t>
-      </w:r>
-      <w:proofErr w:type="spellEnd"/>
-      <w:r>
-        <w:t xml:space="preserve"> TEXT NOT NULL, -- HTML content for display</w:t>
-      </w:r>
-    </w:p>
-    <w:p>
-      <w:r>
-        <w:t xml:space="preserve">    </w:t>
-      </w:r>
-      <w:proofErr w:type="spellStart"/>
-      <w:r>
-        <w:t>content_pdf_url</w:t>
-      </w:r>
-      <w:proofErr w:type="spellEnd"/>
-      <w:r>
-        <w:t xml:space="preserve"> TEXT, -- URL to generated PDF</w:t>
-      </w:r>
-    </w:p>
-    <w:p>
-      <w:r>
-        <w:t xml:space="preserve">    </w:t>
-      </w:r>
-      <w:proofErr w:type="spellStart"/>
-      <w:r>
-        <w:t>download_count</w:t>
-      </w:r>
-      <w:proofErr w:type="spellEnd"/>
-      <w:r>
-        <w:t xml:space="preserve"> INTEGER DEFAULT 0,</w:t>
-      </w:r>
-    </w:p>
-    <w:p>
-      <w:r>
-        <w:t xml:space="preserve">    </w:t>
-      </w:r>
-      <w:proofErr w:type="spellStart"/>
-      <w:r>
-        <w:t>is_shared</w:t>
-      </w:r>
-      <w:proofErr w:type="spellEnd"/>
-      <w:r>
-        <w:t xml:space="preserve"> BOOLEAN DEFAULT false,</w:t>
-      </w:r>
-    </w:p>
-    <w:p>
-      <w:r>
-        <w:t xml:space="preserve">    </w:t>
-      </w:r>
-      <w:proofErr w:type="spellStart"/>
-      <w:r>
-        <w:t>shared_with_class_id</w:t>
-      </w:r>
-      <w:proofErr w:type="spellEnd"/>
-      <w:r>
-        <w:t xml:space="preserve"> UUID REFERENCES classes(</w:t>
-      </w:r>
-      <w:proofErr w:type="spellStart"/>
-      <w:r>
-        <w:t>class_id</w:t>
-      </w:r>
-      <w:proofErr w:type="spellEnd"/>
-      <w:r>
-        <w:t>),</w:t>
-      </w:r>
-    </w:p>
-    <w:p>
-      <w:r>
-        <w:t xml:space="preserve">    tags </w:t>
-      </w:r>
-      <w:proofErr w:type="gramStart"/>
-      <w:r>
-        <w:t>TEXT[</w:t>
-      </w:r>
-      <w:proofErr w:type="gramEnd"/>
-      <w:r>
-        <w:t>], -- Array of tags for searching</w:t>
-      </w:r>
-    </w:p>
-    <w:p>
-      <w:r>
-        <w:t xml:space="preserve">    </w:t>
-      </w:r>
-      <w:proofErr w:type="spellStart"/>
-      <w:r>
-        <w:t>created_at</w:t>
-      </w:r>
-      <w:proofErr w:type="spellEnd"/>
-      <w:r>
-        <w:t xml:space="preserve"> TIMESTAMP DEFAULT CURRENT_TIMESTAMP,</w:t>
-      </w:r>
-    </w:p>
-    <w:p>
-      <w:r>
-        <w:t xml:space="preserve">    </w:t>
-      </w:r>
-      <w:proofErr w:type="spellStart"/>
-      <w:r>
-        <w:t>updated_at</w:t>
-      </w:r>
-      <w:proofErr w:type="spellEnd"/>
-      <w:r>
-        <w:t xml:space="preserve"> TIMESTAMP DEFAULT CURRENT_TIMESTAMP</w:t>
+        <w:t>CREATE TABLE worksheet_library (</w:t>
+      </w:r>
+    </w:p>
+    <w:p>
+      <w:r>
+        <w:t xml:space="preserve">    worksheet_id UUID PRIMARY KEY DEFAULT uuid_generate_v4(),</w:t>
+      </w:r>
+    </w:p>
+    <w:p>
+      <w:r>
+        <w:t xml:space="preserve">    request_id UUID REFERENCES worksheet_requests(request_id) ON DELETE CASCADE,</w:t>
+      </w:r>
+    </w:p>
+    <w:p>
+      <w:r>
+        <w:t xml:space="preserve">    teacher_id UUID REFERENCES users(user_id) ON DELETE CASCADE,</w:t>
+      </w:r>
+    </w:p>
+    <w:p>
+      <w:r>
+        <w:t xml:space="preserve">    school_id UUID REFERENCES schools(school_id) ON DELETE CASCADE,</w:t>
+      </w:r>
+    </w:p>
+    <w:p>
+      <w:r>
+        <w:t xml:space="preserve">    worksheet_title VARCHAR(255) NOT NULL,</w:t>
+      </w:r>
+    </w:p>
+    <w:p>
+      <w:r>
+        <w:t xml:space="preserve">    curriculum_name VARCHAR(255),</w:t>
+      </w:r>
+    </w:p>
+    <w:p>
+      <w:r>
+        <w:t xml:space="preserve">    subject_name VARCHAR(255),</w:t>
+      </w:r>
+    </w:p>
+    <w:p>
+      <w:r>
+        <w:t xml:space="preserve">    topic_name VARCHAR(255),</w:t>
+      </w:r>
+    </w:p>
+    <w:p>
+      <w:r>
+        <w:t xml:space="preserve">    grade_level VARCHAR(10),</w:t>
+      </w:r>
+    </w:p>
+    <w:p>
+      <w:r>
+        <w:t xml:space="preserve">    difficulty difficulty_level,</w:t>
+      </w:r>
+    </w:p>
+    <w:p>
+      <w:r>
+        <w:t xml:space="preserve">    content_html TEXT NOT NULL, -- HTML content for display</w:t>
+      </w:r>
+    </w:p>
+    <w:p>
+      <w:r>
+        <w:t xml:space="preserve">    content_pdf_url TEXT, -- URL to generated PDF</w:t>
+      </w:r>
+    </w:p>
+    <w:p>
+      <w:r>
+        <w:t xml:space="preserve">    download_count INTEGER DEFAULT 0,</w:t>
+      </w:r>
+    </w:p>
+    <w:p>
+      <w:r>
+        <w:t xml:space="preserve">    is_shared BOOLEAN DEFAULT false,</w:t>
+      </w:r>
+    </w:p>
+    <w:p>
+      <w:r>
+        <w:t xml:space="preserve">    shared_with_class_id UUID REFERENCES classes(class_id),</w:t>
+      </w:r>
+    </w:p>
+    <w:p>
+      <w:r>
+        <w:t xml:space="preserve">    tags TEXT[], -- Array of tags for searching</w:t>
+      </w:r>
+    </w:p>
+    <w:p>
+      <w:r>
+        <w:t xml:space="preserve">    created_at TIMESTAMP DEFAULT CURRENT_TIMESTAMP,</w:t>
+      </w:r>
+    </w:p>
+    <w:p>
+      <w:r>
+        <w:t xml:space="preserve">    updated_at TIMESTAMP DEFAULT CURRENT_TIMESTAMP</w:t>
       </w:r>
     </w:p>
     <w:p>
@@ -10326,311 +7661,82 @@
     </w:p>
     <w:p>
       <w:r>
-        <w:t xml:space="preserve">CREATE TABLE </w:t>
-      </w:r>
-      <w:proofErr w:type="spellStart"/>
-      <w:r>
-        <w:t>learner_progress</w:t>
-      </w:r>
-      <w:proofErr w:type="spellEnd"/>
-      <w:r>
-        <w:t xml:space="preserve"> (</w:t>
-      </w:r>
-    </w:p>
-    <w:p>
-      <w:r>
-        <w:t xml:space="preserve">    </w:t>
-      </w:r>
-      <w:proofErr w:type="spellStart"/>
-      <w:r>
-        <w:t>progress_id</w:t>
-      </w:r>
-      <w:proofErr w:type="spellEnd"/>
-      <w:r>
-        <w:t xml:space="preserve"> UUID PRIMARY KEY DEFAULT uuid_generate_v4(),</w:t>
-      </w:r>
-    </w:p>
-    <w:p>
-      <w:r>
-        <w:t xml:space="preserve">    </w:t>
-      </w:r>
-      <w:proofErr w:type="spellStart"/>
-      <w:r>
-        <w:t>learner_id</w:t>
-      </w:r>
-      <w:proofErr w:type="spellEnd"/>
-      <w:r>
-        <w:t xml:space="preserve"> UUID REFERENCES learners(</w:t>
-      </w:r>
-      <w:proofErr w:type="spellStart"/>
-      <w:r>
-        <w:t>learner_id</w:t>
-      </w:r>
-      <w:proofErr w:type="spellEnd"/>
-      <w:r>
-        <w:t>) ON DELETE CASCADE,</w:t>
-      </w:r>
-    </w:p>
-    <w:p>
-      <w:r>
-        <w:t xml:space="preserve">    </w:t>
-      </w:r>
-      <w:proofErr w:type="spellStart"/>
-      <w:r>
-        <w:t>class_id</w:t>
-      </w:r>
-      <w:proofErr w:type="spellEnd"/>
-      <w:r>
-        <w:t xml:space="preserve"> UUID REFERENCES classes(</w:t>
-      </w:r>
-      <w:proofErr w:type="spellStart"/>
-      <w:r>
-        <w:t>class_id</w:t>
-      </w:r>
-      <w:proofErr w:type="spellEnd"/>
-      <w:r>
-        <w:t>) ON DELETE CASCADE,</w:t>
-      </w:r>
-    </w:p>
-    <w:p>
-      <w:r>
-        <w:t xml:space="preserve">    </w:t>
-      </w:r>
-      <w:proofErr w:type="spellStart"/>
-      <w:r>
-        <w:t>subject_id</w:t>
-      </w:r>
-      <w:proofErr w:type="spellEnd"/>
-      <w:r>
-        <w:t xml:space="preserve"> UUID REFERENCES subjects(</w:t>
-      </w:r>
-      <w:proofErr w:type="spellStart"/>
-      <w:r>
-        <w:t>subject_id</w:t>
-      </w:r>
-      <w:proofErr w:type="spellEnd"/>
-      <w:r>
-        <w:t>),</w:t>
-      </w:r>
-    </w:p>
-    <w:p>
-      <w:r>
-        <w:t xml:space="preserve">    </w:t>
-      </w:r>
-      <w:proofErr w:type="spellStart"/>
-      <w:r>
-        <w:t>topic_id</w:t>
-      </w:r>
-      <w:proofErr w:type="spellEnd"/>
-      <w:r>
-        <w:t xml:space="preserve"> UUID REFERENCES topics(</w:t>
-      </w:r>
-      <w:proofErr w:type="spellStart"/>
-      <w:r>
-        <w:t>topic_id</w:t>
-      </w:r>
-      <w:proofErr w:type="spellEnd"/>
-      <w:r>
-        <w:t>),</w:t>
-      </w:r>
-    </w:p>
-    <w:p>
-      <w:r>
-        <w:t xml:space="preserve">    </w:t>
-      </w:r>
-      <w:proofErr w:type="spellStart"/>
-      <w:r>
-        <w:t>term_number</w:t>
-      </w:r>
-      <w:proofErr w:type="spellEnd"/>
-      <w:r>
-        <w:t xml:space="preserve"> </w:t>
-      </w:r>
-      <w:proofErr w:type="spellStart"/>
-      <w:r>
-        <w:t>term_number</w:t>
-      </w:r>
-      <w:proofErr w:type="spellEnd"/>
-      <w:r>
-        <w:t>,</w:t>
-      </w:r>
-    </w:p>
-    <w:p>
-      <w:r>
-        <w:t xml:space="preserve">    </w:t>
-      </w:r>
-      <w:proofErr w:type="spellStart"/>
-      <w:r>
-        <w:t>academic_year</w:t>
-      </w:r>
-      <w:proofErr w:type="spellEnd"/>
-      <w:r>
-        <w:t xml:space="preserve"> INTEGER,</w:t>
-      </w:r>
-    </w:p>
-    <w:p>
-      <w:r>
-        <w:t xml:space="preserve">    </w:t>
-      </w:r>
-      <w:proofErr w:type="spellStart"/>
-      <w:r>
-        <w:t>overall_percentage</w:t>
-      </w:r>
-      <w:proofErr w:type="spellEnd"/>
-      <w:r>
-        <w:t xml:space="preserve"> </w:t>
-      </w:r>
-      <w:proofErr w:type="gramStart"/>
-      <w:r>
-        <w:t>DECIMAL(</w:t>
-      </w:r>
-      <w:proofErr w:type="gramEnd"/>
-      <w:r>
-        <w:t>5,2),</w:t>
-      </w:r>
-    </w:p>
-    <w:p>
-      <w:r>
-        <w:t xml:space="preserve">    </w:t>
-      </w:r>
-      <w:proofErr w:type="spellStart"/>
-      <w:r>
-        <w:t>topic_mastery_percentage</w:t>
-      </w:r>
-      <w:proofErr w:type="spellEnd"/>
-      <w:r>
-        <w:t xml:space="preserve"> </w:t>
-      </w:r>
-      <w:proofErr w:type="gramStart"/>
-      <w:r>
-        <w:t>DECIMAL(</w:t>
-      </w:r>
-      <w:proofErr w:type="gramEnd"/>
-      <w:r>
-        <w:t>5,2),</w:t>
-      </w:r>
-    </w:p>
-    <w:p>
-      <w:r>
-        <w:t xml:space="preserve">    </w:t>
-      </w:r>
-      <w:proofErr w:type="spellStart"/>
-      <w:r>
-        <w:t>assessments_completed</w:t>
-      </w:r>
-      <w:proofErr w:type="spellEnd"/>
-      <w:r>
-        <w:t xml:space="preserve"> INTEGER DEFAULT 0,</w:t>
-      </w:r>
-    </w:p>
-    <w:p>
-      <w:r>
-        <w:t xml:space="preserve">    </w:t>
-      </w:r>
-      <w:proofErr w:type="spellStart"/>
-      <w:r>
-        <w:t>assessments_total</w:t>
-      </w:r>
-      <w:proofErr w:type="spellEnd"/>
-      <w:r>
-        <w:t xml:space="preserve"> INTEGER DEFAULT 0,</w:t>
-      </w:r>
-    </w:p>
-    <w:p>
-      <w:r>
-        <w:t xml:space="preserve">    </w:t>
-      </w:r>
-      <w:proofErr w:type="spellStart"/>
-      <w:r>
-        <w:t>last_assessment_date</w:t>
-      </w:r>
-      <w:proofErr w:type="spellEnd"/>
-      <w:r>
-        <w:t xml:space="preserve"> DATE,</w:t>
-      </w:r>
-    </w:p>
-    <w:p>
-      <w:r>
-        <w:t xml:space="preserve">    </w:t>
-      </w:r>
-      <w:proofErr w:type="spellStart"/>
-      <w:r>
-        <w:t>teacher_notes</w:t>
-      </w:r>
-      <w:proofErr w:type="spellEnd"/>
-      <w:r>
-        <w:t xml:space="preserve"> TEXT,</w:t>
-      </w:r>
-    </w:p>
-    <w:p>
-      <w:r>
-        <w:t xml:space="preserve">    </w:t>
-      </w:r>
-      <w:proofErr w:type="spellStart"/>
-      <w:r>
-        <w:t>calculated_at</w:t>
-      </w:r>
-      <w:proofErr w:type="spellEnd"/>
-      <w:r>
-        <w:t xml:space="preserve"> TIMESTAMP DEFAULT CURRENT_TIMESTAMP,</w:t>
-      </w:r>
-    </w:p>
-    <w:p>
-      <w:r>
-        <w:t xml:space="preserve">    </w:t>
-      </w:r>
-      <w:proofErr w:type="gramStart"/>
-      <w:r>
-        <w:t>UNIQUE(</w:t>
-      </w:r>
-      <w:proofErr w:type="spellStart"/>
-      <w:proofErr w:type="gramEnd"/>
-      <w:r>
-        <w:t>learner_id</w:t>
-      </w:r>
-      <w:proofErr w:type="spellEnd"/>
-      <w:r>
-        <w:t xml:space="preserve">, </w:t>
-      </w:r>
-      <w:proofErr w:type="spellStart"/>
-      <w:r>
-        <w:t>class_id</w:t>
-      </w:r>
-      <w:proofErr w:type="spellEnd"/>
-      <w:r>
-        <w:t xml:space="preserve">, </w:t>
-      </w:r>
-      <w:proofErr w:type="spellStart"/>
-      <w:r>
-        <w:t>subject_id</w:t>
-      </w:r>
-      <w:proofErr w:type="spellEnd"/>
-      <w:r>
-        <w:t xml:space="preserve">, </w:t>
-      </w:r>
-      <w:proofErr w:type="spellStart"/>
-      <w:r>
-        <w:t>topic_id</w:t>
-      </w:r>
-      <w:proofErr w:type="spellEnd"/>
-      <w:r>
-        <w:t xml:space="preserve">, </w:t>
-      </w:r>
-      <w:proofErr w:type="spellStart"/>
-      <w:r>
-        <w:t>term_number</w:t>
-      </w:r>
-      <w:proofErr w:type="spellEnd"/>
-      <w:r>
-        <w:t xml:space="preserve">, </w:t>
-      </w:r>
-      <w:proofErr w:type="spellStart"/>
-      <w:r>
-        <w:t>academic_year</w:t>
-      </w:r>
-      <w:proofErr w:type="spellEnd"/>
-      <w:r>
-        <w:t>)</w:t>
+        <w:t>CREATE TABLE learner_progress (</w:t>
+      </w:r>
+    </w:p>
+    <w:p>
+      <w:r>
+        <w:t xml:space="preserve">    progress_id UUID PRIMARY KEY DEFAULT uuid_generate_v4(),</w:t>
+      </w:r>
+    </w:p>
+    <w:p>
+      <w:r>
+        <w:t xml:space="preserve">    learner_id UUID REFERENCES learners(learner_id) ON DELETE CASCADE,</w:t>
+      </w:r>
+    </w:p>
+    <w:p>
+      <w:r>
+        <w:t xml:space="preserve">    class_id UUID REFERENCES classes(class_id) ON DELETE CASCADE,</w:t>
+      </w:r>
+    </w:p>
+    <w:p>
+      <w:r>
+        <w:t xml:space="preserve">    subject_id UUID REFERENCES subjects(subject_id),</w:t>
+      </w:r>
+    </w:p>
+    <w:p>
+      <w:r>
+        <w:t xml:space="preserve">    topic_id UUID REFERENCES topics(topic_id),</w:t>
+      </w:r>
+    </w:p>
+    <w:p>
+      <w:r>
+        <w:t xml:space="preserve">    term_number term_number,</w:t>
+      </w:r>
+    </w:p>
+    <w:p>
+      <w:r>
+        <w:t xml:space="preserve">    academic_year INTEGER,</w:t>
+      </w:r>
+    </w:p>
+    <w:p>
+      <w:r>
+        <w:t xml:space="preserve">    overall_percentage DECIMAL(5,2),</w:t>
+      </w:r>
+    </w:p>
+    <w:p>
+      <w:r>
+        <w:t xml:space="preserve">    topic_mastery_percentage DECIMAL(5,2),</w:t>
+      </w:r>
+    </w:p>
+    <w:p>
+      <w:r>
+        <w:t xml:space="preserve">    assessments_completed INTEGER DEFAULT 0,</w:t>
+      </w:r>
+    </w:p>
+    <w:p>
+      <w:r>
+        <w:t xml:space="preserve">    assessments_total INTEGER DEFAULT 0,</w:t>
+      </w:r>
+    </w:p>
+    <w:p>
+      <w:r>
+        <w:t xml:space="preserve">    last_assessment_date DATE,</w:t>
+      </w:r>
+    </w:p>
+    <w:p>
+      <w:r>
+        <w:t xml:space="preserve">    teacher_notes TEXT,</w:t>
+      </w:r>
+    </w:p>
+    <w:p>
+      <w:r>
+        <w:t xml:space="preserve">    calculated_at TIMESTAMP DEFAULT CURRENT_TIMESTAMP,</w:t>
+      </w:r>
+    </w:p>
+    <w:p>
+      <w:r>
+        <w:t xml:space="preserve">    UNIQUE(learner_id, class_id, subject_id, topic_id, term_number, academic_year)</w:t>
       </w:r>
     </w:p>
     <w:p>
@@ -10662,144 +7768,48 @@
     </w:p>
     <w:p>
       <w:r>
-        <w:t xml:space="preserve">CREATE TABLE </w:t>
-      </w:r>
-      <w:proofErr w:type="spellStart"/>
-      <w:r>
-        <w:t>activity_logs</w:t>
-      </w:r>
-      <w:proofErr w:type="spellEnd"/>
-      <w:r>
-        <w:t xml:space="preserve"> (</w:t>
-      </w:r>
-    </w:p>
-    <w:p>
-      <w:r>
-        <w:t xml:space="preserve">    </w:t>
-      </w:r>
-      <w:proofErr w:type="spellStart"/>
-      <w:r>
-        <w:t>log_id</w:t>
-      </w:r>
-      <w:proofErr w:type="spellEnd"/>
-      <w:r>
-        <w:t xml:space="preserve"> UUID PRIMARY KEY DEFAULT uuid_generate_v4(),</w:t>
-      </w:r>
-    </w:p>
-    <w:p>
-      <w:r>
-        <w:t xml:space="preserve">    </w:t>
-      </w:r>
-      <w:proofErr w:type="spellStart"/>
-      <w:r>
-        <w:t>user_id</w:t>
-      </w:r>
-      <w:proofErr w:type="spellEnd"/>
-      <w:r>
-        <w:t xml:space="preserve"> UUID REFERENCES users(</w:t>
-      </w:r>
-      <w:proofErr w:type="spellStart"/>
-      <w:r>
-        <w:t>user_id</w:t>
-      </w:r>
-      <w:proofErr w:type="spellEnd"/>
-      <w:r>
-        <w:t>),</w:t>
-      </w:r>
-    </w:p>
-    <w:p>
-      <w:r>
-        <w:t xml:space="preserve">    </w:t>
-      </w:r>
-      <w:proofErr w:type="spellStart"/>
-      <w:r>
-        <w:t>school_id</w:t>
-      </w:r>
-      <w:proofErr w:type="spellEnd"/>
-      <w:r>
-        <w:t xml:space="preserve"> UUID REFERENCES schools(</w:t>
-      </w:r>
-      <w:proofErr w:type="spellStart"/>
-      <w:r>
-        <w:t>school_id</w:t>
-      </w:r>
-      <w:proofErr w:type="spellEnd"/>
-      <w:r>
-        <w:t>),</w:t>
-      </w:r>
-    </w:p>
-    <w:p>
-      <w:r>
-        <w:t xml:space="preserve">    </w:t>
-      </w:r>
-      <w:proofErr w:type="spellStart"/>
-      <w:r>
-        <w:t>action_type</w:t>
-      </w:r>
-      <w:proofErr w:type="spellEnd"/>
-      <w:r>
-        <w:t xml:space="preserve"> </w:t>
-      </w:r>
-      <w:proofErr w:type="gramStart"/>
-      <w:r>
-        <w:t>VARCHAR(</w:t>
-      </w:r>
-      <w:proofErr w:type="gramEnd"/>
-      <w:r>
-        <w:t>100) NOT NULL,</w:t>
-      </w:r>
-    </w:p>
-    <w:p>
-      <w:r>
-        <w:t xml:space="preserve">    </w:t>
-      </w:r>
-      <w:proofErr w:type="spellStart"/>
-      <w:r>
-        <w:t>action_details</w:t>
-      </w:r>
-      <w:proofErr w:type="spellEnd"/>
-      <w:r>
-        <w:t xml:space="preserve"> JSONB,</w:t>
-      </w:r>
-    </w:p>
-    <w:p>
-      <w:r>
-        <w:t xml:space="preserve">    </w:t>
-      </w:r>
-      <w:proofErr w:type="spellStart"/>
-      <w:r>
-        <w:t>ip_address</w:t>
-      </w:r>
-      <w:proofErr w:type="spellEnd"/>
-      <w:r>
-        <w:t xml:space="preserve"> INET,</w:t>
+        <w:t>CREATE TABLE activity_logs (</w:t>
+      </w:r>
+    </w:p>
+    <w:p>
+      <w:r>
+        <w:t xml:space="preserve">    log_id UUID PRIMARY KEY DEFAULT uuid_generate_v4(),</w:t>
+      </w:r>
+    </w:p>
+    <w:p>
+      <w:r>
+        <w:t xml:space="preserve">    user_id UUID REFERENCES users(user_id),</w:t>
+      </w:r>
+    </w:p>
+    <w:p>
+      <w:r>
+        <w:t xml:space="preserve">    school_id UUID REFERENCES schools(school_id),</w:t>
+      </w:r>
+    </w:p>
+    <w:p>
+      <w:r>
+        <w:t xml:space="preserve">    action_type VARCHAR(100) NOT NULL,</w:t>
+      </w:r>
+    </w:p>
+    <w:p>
+      <w:r>
+        <w:t xml:space="preserve">    action_details JSONB,</w:t>
+      </w:r>
+    </w:p>
+    <w:p>
+      <w:r>
+        <w:t xml:space="preserve">    ip_address INET,</w:t>
       </w:r>
     </w:p>
     <w:p>
       <w:r>
         <w:lastRenderedPageBreak/>
-        <w:t xml:space="preserve">    </w:t>
-      </w:r>
-      <w:proofErr w:type="spellStart"/>
-      <w:r>
-        <w:t>user_agent</w:t>
-      </w:r>
-      <w:proofErr w:type="spellEnd"/>
-      <w:r>
-        <w:t xml:space="preserve"> TEXT,</w:t>
-      </w:r>
-    </w:p>
-    <w:p>
-      <w:r>
-        <w:t xml:space="preserve">    </w:t>
-      </w:r>
-      <w:proofErr w:type="spellStart"/>
-      <w:r>
-        <w:t>created_at</w:t>
-      </w:r>
-      <w:proofErr w:type="spellEnd"/>
-      <w:r>
-        <w:t xml:space="preserve"> TIMESTAMP DEFAULT CURRENT_TIMESTAMP</w:t>
+        <w:t xml:space="preserve">    user_agent TEXT,</w:t>
+      </w:r>
+    </w:p>
+    <w:p>
+      <w:r>
+        <w:t xml:space="preserve">    created_at TIMESTAMP DEFAULT CURRENT_TIMESTAMP</w:t>
       </w:r>
     </w:p>
     <w:p>
@@ -10815,211 +7825,67 @@
     </w:p>
     <w:p>
       <w:r>
-        <w:t xml:space="preserve">CREATE TABLE </w:t>
-      </w:r>
-      <w:proofErr w:type="spellStart"/>
-      <w:r>
-        <w:t>bulk_import_logs</w:t>
-      </w:r>
-      <w:proofErr w:type="spellEnd"/>
-      <w:r>
-        <w:t xml:space="preserve"> (</w:t>
-      </w:r>
-    </w:p>
-    <w:p>
-      <w:r>
-        <w:t xml:space="preserve">    </w:t>
-      </w:r>
-      <w:proofErr w:type="spellStart"/>
-      <w:r>
-        <w:t>import_id</w:t>
-      </w:r>
-      <w:proofErr w:type="spellEnd"/>
-      <w:r>
-        <w:t xml:space="preserve"> UUID PRIMARY KEY DEFAULT uuid_generate_v4(),</w:t>
-      </w:r>
-    </w:p>
-    <w:p>
-      <w:r>
-        <w:t xml:space="preserve">    </w:t>
-      </w:r>
-      <w:proofErr w:type="spellStart"/>
-      <w:r>
-        <w:t>school_id</w:t>
-      </w:r>
-      <w:proofErr w:type="spellEnd"/>
-      <w:r>
-        <w:t xml:space="preserve"> UUID REFERENCES schools(</w:t>
-      </w:r>
-      <w:proofErr w:type="spellStart"/>
-      <w:r>
-        <w:t>school_id</w:t>
-      </w:r>
-      <w:proofErr w:type="spellEnd"/>
-      <w:r>
-        <w:t>) ON DELETE CASCADE,</w:t>
-      </w:r>
-    </w:p>
-    <w:p>
-      <w:r>
-        <w:t xml:space="preserve">    </w:t>
-      </w:r>
-      <w:proofErr w:type="spellStart"/>
-      <w:r>
-        <w:t>imported_by</w:t>
-      </w:r>
-      <w:proofErr w:type="spellEnd"/>
-      <w:r>
-        <w:t xml:space="preserve"> UUID REFERENCES users(</w:t>
-      </w:r>
-      <w:proofErr w:type="spellStart"/>
-      <w:r>
-        <w:t>user_id</w:t>
-      </w:r>
-      <w:proofErr w:type="spellEnd"/>
-      <w:r>
-        <w:t>),</w:t>
-      </w:r>
-    </w:p>
-    <w:p>
-      <w:r>
-        <w:t xml:space="preserve">    </w:t>
-      </w:r>
-      <w:proofErr w:type="spellStart"/>
-      <w:r>
-        <w:t>import_type</w:t>
-      </w:r>
-      <w:proofErr w:type="spellEnd"/>
-      <w:r>
-        <w:t xml:space="preserve"> </w:t>
-      </w:r>
-      <w:proofErr w:type="gramStart"/>
-      <w:r>
-        <w:t>VARCHAR(</w:t>
-      </w:r>
-      <w:proofErr w:type="gramEnd"/>
-      <w:r>
-        <w:t>50) NOT NULL, -- 'learners', 'teachers', 'assessments'</w:t>
-      </w:r>
-    </w:p>
-    <w:p>
-      <w:r>
-        <w:t xml:space="preserve">    </w:t>
-      </w:r>
-      <w:proofErr w:type="spellStart"/>
-      <w:r>
-        <w:t>file_name</w:t>
-      </w:r>
-      <w:proofErr w:type="spellEnd"/>
-      <w:r>
-        <w:t xml:space="preserve"> </w:t>
-      </w:r>
-      <w:proofErr w:type="gramStart"/>
-      <w:r>
-        <w:t>VARCHAR(</w:t>
-      </w:r>
-      <w:proofErr w:type="gramEnd"/>
-      <w:r>
-        <w:t>255),</w:t>
-      </w:r>
-    </w:p>
-    <w:p>
-      <w:r>
-        <w:t xml:space="preserve">    </w:t>
-      </w:r>
-      <w:proofErr w:type="spellStart"/>
-      <w:r>
-        <w:t>total_records</w:t>
-      </w:r>
-      <w:proofErr w:type="spellEnd"/>
-      <w:r>
-        <w:t xml:space="preserve"> INTEGER,</w:t>
-      </w:r>
-    </w:p>
-    <w:p>
-      <w:r>
-        <w:t xml:space="preserve">    </w:t>
-      </w:r>
-      <w:proofErr w:type="spellStart"/>
-      <w:r>
-        <w:t>successful_records</w:t>
-      </w:r>
-      <w:proofErr w:type="spellEnd"/>
-      <w:r>
-        <w:t xml:space="preserve"> INTEGER,</w:t>
-      </w:r>
-    </w:p>
-    <w:p>
-      <w:r>
-        <w:t xml:space="preserve">    </w:t>
-      </w:r>
-      <w:proofErr w:type="spellStart"/>
-      <w:r>
-        <w:t>failed_records</w:t>
-      </w:r>
-      <w:proofErr w:type="spellEnd"/>
-      <w:r>
-        <w:t xml:space="preserve"> INTEGER,</w:t>
-      </w:r>
-    </w:p>
-    <w:p>
-      <w:r>
-        <w:t xml:space="preserve">    </w:t>
-      </w:r>
-      <w:proofErr w:type="spellStart"/>
-      <w:r>
-        <w:t>error_details</w:t>
-      </w:r>
-      <w:proofErr w:type="spellEnd"/>
-      <w:r>
-        <w:t xml:space="preserve"> JSONB,</w:t>
-      </w:r>
-    </w:p>
-    <w:p>
-      <w:r>
-        <w:t xml:space="preserve">    </w:t>
-      </w:r>
-      <w:proofErr w:type="spellStart"/>
-      <w:r>
-        <w:t>import_status</w:t>
-      </w:r>
-      <w:proofErr w:type="spellEnd"/>
-      <w:r>
-        <w:t xml:space="preserve"> </w:t>
-      </w:r>
-      <w:proofErr w:type="gramStart"/>
-      <w:r>
-        <w:t>VARCHAR(</w:t>
-      </w:r>
-      <w:proofErr w:type="gramEnd"/>
-      <w:r>
-        <w:t>20) DEFAULT 'pending', -- 'pending', 'processing', 'completed', 'failed'</w:t>
-      </w:r>
-    </w:p>
-    <w:p>
-      <w:r>
-        <w:t xml:space="preserve">    </w:t>
-      </w:r>
-      <w:proofErr w:type="spellStart"/>
-      <w:r>
-        <w:t>created_at</w:t>
-      </w:r>
-      <w:proofErr w:type="spellEnd"/>
-      <w:r>
-        <w:t xml:space="preserve"> TIMESTAMP DEFAULT CURRENT_TIMESTAMP,</w:t>
-      </w:r>
-    </w:p>
-    <w:p>
-      <w:r>
-        <w:t xml:space="preserve">    </w:t>
-      </w:r>
-      <w:proofErr w:type="spellStart"/>
-      <w:r>
-        <w:t>completed_at</w:t>
-      </w:r>
-      <w:proofErr w:type="spellEnd"/>
-      <w:r>
-        <w:t xml:space="preserve"> TIMESTAMP</w:t>
+        <w:t>CREATE TABLE bulk_import_logs (</w:t>
+      </w:r>
+    </w:p>
+    <w:p>
+      <w:r>
+        <w:t xml:space="preserve">    import_id UUID PRIMARY KEY DEFAULT uuid_generate_v4(),</w:t>
+      </w:r>
+    </w:p>
+    <w:p>
+      <w:r>
+        <w:t xml:space="preserve">    school_id UUID REFERENCES schools(school_id) ON DELETE CASCADE,</w:t>
+      </w:r>
+    </w:p>
+    <w:p>
+      <w:r>
+        <w:t xml:space="preserve">    imported_by UUID REFERENCES users(user_id),</w:t>
+      </w:r>
+    </w:p>
+    <w:p>
+      <w:r>
+        <w:t xml:space="preserve">    import_type VARCHAR(50) NOT NULL, -- 'learners', 'teachers', 'assessments'</w:t>
+      </w:r>
+    </w:p>
+    <w:p>
+      <w:r>
+        <w:t xml:space="preserve">    file_name VARCHAR(255),</w:t>
+      </w:r>
+    </w:p>
+    <w:p>
+      <w:r>
+        <w:t xml:space="preserve">    total_records INTEGER,</w:t>
+      </w:r>
+    </w:p>
+    <w:p>
+      <w:r>
+        <w:t xml:space="preserve">    successful_records INTEGER,</w:t>
+      </w:r>
+    </w:p>
+    <w:p>
+      <w:r>
+        <w:t xml:space="preserve">    failed_records INTEGER,</w:t>
+      </w:r>
+    </w:p>
+    <w:p>
+      <w:r>
+        <w:t xml:space="preserve">    error_details JSONB,</w:t>
+      </w:r>
+    </w:p>
+    <w:p>
+      <w:r>
+        <w:t xml:space="preserve">    import_status VARCHAR(20) DEFAULT 'pending', -- 'pending', 'processing', 'completed', 'failed'</w:t>
+      </w:r>
+    </w:p>
+    <w:p>
+      <w:r>
+        <w:t xml:space="preserve">    created_at TIMESTAMP DEFAULT CURRENT_TIMESTAMP,</w:t>
+      </w:r>
+    </w:p>
+    <w:p>
+      <w:r>
+        <w:t xml:space="preserve">    completed_at TIMESTAMP</w:t>
       </w:r>
     </w:p>
     <w:p>
@@ -11051,15 +7917,7 @@
     </w:p>
     <w:p>
       <w:r>
-        <w:t xml:space="preserve">CREATE VIEW </w:t>
-      </w:r>
-      <w:proofErr w:type="spellStart"/>
-      <w:r>
-        <w:t>teacher_dashboard_view</w:t>
-      </w:r>
-      <w:proofErr w:type="spellEnd"/>
-      <w:r>
-        <w:t xml:space="preserve"> AS</w:t>
+        <w:t>CREATE VIEW teacher_dashboard_view AS</w:t>
       </w:r>
     </w:p>
     <w:p>
@@ -11069,204 +7927,49 @@
     </w:p>
     <w:p>
       <w:r>
-        <w:t xml:space="preserve">    </w:t>
-      </w:r>
-      <w:proofErr w:type="spellStart"/>
-      <w:r>
-        <w:t>u.user_id</w:t>
-      </w:r>
-      <w:proofErr w:type="spellEnd"/>
-      <w:r>
-        <w:t xml:space="preserve"> as </w:t>
-      </w:r>
-      <w:proofErr w:type="spellStart"/>
-      <w:r>
-        <w:t>teacher_id</w:t>
-      </w:r>
-      <w:proofErr w:type="spellEnd"/>
-      <w:r>
-        <w:t>,</w:t>
-      </w:r>
-    </w:p>
-    <w:p>
-      <w:r>
-        <w:t xml:space="preserve">    </w:t>
-      </w:r>
-      <w:proofErr w:type="spellStart"/>
-      <w:proofErr w:type="gramStart"/>
-      <w:r>
-        <w:t>u.first</w:t>
-      </w:r>
-      <w:proofErr w:type="gramEnd"/>
-      <w:r>
-        <w:t>_name</w:t>
-      </w:r>
-      <w:proofErr w:type="spellEnd"/>
-      <w:r>
-        <w:t xml:space="preserve"> || ' ' || </w:t>
-      </w:r>
-      <w:proofErr w:type="spellStart"/>
-      <w:proofErr w:type="gramStart"/>
-      <w:r>
-        <w:t>u.last</w:t>
-      </w:r>
-      <w:proofErr w:type="gramEnd"/>
-      <w:r>
-        <w:t>_name</w:t>
-      </w:r>
-      <w:proofErr w:type="spellEnd"/>
-      <w:r>
-        <w:t xml:space="preserve"> as </w:t>
-      </w:r>
-      <w:proofErr w:type="spellStart"/>
-      <w:r>
-        <w:t>teacher_name</w:t>
-      </w:r>
-      <w:proofErr w:type="spellEnd"/>
-      <w:r>
-        <w:t>,</w:t>
-      </w:r>
-    </w:p>
-    <w:p>
-      <w:r>
-        <w:t xml:space="preserve">    </w:t>
-      </w:r>
-      <w:proofErr w:type="spellStart"/>
-      <w:r>
-        <w:t>c.class_id</w:t>
-      </w:r>
-      <w:proofErr w:type="spellEnd"/>
-      <w:r>
-        <w:t>,</w:t>
-      </w:r>
-    </w:p>
-    <w:p>
-      <w:r>
-        <w:t xml:space="preserve">    </w:t>
-      </w:r>
-      <w:proofErr w:type="spellStart"/>
-      <w:r>
-        <w:t>c.class_name</w:t>
-      </w:r>
-      <w:proofErr w:type="spellEnd"/>
-      <w:r>
-        <w:t>,</w:t>
+        <w:t xml:space="preserve">    u.user_id as teacher_id,</w:t>
+      </w:r>
+    </w:p>
+    <w:p>
+      <w:r>
+        <w:t xml:space="preserve">    u.first_name || ' ' || u.last_name as teacher_name,</w:t>
+      </w:r>
+    </w:p>
+    <w:p>
+      <w:r>
+        <w:t xml:space="preserve">    c.class_id,</w:t>
+      </w:r>
+    </w:p>
+    <w:p>
+      <w:r>
+        <w:t xml:space="preserve">    c.class_name,</w:t>
       </w:r>
     </w:p>
     <w:p>
       <w:r>
         <w:lastRenderedPageBreak/>
-        <w:t xml:space="preserve">    </w:t>
-      </w:r>
-      <w:proofErr w:type="spellStart"/>
-      <w:r>
-        <w:t>c.grade_level</w:t>
-      </w:r>
-      <w:proofErr w:type="spellEnd"/>
-      <w:r>
-        <w:t>,</w:t>
-      </w:r>
-    </w:p>
-    <w:p>
-      <w:r>
-        <w:t xml:space="preserve">    </w:t>
-      </w:r>
-      <w:proofErr w:type="spellStart"/>
-      <w:r>
-        <w:t>c.academic_year</w:t>
-      </w:r>
-      <w:proofErr w:type="spellEnd"/>
-      <w:r>
-        <w:t>,</w:t>
-      </w:r>
-    </w:p>
-    <w:p>
-      <w:r>
-        <w:t xml:space="preserve">    </w:t>
-      </w:r>
-      <w:proofErr w:type="gramStart"/>
-      <w:r>
-        <w:t>COUNT(</w:t>
-      </w:r>
-      <w:proofErr w:type="gramEnd"/>
-      <w:r>
-        <w:t xml:space="preserve">DISTINCT </w:t>
-      </w:r>
-      <w:proofErr w:type="spellStart"/>
-      <w:proofErr w:type="gramStart"/>
-      <w:r>
-        <w:t>l.learner</w:t>
-      </w:r>
-      <w:proofErr w:type="gramEnd"/>
-      <w:r>
-        <w:t>_id</w:t>
-      </w:r>
-      <w:proofErr w:type="spellEnd"/>
-      <w:r>
-        <w:t xml:space="preserve">) as </w:t>
-      </w:r>
-      <w:proofErr w:type="spellStart"/>
-      <w:r>
-        <w:t>total_learners</w:t>
-      </w:r>
-      <w:proofErr w:type="spellEnd"/>
-      <w:r>
-        <w:t>,</w:t>
-      </w:r>
-    </w:p>
-    <w:p>
-      <w:r>
-        <w:t xml:space="preserve">    </w:t>
-      </w:r>
-      <w:proofErr w:type="gramStart"/>
-      <w:r>
-        <w:t>COUNT(</w:t>
-      </w:r>
-      <w:proofErr w:type="gramEnd"/>
-      <w:r>
-        <w:t xml:space="preserve">DISTINCT </w:t>
-      </w:r>
-      <w:proofErr w:type="spellStart"/>
-      <w:proofErr w:type="gramStart"/>
-      <w:r>
-        <w:t>a.assessment</w:t>
-      </w:r>
-      <w:proofErr w:type="gramEnd"/>
-      <w:r>
-        <w:t>_id</w:t>
-      </w:r>
-      <w:proofErr w:type="spellEnd"/>
-      <w:r>
-        <w:t xml:space="preserve">) as </w:t>
-      </w:r>
-      <w:proofErr w:type="spellStart"/>
-      <w:r>
-        <w:t>total_assessments</w:t>
-      </w:r>
-      <w:proofErr w:type="spellEnd"/>
-      <w:r>
-        <w:t>,</w:t>
-      </w:r>
-    </w:p>
-    <w:p>
-      <w:r>
-        <w:t xml:space="preserve">    AVG(</w:t>
-      </w:r>
-      <w:proofErr w:type="spellStart"/>
-      <w:proofErr w:type="gramStart"/>
-      <w:r>
-        <w:t>g.percentage</w:t>
-      </w:r>
-      <w:proofErr w:type="spellEnd"/>
-      <w:proofErr w:type="gramEnd"/>
-      <w:r>
-        <w:t xml:space="preserve">) as </w:t>
-      </w:r>
-      <w:proofErr w:type="spellStart"/>
-      <w:r>
-        <w:t>class_average_percentage</w:t>
-      </w:r>
-      <w:proofErr w:type="spellEnd"/>
+        <w:t xml:space="preserve">    c.grade_level,</w:t>
+      </w:r>
+    </w:p>
+    <w:p>
+      <w:r>
+        <w:t xml:space="preserve">    c.academic_year,</w:t>
+      </w:r>
+    </w:p>
+    <w:p>
+      <w:r>
+        <w:t xml:space="preserve">    COUNT(DISTINCT l.learner_id) as total_learners,</w:t>
+      </w:r>
+    </w:p>
+    <w:p>
+      <w:r>
+        <w:t xml:space="preserve">    COUNT(DISTINCT a.assessment_id) as total_assessments,</w:t>
+      </w:r>
+    </w:p>
+    <w:p>
+      <w:r>
+        <w:t xml:space="preserve">    AVG(g.percentage) as class_average_percentage</w:t>
+      </w:r>
     </w:p>
     <w:p>
       <w:r>
@@ -11275,233 +7978,38 @@
     </w:p>
     <w:p>
       <w:r>
-        <w:t xml:space="preserve">LEFT JOIN </w:t>
-      </w:r>
-      <w:proofErr w:type="spellStart"/>
-      <w:r>
-        <w:t>class_teacher_assignments</w:t>
-      </w:r>
-      <w:proofErr w:type="spellEnd"/>
-      <w:r>
-        <w:t xml:space="preserve"> </w:t>
-      </w:r>
-      <w:proofErr w:type="spellStart"/>
-      <w:r>
-        <w:t>cta</w:t>
-      </w:r>
-      <w:proofErr w:type="spellEnd"/>
-      <w:r>
-        <w:t xml:space="preserve"> ON </w:t>
-      </w:r>
-      <w:proofErr w:type="spellStart"/>
-      <w:r>
-        <w:t>u.user_id</w:t>
-      </w:r>
-      <w:proofErr w:type="spellEnd"/>
-      <w:r>
-        <w:t xml:space="preserve"> = </w:t>
-      </w:r>
-      <w:proofErr w:type="spellStart"/>
-      <w:proofErr w:type="gramStart"/>
-      <w:r>
-        <w:t>cta.teacher</w:t>
-      </w:r>
-      <w:proofErr w:type="gramEnd"/>
-      <w:r>
-        <w:t>_id</w:t>
-      </w:r>
-      <w:proofErr w:type="spellEnd"/>
-    </w:p>
-    <w:p>
-      <w:r>
-        <w:t xml:space="preserve">LEFT JOIN classes c ON </w:t>
-      </w:r>
-      <w:proofErr w:type="spellStart"/>
-      <w:r>
-        <w:t>cta.class_id</w:t>
-      </w:r>
-      <w:proofErr w:type="spellEnd"/>
-      <w:r>
-        <w:t xml:space="preserve"> = </w:t>
-      </w:r>
-      <w:proofErr w:type="spellStart"/>
-      <w:r>
-        <w:t>c.class_id</w:t>
-      </w:r>
-      <w:proofErr w:type="spellEnd"/>
-    </w:p>
-    <w:p>
-      <w:r>
-        <w:t xml:space="preserve">LEFT JOIN learners l ON </w:t>
-      </w:r>
-      <w:proofErr w:type="spellStart"/>
-      <w:r>
-        <w:t>c.class_id</w:t>
-      </w:r>
-      <w:proofErr w:type="spellEnd"/>
-      <w:r>
-        <w:t xml:space="preserve"> = </w:t>
-      </w:r>
-      <w:proofErr w:type="spellStart"/>
-      <w:proofErr w:type="gramStart"/>
-      <w:r>
-        <w:t>l.current</w:t>
-      </w:r>
-      <w:proofErr w:type="gramEnd"/>
-      <w:r>
-        <w:t>_class_id</w:t>
-      </w:r>
-      <w:proofErr w:type="spellEnd"/>
-    </w:p>
-    <w:p>
-      <w:r>
-        <w:t xml:space="preserve">LEFT JOIN assessments a ON </w:t>
-      </w:r>
-      <w:proofErr w:type="spellStart"/>
-      <w:r>
-        <w:t>c.class_id</w:t>
-      </w:r>
-      <w:proofErr w:type="spellEnd"/>
-      <w:r>
-        <w:t xml:space="preserve"> = </w:t>
-      </w:r>
-      <w:proofErr w:type="spellStart"/>
-      <w:r>
-        <w:t>a.class_id</w:t>
-      </w:r>
-      <w:proofErr w:type="spellEnd"/>
-      <w:r>
-        <w:t xml:space="preserve"> AND </w:t>
-      </w:r>
-      <w:proofErr w:type="spellStart"/>
-      <w:proofErr w:type="gramStart"/>
-      <w:r>
-        <w:t>a.teacher</w:t>
-      </w:r>
-      <w:proofErr w:type="gramEnd"/>
-      <w:r>
-        <w:t>_id</w:t>
-      </w:r>
-      <w:proofErr w:type="spellEnd"/>
-      <w:r>
-        <w:t xml:space="preserve"> = </w:t>
-      </w:r>
-      <w:proofErr w:type="spellStart"/>
-      <w:r>
-        <w:t>u.user_id</w:t>
-      </w:r>
-      <w:proofErr w:type="spellEnd"/>
-    </w:p>
-    <w:p>
-      <w:r>
-        <w:t xml:space="preserve">LEFT JOIN grades g ON </w:t>
-      </w:r>
-      <w:proofErr w:type="spellStart"/>
-      <w:proofErr w:type="gramStart"/>
-      <w:r>
-        <w:t>a.assessment</w:t>
-      </w:r>
-      <w:proofErr w:type="gramEnd"/>
-      <w:r>
-        <w:t>_id</w:t>
-      </w:r>
-      <w:proofErr w:type="spellEnd"/>
-      <w:r>
-        <w:t xml:space="preserve"> = </w:t>
-      </w:r>
-      <w:proofErr w:type="spellStart"/>
-      <w:proofErr w:type="gramStart"/>
-      <w:r>
-        <w:t>g.assessment</w:t>
-      </w:r>
-      <w:proofErr w:type="gramEnd"/>
-      <w:r>
-        <w:t>_id</w:t>
-      </w:r>
-      <w:proofErr w:type="spellEnd"/>
-    </w:p>
-    <w:p>
-      <w:r>
-        <w:t xml:space="preserve">WHERE </w:t>
-      </w:r>
-      <w:proofErr w:type="spellStart"/>
-      <w:proofErr w:type="gramStart"/>
-      <w:r>
-        <w:t>u.role</w:t>
-      </w:r>
-      <w:proofErr w:type="spellEnd"/>
-      <w:proofErr w:type="gramEnd"/>
-      <w:r>
-        <w:t xml:space="preserve"> = 'teacher' AND </w:t>
-      </w:r>
-      <w:proofErr w:type="spellStart"/>
-      <w:r>
-        <w:t>c.is_active</w:t>
-      </w:r>
-      <w:proofErr w:type="spellEnd"/>
-      <w:r>
-        <w:t xml:space="preserve"> = true</w:t>
-      </w:r>
-    </w:p>
-    <w:p>
-      <w:r>
-        <w:t xml:space="preserve">GROUP BY </w:t>
-      </w:r>
-      <w:proofErr w:type="spellStart"/>
-      <w:r>
-        <w:t>u.user_id</w:t>
-      </w:r>
-      <w:proofErr w:type="spellEnd"/>
-      <w:r>
-        <w:t xml:space="preserve">, </w:t>
-      </w:r>
-      <w:proofErr w:type="spellStart"/>
-      <w:r>
-        <w:t>c.class_id</w:t>
-      </w:r>
-      <w:proofErr w:type="spellEnd"/>
-      <w:r>
-        <w:t xml:space="preserve">, </w:t>
-      </w:r>
-      <w:proofErr w:type="spellStart"/>
-      <w:r>
-        <w:t>c.class_name</w:t>
-      </w:r>
-      <w:proofErr w:type="spellEnd"/>
-      <w:r>
-        <w:t xml:space="preserve">, </w:t>
-      </w:r>
-      <w:proofErr w:type="spellStart"/>
-      <w:proofErr w:type="gramStart"/>
-      <w:r>
-        <w:t>c.grade</w:t>
-      </w:r>
-      <w:proofErr w:type="gramEnd"/>
-      <w:r>
-        <w:t>_level</w:t>
-      </w:r>
-      <w:proofErr w:type="spellEnd"/>
-      <w:r>
-        <w:t xml:space="preserve">, </w:t>
-      </w:r>
-      <w:proofErr w:type="spellStart"/>
-      <w:proofErr w:type="gramStart"/>
-      <w:r>
-        <w:t>c.academic</w:t>
-      </w:r>
-      <w:proofErr w:type="gramEnd"/>
-      <w:r>
-        <w:t>_</w:t>
-      </w:r>
-      <w:proofErr w:type="gramStart"/>
-      <w:r>
-        <w:t>year</w:t>
-      </w:r>
-      <w:proofErr w:type="spellEnd"/>
-      <w:r>
-        <w:t>;</w:t>
-      </w:r>
-      <w:proofErr w:type="gramEnd"/>
+        <w:t>LEFT JOIN class_teacher_assignments cta ON u.user_id = cta.teacher_id</w:t>
+      </w:r>
+    </w:p>
+    <w:p>
+      <w:r>
+        <w:t>LEFT JOIN classes c ON cta.class_id = c.class_id</w:t>
+      </w:r>
+    </w:p>
+    <w:p>
+      <w:r>
+        <w:t>LEFT JOIN learners l ON c.class_id = l.current_class_id</w:t>
+      </w:r>
+    </w:p>
+    <w:p>
+      <w:r>
+        <w:t>LEFT JOIN assessments a ON c.class_id = a.class_id AND a.teacher_id = u.user_id</w:t>
+      </w:r>
+    </w:p>
+    <w:p>
+      <w:r>
+        <w:t>LEFT JOIN grades g ON a.assessment_id = g.assessment_id</w:t>
+      </w:r>
+    </w:p>
+    <w:p>
+      <w:r>
+        <w:t>WHERE u.role = 'teacher' AND c.is_active = true</w:t>
+      </w:r>
+    </w:p>
+    <w:p>
+      <w:r>
+        <w:t>GROUP BY u.user_id, c.class_id, c.class_name, c.grade_level, c.academic_year;</w:t>
+      </w:r>
     </w:p>
     <w:p/>
     <w:p>
@@ -11511,15 +8019,7 @@
     </w:p>
     <w:p>
       <w:r>
-        <w:t xml:space="preserve">CREATE VIEW </w:t>
-      </w:r>
-      <w:proofErr w:type="spellStart"/>
-      <w:r>
-        <w:t>learner_performance_view</w:t>
-      </w:r>
-      <w:proofErr w:type="spellEnd"/>
-      <w:r>
-        <w:t xml:space="preserve"> AS</w:t>
+        <w:t>CREATE VIEW learner_performance_view AS</w:t>
       </w:r>
     </w:p>
     <w:p>
@@ -11529,232 +8029,68 @@
     </w:p>
     <w:p>
       <w:r>
-        <w:t xml:space="preserve">    </w:t>
-      </w:r>
-      <w:proofErr w:type="spellStart"/>
-      <w:r>
-        <w:t>l.learner_id</w:t>
-      </w:r>
-      <w:proofErr w:type="spellEnd"/>
-      <w:r>
-        <w:t>,</w:t>
-      </w:r>
-    </w:p>
-    <w:p>
-      <w:r>
-        <w:t xml:space="preserve">    </w:t>
-      </w:r>
-      <w:proofErr w:type="spellStart"/>
-      <w:proofErr w:type="gramStart"/>
-      <w:r>
-        <w:t>u.first</w:t>
-      </w:r>
-      <w:proofErr w:type="gramEnd"/>
-      <w:r>
-        <w:t>_name</w:t>
-      </w:r>
-      <w:proofErr w:type="spellEnd"/>
-      <w:r>
-        <w:t xml:space="preserve"> || ' ' || </w:t>
-      </w:r>
-      <w:proofErr w:type="spellStart"/>
-      <w:proofErr w:type="gramStart"/>
-      <w:r>
-        <w:t>u.last</w:t>
-      </w:r>
-      <w:proofErr w:type="gramEnd"/>
-      <w:r>
-        <w:t>_name</w:t>
-      </w:r>
-      <w:proofErr w:type="spellEnd"/>
-      <w:r>
-        <w:t xml:space="preserve"> as </w:t>
-      </w:r>
-      <w:proofErr w:type="spellStart"/>
-      <w:r>
-        <w:t>learner_name</w:t>
-      </w:r>
-      <w:proofErr w:type="spellEnd"/>
-      <w:r>
-        <w:t>,</w:t>
-      </w:r>
-    </w:p>
-    <w:p>
-      <w:r>
-        <w:t xml:space="preserve">    </w:t>
-      </w:r>
-      <w:proofErr w:type="spellStart"/>
-      <w:r>
-        <w:t>c.class_id</w:t>
-      </w:r>
-      <w:proofErr w:type="spellEnd"/>
-      <w:r>
-        <w:t>,</w:t>
-      </w:r>
-    </w:p>
-    <w:p>
-      <w:r>
-        <w:t xml:space="preserve">    </w:t>
-      </w:r>
-      <w:proofErr w:type="spellStart"/>
-      <w:r>
-        <w:t>c.class_name</w:t>
-      </w:r>
-      <w:proofErr w:type="spellEnd"/>
-      <w:r>
-        <w:t>,</w:t>
-      </w:r>
-    </w:p>
-    <w:p>
-      <w:r>
-        <w:t xml:space="preserve">    </w:t>
-      </w:r>
-      <w:proofErr w:type="spellStart"/>
-      <w:r>
-        <w:t>c.grade_level</w:t>
-      </w:r>
-      <w:proofErr w:type="spellEnd"/>
-      <w:r>
-        <w:t>,</w:t>
-      </w:r>
-    </w:p>
-    <w:p>
-      <w:r>
-        <w:t xml:space="preserve">    </w:t>
-      </w:r>
-      <w:proofErr w:type="spellStart"/>
-      <w:proofErr w:type="gramStart"/>
-      <w:r>
-        <w:t>s.subject</w:t>
-      </w:r>
-      <w:proofErr w:type="gramEnd"/>
-      <w:r>
-        <w:t>_name</w:t>
-      </w:r>
-      <w:proofErr w:type="spellEnd"/>
-      <w:r>
-        <w:t>,</w:t>
-      </w:r>
-    </w:p>
-    <w:p>
-      <w:r>
-        <w:t xml:space="preserve">    </w:t>
-      </w:r>
-      <w:proofErr w:type="spellStart"/>
-      <w:proofErr w:type="gramStart"/>
-      <w:r>
-        <w:t>t.topic</w:t>
-      </w:r>
-      <w:proofErr w:type="gramEnd"/>
-      <w:r>
-        <w:t>_name</w:t>
-      </w:r>
-      <w:proofErr w:type="spellEnd"/>
-      <w:r>
-        <w:t>,</w:t>
-      </w:r>
-    </w:p>
-    <w:p>
-      <w:r>
-        <w:t xml:space="preserve">    </w:t>
-      </w:r>
-      <w:proofErr w:type="spellStart"/>
-      <w:proofErr w:type="gramStart"/>
-      <w:r>
-        <w:t>g.percentage</w:t>
-      </w:r>
-      <w:proofErr w:type="spellEnd"/>
-      <w:proofErr w:type="gramEnd"/>
-      <w:r>
-        <w:t>,</w:t>
-      </w:r>
-    </w:p>
-    <w:p>
-      <w:r>
-        <w:t xml:space="preserve">    </w:t>
-      </w:r>
-      <w:proofErr w:type="spellStart"/>
-      <w:proofErr w:type="gramStart"/>
-      <w:r>
-        <w:t>g.grade</w:t>
-      </w:r>
-      <w:proofErr w:type="gramEnd"/>
-      <w:r>
-        <w:t>_letter</w:t>
-      </w:r>
-      <w:proofErr w:type="spellEnd"/>
-      <w:r>
-        <w:t>,</w:t>
-      </w:r>
-    </w:p>
-    <w:p>
-      <w:r>
-        <w:t xml:space="preserve">    </w:t>
-      </w:r>
-      <w:proofErr w:type="spellStart"/>
-      <w:proofErr w:type="gramStart"/>
-      <w:r>
-        <w:t>a.assessment</w:t>
-      </w:r>
-      <w:proofErr w:type="gramEnd"/>
-      <w:r>
-        <w:t>_name</w:t>
-      </w:r>
-      <w:proofErr w:type="spellEnd"/>
-      <w:r>
-        <w:t>,</w:t>
-      </w:r>
-    </w:p>
-    <w:p>
-      <w:r>
-        <w:t xml:space="preserve">    </w:t>
-      </w:r>
-      <w:proofErr w:type="spellStart"/>
-      <w:proofErr w:type="gramStart"/>
-      <w:r>
-        <w:t>a.assessment</w:t>
-      </w:r>
-      <w:proofErr w:type="gramEnd"/>
-      <w:r>
-        <w:t>_type</w:t>
-      </w:r>
-      <w:proofErr w:type="spellEnd"/>
-      <w:r>
-        <w:t>,</w:t>
-      </w:r>
-    </w:p>
-    <w:p>
-      <w:r>
-        <w:t xml:space="preserve">    </w:t>
-      </w:r>
-      <w:proofErr w:type="spellStart"/>
-      <w:proofErr w:type="gramStart"/>
-      <w:r>
-        <w:t>a.term</w:t>
-      </w:r>
-      <w:proofErr w:type="gramEnd"/>
-      <w:r>
-        <w:t>_number</w:t>
-      </w:r>
-      <w:proofErr w:type="spellEnd"/>
-      <w:r>
-        <w:t>,</w:t>
-      </w:r>
-    </w:p>
-    <w:p>
-      <w:r>
-        <w:t xml:space="preserve">    </w:t>
-      </w:r>
-      <w:proofErr w:type="spellStart"/>
-      <w:proofErr w:type="gramStart"/>
-      <w:r>
-        <w:t>a.scheduled</w:t>
-      </w:r>
-      <w:proofErr w:type="gramEnd"/>
-      <w:r>
-        <w:t>_date</w:t>
-      </w:r>
-      <w:proofErr w:type="spellEnd"/>
+        <w:t xml:space="preserve">    l.learner_id,</w:t>
+      </w:r>
+    </w:p>
+    <w:p>
+      <w:r>
+        <w:t xml:space="preserve">    u.first_name || ' ' || u.last_name as learner_name,</w:t>
+      </w:r>
+    </w:p>
+    <w:p>
+      <w:r>
+        <w:t xml:space="preserve">    c.class_id,</w:t>
+      </w:r>
+    </w:p>
+    <w:p>
+      <w:r>
+        <w:t xml:space="preserve">    c.class_name,</w:t>
+      </w:r>
+    </w:p>
+    <w:p>
+      <w:r>
+        <w:t xml:space="preserve">    c.grade_level,</w:t>
+      </w:r>
+    </w:p>
+    <w:p>
+      <w:r>
+        <w:t xml:space="preserve">    s.subject_name,</w:t>
+      </w:r>
+    </w:p>
+    <w:p>
+      <w:r>
+        <w:t xml:space="preserve">    t.topic_name,</w:t>
+      </w:r>
+    </w:p>
+    <w:p>
+      <w:r>
+        <w:t xml:space="preserve">    g.percentage,</w:t>
+      </w:r>
+    </w:p>
+    <w:p>
+      <w:r>
+        <w:t xml:space="preserve">    g.grade_letter,</w:t>
+      </w:r>
+    </w:p>
+    <w:p>
+      <w:r>
+        <w:t xml:space="preserve">    a.assessment_name,</w:t>
+      </w:r>
+    </w:p>
+    <w:p>
+      <w:r>
+        <w:t xml:space="preserve">    a.assessment_type,</w:t>
+      </w:r>
+    </w:p>
+    <w:p>
+      <w:r>
+        <w:t xml:space="preserve">    a.term_number,</w:t>
+      </w:r>
+    </w:p>
+    <w:p>
+      <w:r>
+        <w:t xml:space="preserve">    a.scheduled_date</w:t>
+      </w:r>
     </w:p>
     <w:p>
       <w:r>
@@ -11764,179 +8100,38 @@
     <w:p>
       <w:r>
         <w:lastRenderedPageBreak/>
-        <w:t xml:space="preserve">JOIN users u ON </w:t>
-      </w:r>
-      <w:proofErr w:type="spellStart"/>
-      <w:r>
-        <w:t>l.user_id</w:t>
-      </w:r>
-      <w:proofErr w:type="spellEnd"/>
-      <w:r>
-        <w:t xml:space="preserve"> = </w:t>
-      </w:r>
-      <w:proofErr w:type="spellStart"/>
-      <w:r>
-        <w:t>u.user_id</w:t>
-      </w:r>
-      <w:proofErr w:type="spellEnd"/>
-    </w:p>
-    <w:p>
-      <w:r>
-        <w:t xml:space="preserve">JOIN classes c ON </w:t>
-      </w:r>
-      <w:proofErr w:type="spellStart"/>
-      <w:proofErr w:type="gramStart"/>
-      <w:r>
-        <w:t>l.current</w:t>
-      </w:r>
-      <w:proofErr w:type="gramEnd"/>
-      <w:r>
-        <w:t>_class_id</w:t>
-      </w:r>
-      <w:proofErr w:type="spellEnd"/>
-      <w:r>
-        <w:t xml:space="preserve"> = </w:t>
-      </w:r>
-      <w:proofErr w:type="spellStart"/>
-      <w:r>
-        <w:t>c.class_id</w:t>
-      </w:r>
-      <w:proofErr w:type="spellEnd"/>
-    </w:p>
-    <w:p>
-      <w:r>
-        <w:t xml:space="preserve">JOIN grades g ON </w:t>
-      </w:r>
-      <w:proofErr w:type="spellStart"/>
-      <w:proofErr w:type="gramStart"/>
-      <w:r>
-        <w:t>l.learner</w:t>
-      </w:r>
-      <w:proofErr w:type="gramEnd"/>
-      <w:r>
-        <w:t>_id</w:t>
-      </w:r>
-      <w:proofErr w:type="spellEnd"/>
-      <w:r>
-        <w:t xml:space="preserve"> = </w:t>
-      </w:r>
-      <w:proofErr w:type="spellStart"/>
-      <w:proofErr w:type="gramStart"/>
-      <w:r>
-        <w:t>g.learner</w:t>
-      </w:r>
-      <w:proofErr w:type="gramEnd"/>
-      <w:r>
-        <w:t>_id</w:t>
-      </w:r>
-      <w:proofErr w:type="spellEnd"/>
-    </w:p>
-    <w:p>
-      <w:r>
-        <w:t xml:space="preserve">JOIN assessments a ON </w:t>
-      </w:r>
-      <w:proofErr w:type="spellStart"/>
-      <w:proofErr w:type="gramStart"/>
-      <w:r>
-        <w:t>g.assessment</w:t>
-      </w:r>
-      <w:proofErr w:type="gramEnd"/>
-      <w:r>
-        <w:t>_id</w:t>
-      </w:r>
-      <w:proofErr w:type="spellEnd"/>
-      <w:r>
-        <w:t xml:space="preserve"> = </w:t>
-      </w:r>
-      <w:proofErr w:type="spellStart"/>
-      <w:proofErr w:type="gramStart"/>
-      <w:r>
-        <w:t>a.assessment</w:t>
-      </w:r>
-      <w:proofErr w:type="gramEnd"/>
-      <w:r>
-        <w:t>_id</w:t>
-      </w:r>
-      <w:proofErr w:type="spellEnd"/>
-    </w:p>
-    <w:p>
-      <w:r>
-        <w:t xml:space="preserve">LEFT JOIN subjects s ON </w:t>
-      </w:r>
-      <w:proofErr w:type="spellStart"/>
-      <w:proofErr w:type="gramStart"/>
-      <w:r>
-        <w:t>a.subject</w:t>
-      </w:r>
-      <w:proofErr w:type="gramEnd"/>
-      <w:r>
-        <w:t>_id</w:t>
-      </w:r>
-      <w:proofErr w:type="spellEnd"/>
-      <w:r>
-        <w:t xml:space="preserve"> = </w:t>
-      </w:r>
-      <w:proofErr w:type="spellStart"/>
-      <w:proofErr w:type="gramStart"/>
-      <w:r>
-        <w:t>s.subject</w:t>
-      </w:r>
-      <w:proofErr w:type="gramEnd"/>
-      <w:r>
-        <w:t>_id</w:t>
-      </w:r>
-      <w:proofErr w:type="spellEnd"/>
-    </w:p>
-    <w:p>
-      <w:r>
-        <w:t xml:space="preserve">LEFT JOIN topics t ON </w:t>
-      </w:r>
-      <w:proofErr w:type="spellStart"/>
-      <w:proofErr w:type="gramStart"/>
-      <w:r>
-        <w:t>a.topic</w:t>
-      </w:r>
-      <w:proofErr w:type="gramEnd"/>
-      <w:r>
-        <w:t>_id</w:t>
-      </w:r>
-      <w:proofErr w:type="spellEnd"/>
-      <w:r>
-        <w:t xml:space="preserve"> = </w:t>
-      </w:r>
-      <w:proofErr w:type="spellStart"/>
-      <w:proofErr w:type="gramStart"/>
-      <w:r>
-        <w:t>t.topic</w:t>
-      </w:r>
-      <w:proofErr w:type="gramEnd"/>
-      <w:r>
-        <w:t>_id</w:t>
-      </w:r>
-      <w:proofErr w:type="spellEnd"/>
-    </w:p>
-    <w:p>
-      <w:r>
-        <w:t xml:space="preserve">WHERE </w:t>
-      </w:r>
-      <w:proofErr w:type="spellStart"/>
-      <w:proofErr w:type="gramStart"/>
-      <w:r>
-        <w:t>l.academic</w:t>
-      </w:r>
-      <w:proofErr w:type="gramEnd"/>
-      <w:r>
-        <w:t>_status</w:t>
-      </w:r>
-      <w:proofErr w:type="spellEnd"/>
-      <w:r>
-        <w:t xml:space="preserve"> = 'active</w:t>
-      </w:r>
-      <w:proofErr w:type="gramStart"/>
-      <w:r>
-        <w:t>';</w:t>
-      </w:r>
-      <w:proofErr w:type="gramEnd"/>
+        <w:t>JOIN users u ON l.user_id = u.user_id</w:t>
+      </w:r>
+    </w:p>
+    <w:p>
+      <w:r>
+        <w:t>JOIN classes c ON l.current_class_id = c.class_id</w:t>
+      </w:r>
+    </w:p>
+    <w:p>
+      <w:r>
+        <w:t>JOIN grades g ON l.learner_id = g.learner_id</w:t>
+      </w:r>
+    </w:p>
+    <w:p>
+      <w:r>
+        <w:t>JOIN assessments a ON g.assessment_id = a.assessment_id</w:t>
+      </w:r>
+    </w:p>
+    <w:p>
+      <w:r>
+        <w:t>LEFT JOIN subjects s ON a.subject_id = s.subject_id</w:t>
+      </w:r>
+    </w:p>
+    <w:p>
+      <w:r>
+        <w:t>LEFT JOIN topics t ON a.topic_id = t.topic_id</w:t>
+      </w:r>
+    </w:p>
+    <w:p>
+      <w:r>
+        <w:t>WHERE l.academic_status = 'active';</w:t>
+      </w:r>
     </w:p>
     <w:p/>
     <w:p>
@@ -11957,36 +8152,12 @@
     <w:p/>
     <w:p>
       <w:r>
-        <w:t xml:space="preserve">-- Function to update class </w:t>
-      </w:r>
-      <w:proofErr w:type="spellStart"/>
-      <w:r>
-        <w:t>enrollment</w:t>
-      </w:r>
-      <w:proofErr w:type="spellEnd"/>
-      <w:r>
-        <w:t xml:space="preserve"> count</w:t>
-      </w:r>
-    </w:p>
-    <w:p>
-      <w:r>
-        <w:t xml:space="preserve">CREATE OR REPLACE FUNCTION </w:t>
-      </w:r>
-      <w:proofErr w:type="spellStart"/>
-      <w:r>
-        <w:t>update_class_</w:t>
-      </w:r>
-      <w:proofErr w:type="gramStart"/>
-      <w:r>
-        <w:t>enrollment</w:t>
-      </w:r>
-      <w:proofErr w:type="spellEnd"/>
-      <w:r>
-        <w:t>(</w:t>
-      </w:r>
-      <w:proofErr w:type="gramEnd"/>
-      <w:r>
-        <w:t>)</w:t>
+        <w:t>-- Function to update class enrollment count</w:t>
+      </w:r>
+    </w:p>
+    <w:p>
+      <w:r>
+        <w:t>CREATE OR REPLACE FUNCTION update_class_enrollment()</w:t>
       </w:r>
     </w:p>
     <w:p>
@@ -12011,50 +8182,13 @@
     </w:p>
     <w:p>
       <w:r>
-        <w:t xml:space="preserve">        SET </w:t>
-      </w:r>
-      <w:proofErr w:type="spellStart"/>
-      <w:r>
-        <w:t>current_enrollment</w:t>
-      </w:r>
-      <w:proofErr w:type="spellEnd"/>
-      <w:r>
-        <w:t xml:space="preserve"> = </w:t>
-      </w:r>
-      <w:proofErr w:type="spellStart"/>
-      <w:r>
-        <w:t>current_enrollment</w:t>
-      </w:r>
-      <w:proofErr w:type="spellEnd"/>
-      <w:r>
-        <w:t xml:space="preserve"> + 1</w:t>
-      </w:r>
-    </w:p>
-    <w:p>
-      <w:r>
-        <w:t xml:space="preserve">        WHERE </w:t>
-      </w:r>
-      <w:proofErr w:type="spellStart"/>
-      <w:r>
-        <w:t>class_id</w:t>
-      </w:r>
-      <w:proofErr w:type="spellEnd"/>
-      <w:r>
-        <w:t xml:space="preserve"> = </w:t>
-      </w:r>
-      <w:proofErr w:type="spellStart"/>
-      <w:r>
-        <w:t>NEW.current_class_</w:t>
-      </w:r>
-      <w:proofErr w:type="gramStart"/>
-      <w:r>
-        <w:t>id</w:t>
-      </w:r>
-      <w:proofErr w:type="spellEnd"/>
-      <w:r>
-        <w:t>;</w:t>
-      </w:r>
-      <w:proofErr w:type="gramEnd"/>
+        <w:t xml:space="preserve">        SET current_enrollment = current_enrollment + 1</w:t>
+      </w:r>
+    </w:p>
+    <w:p>
+      <w:r>
+        <w:t xml:space="preserve">        WHERE class_id = NEW.current_class_id;</w:t>
+      </w:r>
     </w:p>
     <w:p>
       <w:r>
@@ -12063,23 +8197,7 @@
     </w:p>
     <w:p>
       <w:r>
-        <w:t xml:space="preserve">        IF </w:t>
-      </w:r>
-      <w:proofErr w:type="spellStart"/>
-      <w:r>
-        <w:t>OLD.current_class_id</w:t>
-      </w:r>
-      <w:proofErr w:type="spellEnd"/>
-      <w:r>
-        <w:t xml:space="preserve"> IS DISTINCT FROM </w:t>
-      </w:r>
-      <w:proofErr w:type="spellStart"/>
-      <w:r>
-        <w:t>NEW.current_class_id</w:t>
-      </w:r>
-      <w:proofErr w:type="spellEnd"/>
-      <w:r>
-        <w:t xml:space="preserve"> THEN</w:t>
+        <w:t xml:space="preserve">        IF OLD.current_class_id IS DISTINCT FROM NEW.current_class_id THEN</w:t>
       </w:r>
     </w:p>
     <w:p>
@@ -12094,50 +8212,13 @@
     </w:p>
     <w:p>
       <w:r>
-        <w:t xml:space="preserve">            SET </w:t>
-      </w:r>
-      <w:proofErr w:type="spellStart"/>
-      <w:r>
-        <w:t>current_enrollment</w:t>
-      </w:r>
-      <w:proofErr w:type="spellEnd"/>
-      <w:r>
-        <w:t xml:space="preserve"> = </w:t>
-      </w:r>
-      <w:proofErr w:type="spellStart"/>
-      <w:r>
-        <w:t>current_enrollment</w:t>
-      </w:r>
-      <w:proofErr w:type="spellEnd"/>
-      <w:r>
-        <w:t xml:space="preserve"> - 1</w:t>
-      </w:r>
-    </w:p>
-    <w:p>
-      <w:r>
-        <w:t xml:space="preserve">            WHERE </w:t>
-      </w:r>
-      <w:proofErr w:type="spellStart"/>
-      <w:r>
-        <w:t>class_id</w:t>
-      </w:r>
-      <w:proofErr w:type="spellEnd"/>
-      <w:r>
-        <w:t xml:space="preserve"> = </w:t>
-      </w:r>
-      <w:proofErr w:type="spellStart"/>
-      <w:r>
-        <w:t>OLD.current_class_</w:t>
-      </w:r>
-      <w:proofErr w:type="gramStart"/>
-      <w:r>
-        <w:t>id</w:t>
-      </w:r>
-      <w:proofErr w:type="spellEnd"/>
-      <w:r>
-        <w:t>;</w:t>
-      </w:r>
-      <w:proofErr w:type="gramEnd"/>
+        <w:t xml:space="preserve">            SET current_enrollment = current_enrollment - 1</w:t>
+      </w:r>
+    </w:p>
+    <w:p>
+      <w:r>
+        <w:t xml:space="preserve">            WHERE class_id = OLD.current_class_id;</w:t>
+      </w:r>
     </w:p>
     <w:p>
       <w:r>
@@ -12156,61 +8237,19 @@
     </w:p>
     <w:p>
       <w:r>
-        <w:t xml:space="preserve">            SET </w:t>
-      </w:r>
-      <w:proofErr w:type="spellStart"/>
-      <w:r>
-        <w:t>current_enrollment</w:t>
-      </w:r>
-      <w:proofErr w:type="spellEnd"/>
-      <w:r>
-        <w:t xml:space="preserve"> = </w:t>
-      </w:r>
-      <w:proofErr w:type="spellStart"/>
-      <w:r>
-        <w:t>current_enrollment</w:t>
-      </w:r>
-      <w:proofErr w:type="spellEnd"/>
-      <w:r>
-        <w:t xml:space="preserve"> + 1</w:t>
-      </w:r>
-    </w:p>
-    <w:p>
-      <w:r>
-        <w:t xml:space="preserve">            WHERE </w:t>
-      </w:r>
-      <w:proofErr w:type="spellStart"/>
-      <w:r>
-        <w:t>class_id</w:t>
-      </w:r>
-      <w:proofErr w:type="spellEnd"/>
-      <w:r>
-        <w:t xml:space="preserve"> = </w:t>
-      </w:r>
-      <w:proofErr w:type="spellStart"/>
-      <w:r>
-        <w:t>NEW.current_class_</w:t>
-      </w:r>
-      <w:proofErr w:type="gramStart"/>
-      <w:r>
-        <w:t>id</w:t>
-      </w:r>
-      <w:proofErr w:type="spellEnd"/>
-      <w:r>
-        <w:t>;</w:t>
-      </w:r>
-      <w:proofErr w:type="gramEnd"/>
+        <w:t xml:space="preserve">            SET current_enrollment = current_enrollment + 1</w:t>
+      </w:r>
+    </w:p>
+    <w:p>
+      <w:r>
+        <w:t xml:space="preserve">            WHERE class_id = NEW.current_class_id;</w:t>
+      </w:r>
     </w:p>
     <w:p>
       <w:r>
         <w:lastRenderedPageBreak/>
-        <w:t xml:space="preserve">        END </w:t>
-      </w:r>
-      <w:proofErr w:type="gramStart"/>
-      <w:r>
-        <w:t>IF;</w:t>
-      </w:r>
-      <w:proofErr w:type="gramEnd"/>
+        <w:t xml:space="preserve">        END IF;</w:t>
+      </w:r>
     </w:p>
     <w:p>
       <w:r>
@@ -12224,116 +8263,44 @@
     </w:p>
     <w:p>
       <w:r>
-        <w:t xml:space="preserve">        SET </w:t>
-      </w:r>
-      <w:proofErr w:type="spellStart"/>
-      <w:r>
-        <w:t>current_enrollment</w:t>
-      </w:r>
-      <w:proofErr w:type="spellEnd"/>
-      <w:r>
-        <w:t xml:space="preserve"> = </w:t>
-      </w:r>
-      <w:proofErr w:type="spellStart"/>
-      <w:r>
-        <w:t>current_enrollment</w:t>
-      </w:r>
-      <w:proofErr w:type="spellEnd"/>
-      <w:r>
-        <w:t xml:space="preserve"> - 1</w:t>
-      </w:r>
-    </w:p>
-    <w:p>
-      <w:r>
-        <w:t xml:space="preserve">        WHERE </w:t>
-      </w:r>
-      <w:proofErr w:type="spellStart"/>
-      <w:r>
-        <w:t>class_id</w:t>
-      </w:r>
-      <w:proofErr w:type="spellEnd"/>
-      <w:r>
-        <w:t xml:space="preserve"> = </w:t>
-      </w:r>
-      <w:proofErr w:type="spellStart"/>
-      <w:r>
-        <w:t>OLD.current_class_</w:t>
-      </w:r>
-      <w:proofErr w:type="gramStart"/>
-      <w:r>
-        <w:t>id</w:t>
-      </w:r>
-      <w:proofErr w:type="spellEnd"/>
-      <w:r>
-        <w:t>;</w:t>
-      </w:r>
-      <w:proofErr w:type="gramEnd"/>
-    </w:p>
-    <w:p>
-      <w:r>
-        <w:t xml:space="preserve">    END </w:t>
-      </w:r>
-      <w:proofErr w:type="gramStart"/>
-      <w:r>
-        <w:t>IF;</w:t>
-      </w:r>
-      <w:proofErr w:type="gramEnd"/>
-    </w:p>
-    <w:p>
-      <w:r>
-        <w:t xml:space="preserve">    RETURN </w:t>
-      </w:r>
-      <w:proofErr w:type="gramStart"/>
-      <w:r>
-        <w:t>NULL;</w:t>
-      </w:r>
-      <w:proofErr w:type="gramEnd"/>
-    </w:p>
-    <w:p>
-      <w:proofErr w:type="gramStart"/>
+        <w:t xml:space="preserve">        SET current_enrollment = current_enrollment - 1</w:t>
+      </w:r>
+    </w:p>
+    <w:p>
+      <w:r>
+        <w:t xml:space="preserve">        WHERE class_id = OLD.current_class_id;</w:t>
+      </w:r>
+    </w:p>
+    <w:p>
+      <w:r>
+        <w:t xml:space="preserve">    END IF;</w:t>
+      </w:r>
+    </w:p>
+    <w:p>
+      <w:r>
+        <w:t xml:space="preserve">    RETURN NULL;</w:t>
+      </w:r>
+    </w:p>
+    <w:p>
       <w:r>
         <w:t>END;</w:t>
       </w:r>
-      <w:proofErr w:type="gramEnd"/>
-    </w:p>
-    <w:p>
-      <w:r>
-        <w:t xml:space="preserve">$$ LANGUAGE </w:t>
-      </w:r>
-      <w:proofErr w:type="spellStart"/>
-      <w:proofErr w:type="gramStart"/>
-      <w:r>
-        <w:t>plpgsql</w:t>
-      </w:r>
-      <w:proofErr w:type="spellEnd"/>
-      <w:r>
-        <w:t>;</w:t>
-      </w:r>
-      <w:proofErr w:type="gramEnd"/>
+    </w:p>
+    <w:p>
+      <w:r>
+        <w:t>$$ LANGUAGE plpgsql;</w:t>
+      </w:r>
     </w:p>
     <w:p/>
     <w:p>
       <w:r>
-        <w:t xml:space="preserve">-- Trigger for class </w:t>
-      </w:r>
-      <w:proofErr w:type="spellStart"/>
-      <w:r>
-        <w:t>enrollment</w:t>
-      </w:r>
-      <w:proofErr w:type="spellEnd"/>
-      <w:r>
-        <w:t xml:space="preserve"> updates</w:t>
-      </w:r>
-    </w:p>
-    <w:p>
-      <w:r>
-        <w:t xml:space="preserve">CREATE TRIGGER </w:t>
-      </w:r>
-      <w:proofErr w:type="spellStart"/>
-      <w:r>
-        <w:t>trg_update_class_enrollment</w:t>
-      </w:r>
-      <w:proofErr w:type="spellEnd"/>
+        <w:t>-- Trigger for class enrollment updates</w:t>
+      </w:r>
+    </w:p>
+    <w:p>
+      <w:r>
+        <w:t>CREATE TRIGGER trg_update_class_enrollment</w:t>
+      </w:r>
     </w:p>
     <w:p>
       <w:r>
@@ -12347,21 +8314,8 @@
     </w:p>
     <w:p>
       <w:r>
-        <w:t xml:space="preserve">EXECUTE FUNCTION </w:t>
-      </w:r>
-      <w:proofErr w:type="spellStart"/>
-      <w:r>
-        <w:t>update_class_</w:t>
-      </w:r>
-      <w:proofErr w:type="gramStart"/>
-      <w:r>
-        <w:t>enrollment</w:t>
-      </w:r>
-      <w:proofErr w:type="spellEnd"/>
-      <w:r>
-        <w:t>();</w:t>
-      </w:r>
-      <w:proofErr w:type="gramEnd"/>
+        <w:t>EXECUTE FUNCTION update_class_enrollment();</w:t>
+      </w:r>
     </w:p>
     <w:p/>
     <w:p>
@@ -12371,23 +8325,7 @@
     </w:p>
     <w:p>
       <w:r>
-        <w:t xml:space="preserve">CREATE OR REPLACE FUNCTION </w:t>
-      </w:r>
-      <w:proofErr w:type="spellStart"/>
-      <w:r>
-        <w:t>update_updated_at_</w:t>
-      </w:r>
-      <w:proofErr w:type="gramStart"/>
-      <w:r>
-        <w:t>column</w:t>
-      </w:r>
-      <w:proofErr w:type="spellEnd"/>
-      <w:r>
-        <w:t>(</w:t>
-      </w:r>
-      <w:proofErr w:type="gramEnd"/>
-      <w:r>
-        <w:t>)</w:t>
+        <w:t>CREATE OR REPLACE FUNCTION update_updated_at_column()</w:t>
       </w:r>
     </w:p>
     <w:p>
@@ -12402,74 +8340,34 @@
     </w:p>
     <w:p>
       <w:r>
-        <w:t xml:space="preserve">    </w:t>
-      </w:r>
-      <w:proofErr w:type="spellStart"/>
-      <w:r>
-        <w:t>NEW.updated_at</w:t>
-      </w:r>
-      <w:proofErr w:type="spellEnd"/>
-      <w:r>
-        <w:t xml:space="preserve"> = CURRENT_</w:t>
-      </w:r>
-      <w:proofErr w:type="gramStart"/>
-      <w:r>
-        <w:t>TIMESTAMP;</w:t>
-      </w:r>
-      <w:proofErr w:type="gramEnd"/>
-    </w:p>
-    <w:p>
-      <w:r>
-        <w:t xml:space="preserve">    RETURN </w:t>
-      </w:r>
-      <w:proofErr w:type="gramStart"/>
-      <w:r>
-        <w:t>NEW;</w:t>
-      </w:r>
-      <w:proofErr w:type="gramEnd"/>
-    </w:p>
-    <w:p>
-      <w:proofErr w:type="gramStart"/>
+        <w:t xml:space="preserve">    NEW.updated_at = CURRENT_TIMESTAMP;</w:t>
+      </w:r>
+    </w:p>
+    <w:p>
+      <w:r>
+        <w:t xml:space="preserve">    RETURN NEW;</w:t>
+      </w:r>
+    </w:p>
+    <w:p>
       <w:r>
         <w:t>END;</w:t>
       </w:r>
-      <w:proofErr w:type="gramEnd"/>
-    </w:p>
-    <w:p>
-      <w:r>
-        <w:t xml:space="preserve">$$ LANGUAGE </w:t>
-      </w:r>
-      <w:proofErr w:type="spellStart"/>
-      <w:proofErr w:type="gramStart"/>
-      <w:r>
-        <w:t>plpgsql</w:t>
-      </w:r>
-      <w:proofErr w:type="spellEnd"/>
-      <w:r>
-        <w:t>;</w:t>
-      </w:r>
-      <w:proofErr w:type="gramEnd"/>
+    </w:p>
+    <w:p>
+      <w:r>
+        <w:t>$$ LANGUAGE plpgsql;</w:t>
+      </w:r>
     </w:p>
     <w:p/>
     <w:p>
       <w:r>
-        <w:t xml:space="preserve">-- Triggers for </w:t>
-      </w:r>
-      <w:proofErr w:type="spellStart"/>
-      <w:r>
-        <w:t>updated_at</w:t>
-      </w:r>
-      <w:proofErr w:type="spellEnd"/>
-    </w:p>
-    <w:p>
-      <w:r>
-        <w:t xml:space="preserve">CREATE TRIGGER </w:t>
-      </w:r>
-      <w:proofErr w:type="spellStart"/>
-      <w:r>
-        <w:t>trg_update_users_updated_at</w:t>
-      </w:r>
-      <w:proofErr w:type="spellEnd"/>
+        <w:t>-- Triggers for updated_at</w:t>
+      </w:r>
+    </w:p>
+    <w:p>
+      <w:r>
+        <w:t>CREATE TRIGGER trg_update_users_updated_at</w:t>
+      </w:r>
     </w:p>
     <w:p>
       <w:r>
@@ -12483,33 +8381,15 @@
     </w:p>
     <w:p>
       <w:r>
-        <w:t xml:space="preserve">EXECUTE FUNCTION </w:t>
-      </w:r>
-      <w:proofErr w:type="spellStart"/>
-      <w:r>
-        <w:t>update_updated_at_</w:t>
-      </w:r>
-      <w:proofErr w:type="gramStart"/>
-      <w:r>
-        <w:t>column</w:t>
-      </w:r>
-      <w:proofErr w:type="spellEnd"/>
-      <w:r>
-        <w:t>();</w:t>
-      </w:r>
-      <w:proofErr w:type="gramEnd"/>
+        <w:t>EXECUTE FUNCTION update_updated_at_column();</w:t>
+      </w:r>
     </w:p>
     <w:p/>
     <w:p>
       <w:r>
         <w:lastRenderedPageBreak/>
-        <w:t xml:space="preserve">CREATE TRIGGER </w:t>
-      </w:r>
-      <w:proofErr w:type="spellStart"/>
-      <w:r>
-        <w:t>trg_update_classes_updated_at</w:t>
-      </w:r>
-      <w:proofErr w:type="spellEnd"/>
+        <w:t>CREATE TRIGGER trg_update_classes_updated_at</w:t>
+      </w:r>
     </w:p>
     <w:p>
       <w:r>
@@ -12523,32 +8403,14 @@
     </w:p>
     <w:p>
       <w:r>
-        <w:t xml:space="preserve">EXECUTE FUNCTION </w:t>
-      </w:r>
-      <w:proofErr w:type="spellStart"/>
-      <w:r>
-        <w:t>update_updated_at_</w:t>
-      </w:r>
-      <w:proofErr w:type="gramStart"/>
-      <w:r>
-        <w:t>column</w:t>
-      </w:r>
-      <w:proofErr w:type="spellEnd"/>
-      <w:r>
-        <w:t>();</w:t>
-      </w:r>
-      <w:proofErr w:type="gramEnd"/>
+        <w:t>EXECUTE FUNCTION update_updated_at_column();</w:t>
+      </w:r>
     </w:p>
     <w:p/>
     <w:p>
       <w:r>
-        <w:t xml:space="preserve">CREATE TRIGGER </w:t>
-      </w:r>
-      <w:proofErr w:type="spellStart"/>
-      <w:r>
-        <w:t>trg_update_learners_updated_at</w:t>
-      </w:r>
-      <w:proofErr w:type="spellEnd"/>
+        <w:t>CREATE TRIGGER trg_update_learners_updated_at</w:t>
+      </w:r>
     </w:p>
     <w:p>
       <w:r>
@@ -12562,32 +8424,14 @@
     </w:p>
     <w:p>
       <w:r>
-        <w:t xml:space="preserve">EXECUTE FUNCTION </w:t>
-      </w:r>
-      <w:proofErr w:type="spellStart"/>
-      <w:r>
-        <w:t>update_updated_at_</w:t>
-      </w:r>
-      <w:proofErr w:type="gramStart"/>
-      <w:r>
-        <w:t>column</w:t>
-      </w:r>
-      <w:proofErr w:type="spellEnd"/>
-      <w:r>
-        <w:t>();</w:t>
-      </w:r>
-      <w:proofErr w:type="gramEnd"/>
+        <w:t>EXECUTE FUNCTION update_updated_at_column();</w:t>
+      </w:r>
     </w:p>
     <w:p/>
     <w:p>
       <w:r>
-        <w:t xml:space="preserve">CREATE TRIGGER </w:t>
-      </w:r>
-      <w:proofErr w:type="spellStart"/>
-      <w:r>
-        <w:t>trg_update_assessments_updated_at</w:t>
-      </w:r>
-      <w:proofErr w:type="spellEnd"/>
+        <w:t>CREATE TRIGGER trg_update_assessments_updated_at</w:t>
+      </w:r>
     </w:p>
     <w:p>
       <w:r>
@@ -12601,32 +8445,14 @@
     </w:p>
     <w:p>
       <w:r>
-        <w:t xml:space="preserve">EXECUTE FUNCTION </w:t>
-      </w:r>
-      <w:proofErr w:type="spellStart"/>
-      <w:r>
-        <w:t>update_updated_at_</w:t>
-      </w:r>
-      <w:proofErr w:type="gramStart"/>
-      <w:r>
-        <w:t>column</w:t>
-      </w:r>
-      <w:proofErr w:type="spellEnd"/>
-      <w:r>
-        <w:t>();</w:t>
-      </w:r>
-      <w:proofErr w:type="gramEnd"/>
+        <w:t>EXECUTE FUNCTION update_updated_at_column();</w:t>
+      </w:r>
     </w:p>
     <w:p/>
     <w:p>
       <w:r>
-        <w:t xml:space="preserve">CREATE TRIGGER </w:t>
-      </w:r>
-      <w:proofErr w:type="spellStart"/>
-      <w:r>
-        <w:t>trg_update_grades_updated_at</w:t>
-      </w:r>
-      <w:proofErr w:type="spellEnd"/>
+        <w:t>CREATE TRIGGER trg_update_grades_updated_at</w:t>
+      </w:r>
     </w:p>
     <w:p>
       <w:r>
@@ -12640,42 +8466,19 @@
     </w:p>
     <w:p>
       <w:r>
-        <w:t xml:space="preserve">EXECUTE FUNCTION </w:t>
-      </w:r>
-      <w:proofErr w:type="spellStart"/>
-      <w:r>
-        <w:t>update_updated_at_</w:t>
-      </w:r>
-      <w:proofErr w:type="gramStart"/>
-      <w:r>
-        <w:t>column</w:t>
-      </w:r>
-      <w:proofErr w:type="spellEnd"/>
-      <w:r>
-        <w:t>();</w:t>
-      </w:r>
-      <w:proofErr w:type="gramEnd"/>
+        <w:t>EXECUTE FUNCTION update_updated_at_column();</w:t>
+      </w:r>
     </w:p>
     <w:p/>
     <w:p>
       <w:r>
-        <w:t xml:space="preserve">CREATE TRIGGER </w:t>
-      </w:r>
-      <w:proofErr w:type="spellStart"/>
-      <w:r>
-        <w:t>trg_update_worksheet_library_updated_at</w:t>
-      </w:r>
-      <w:proofErr w:type="spellEnd"/>
-    </w:p>
-    <w:p>
-      <w:r>
-        <w:t xml:space="preserve">BEFORE UPDATE ON </w:t>
-      </w:r>
-      <w:proofErr w:type="spellStart"/>
-      <w:r>
-        <w:t>worksheet_library</w:t>
-      </w:r>
-      <w:proofErr w:type="spellEnd"/>
+        <w:t>CREATE TRIGGER trg_update_worksheet_library_updated_at</w:t>
+      </w:r>
+    </w:p>
+    <w:p>
+      <w:r>
+        <w:t>BEFORE UPDATE ON worksheet_library</w:t>
+      </w:r>
     </w:p>
     <w:p>
       <w:r>
@@ -12684,21 +8487,8 @@
     </w:p>
     <w:p>
       <w:r>
-        <w:t xml:space="preserve">EXECUTE FUNCTION </w:t>
-      </w:r>
-      <w:proofErr w:type="spellStart"/>
-      <w:r>
-        <w:t>update_updated_at_</w:t>
-      </w:r>
-      <w:proofErr w:type="gramStart"/>
-      <w:r>
-        <w:t>column</w:t>
-      </w:r>
-      <w:proofErr w:type="spellEnd"/>
-      <w:r>
-        <w:t>();</w:t>
-      </w:r>
-      <w:proofErr w:type="gramEnd"/>
+        <w:t>EXECUTE FUNCTION update_updated_at_column();</w:t>
+      </w:r>
     </w:p>
     <w:p/>
     <w:p>
@@ -12724,15 +8514,7 @@
     </w:p>
     <w:p>
       <w:r>
-        <w:t>INSERT INTO curricula (</w:t>
-      </w:r>
-      <w:proofErr w:type="spellStart"/>
-      <w:r>
-        <w:t>curriculum_name</w:t>
-      </w:r>
-      <w:proofErr w:type="spellEnd"/>
-      <w:r>
-        <w:t>, description) VALUES</w:t>
+        <w:t>INSERT INTO curricula (curriculum_name, description) VALUES</w:t>
       </w:r>
     </w:p>
     <w:p>
@@ -12743,13 +8525,8 @@
     </w:p>
     <w:p>
       <w:r>
-        <w:t>('Cambridge', 'Cambridge International Curriculum'</w:t>
-      </w:r>
-      <w:proofErr w:type="gramStart"/>
-      <w:r>
-        <w:t>);</w:t>
-      </w:r>
-      <w:proofErr w:type="gramEnd"/>
+        <w:t>('Cambridge', 'Cambridge International Curriculum');</w:t>
+      </w:r>
     </w:p>
     <w:p/>
     <w:p>
@@ -12759,118 +8536,33 @@
     </w:p>
     <w:p>
       <w:r>
-        <w:t xml:space="preserve">WITH caps AS (SELECT </w:t>
-      </w:r>
-      <w:proofErr w:type="spellStart"/>
-      <w:r>
-        <w:t>curriculum_id</w:t>
-      </w:r>
-      <w:proofErr w:type="spellEnd"/>
-      <w:r>
-        <w:t xml:space="preserve"> FROM curricula WHERE </w:t>
-      </w:r>
-      <w:proofErr w:type="spellStart"/>
-      <w:r>
-        <w:t>curriculum_name</w:t>
-      </w:r>
-      <w:proofErr w:type="spellEnd"/>
-      <w:r>
-        <w:t xml:space="preserve"> = 'CAPS')</w:t>
-      </w:r>
-    </w:p>
-    <w:p>
-      <w:r>
-        <w:t>INSERT INTO subjects (</w:t>
-      </w:r>
-      <w:proofErr w:type="spellStart"/>
-      <w:r>
-        <w:t>curriculum_id</w:t>
-      </w:r>
-      <w:proofErr w:type="spellEnd"/>
-      <w:r>
-        <w:t xml:space="preserve">, </w:t>
-      </w:r>
-      <w:proofErr w:type="spellStart"/>
-      <w:r>
-        <w:t>subject_name</w:t>
-      </w:r>
-      <w:proofErr w:type="spellEnd"/>
-      <w:r>
-        <w:t xml:space="preserve">, </w:t>
-      </w:r>
-      <w:proofErr w:type="spellStart"/>
-      <w:r>
-        <w:t>subject_code</w:t>
-      </w:r>
-      <w:proofErr w:type="spellEnd"/>
-      <w:r>
-        <w:t xml:space="preserve">, </w:t>
-      </w:r>
-      <w:proofErr w:type="spellStart"/>
-      <w:r>
-        <w:t>grade_level</w:t>
-      </w:r>
-      <w:proofErr w:type="spellEnd"/>
-      <w:r>
-        <w:t>) VALUES</w:t>
-      </w:r>
-    </w:p>
-    <w:p>
-      <w:r>
-        <w:t xml:space="preserve">((SELECT </w:t>
-      </w:r>
-      <w:proofErr w:type="spellStart"/>
-      <w:r>
-        <w:t>curriculum_id</w:t>
-      </w:r>
-      <w:proofErr w:type="spellEnd"/>
-      <w:r>
-        <w:t xml:space="preserve"> FROM caps), 'Mathematics', 'CAPS-MATH', 'R-3'),</w:t>
-      </w:r>
-    </w:p>
-    <w:p>
-      <w:r>
-        <w:t xml:space="preserve">((SELECT </w:t>
-      </w:r>
-      <w:proofErr w:type="spellStart"/>
-      <w:r>
-        <w:t>curriculum_id</w:t>
-      </w:r>
-      <w:proofErr w:type="spellEnd"/>
-      <w:r>
-        <w:t xml:space="preserve"> FROM caps), 'English Home Language', 'CAPS-ENG-HL', 'R-3'),</w:t>
-      </w:r>
-    </w:p>
-    <w:p>
-      <w:r>
-        <w:t xml:space="preserve">((SELECT </w:t>
-      </w:r>
-      <w:proofErr w:type="spellStart"/>
-      <w:r>
-        <w:t>curriculum_id</w:t>
-      </w:r>
-      <w:proofErr w:type="spellEnd"/>
-      <w:r>
-        <w:t xml:space="preserve"> FROM caps), 'Life Skills', 'CAPS-LIFE', 'R-3'),</w:t>
-      </w:r>
-    </w:p>
-    <w:p>
-      <w:r>
-        <w:t xml:space="preserve">((SELECT </w:t>
-      </w:r>
-      <w:proofErr w:type="spellStart"/>
-      <w:r>
-        <w:t>curriculum_id</w:t>
-      </w:r>
-      <w:proofErr w:type="spellEnd"/>
-      <w:r>
-        <w:t xml:space="preserve"> FROM caps), 'First Additional Language', 'CAPS-FAL', 'R-3'</w:t>
-      </w:r>
-      <w:proofErr w:type="gramStart"/>
-      <w:r>
-        <w:t>);</w:t>
-      </w:r>
-      <w:proofErr w:type="gramEnd"/>
+        <w:t>WITH caps AS (SELECT curriculum_id FROM curricula WHERE curriculum_name = 'CAPS')</w:t>
+      </w:r>
+    </w:p>
+    <w:p>
+      <w:r>
+        <w:t>INSERT INTO subjects (curriculum_id, subject_name, subject_code, grade_level) VALUES</w:t>
+      </w:r>
+    </w:p>
+    <w:p>
+      <w:r>
+        <w:t>((SELECT curriculum_id FROM caps), 'Mathematics', 'CAPS-MATH', 'R-3'),</w:t>
+      </w:r>
+    </w:p>
+    <w:p>
+      <w:r>
+        <w:t>((SELECT curriculum_id FROM caps), 'English Home Language', 'CAPS-ENG-HL', 'R-3'),</w:t>
+      </w:r>
+    </w:p>
+    <w:p>
+      <w:r>
+        <w:t>((SELECT curriculum_id FROM caps), 'Life Skills', 'CAPS-LIFE', 'R-3'),</w:t>
+      </w:r>
+    </w:p>
+    <w:p>
+      <w:r>
+        <w:t>((SELECT curriculum_id FROM caps), 'First Additional Language', 'CAPS-FAL', 'R-3');</w:t>
+      </w:r>
     </w:p>
     <w:p/>
     <w:p>
@@ -12880,70 +8572,22 @@
     </w:p>
     <w:p>
       <w:r>
-        <w:t xml:space="preserve">WITH </w:t>
-      </w:r>
-      <w:proofErr w:type="spellStart"/>
-      <w:r>
-        <w:t>eng_subject</w:t>
-      </w:r>
-      <w:proofErr w:type="spellEnd"/>
-      <w:r>
-        <w:t xml:space="preserve"> AS (</w:t>
-      </w:r>
-    </w:p>
-    <w:p>
-      <w:r>
-        <w:t xml:space="preserve">    SELECT </w:t>
-      </w:r>
-      <w:proofErr w:type="spellStart"/>
-      <w:r>
-        <w:t>subject_id</w:t>
-      </w:r>
-      <w:proofErr w:type="spellEnd"/>
-      <w:r>
-        <w:t xml:space="preserve"> FROM subjects </w:t>
-      </w:r>
-    </w:p>
-    <w:p>
-      <w:r>
-        <w:t xml:space="preserve">    WHERE </w:t>
-      </w:r>
-      <w:proofErr w:type="spellStart"/>
-      <w:r>
-        <w:t>subject_name</w:t>
-      </w:r>
-      <w:proofErr w:type="spellEnd"/>
-      <w:r>
-        <w:t xml:space="preserve"> = 'English Home Language' </w:t>
-      </w:r>
-    </w:p>
-    <w:p>
-      <w:r>
-        <w:t xml:space="preserve">    AND </w:t>
-      </w:r>
-      <w:proofErr w:type="spellStart"/>
-      <w:r>
-        <w:t>curriculum_id</w:t>
-      </w:r>
-      <w:proofErr w:type="spellEnd"/>
-      <w:r>
-        <w:t xml:space="preserve"> = (SELECT </w:t>
-      </w:r>
-      <w:proofErr w:type="spellStart"/>
-      <w:r>
-        <w:t>curriculum_id</w:t>
-      </w:r>
-      <w:proofErr w:type="spellEnd"/>
-      <w:r>
-        <w:t xml:space="preserve"> FROM curricula WHERE </w:t>
-      </w:r>
-      <w:proofErr w:type="spellStart"/>
-      <w:r>
-        <w:t>curriculum_name</w:t>
-      </w:r>
-      <w:proofErr w:type="spellEnd"/>
-      <w:r>
-        <w:t xml:space="preserve"> = 'CAPS')</w:t>
+        <w:t>WITH eng_subject AS (</w:t>
+      </w:r>
+    </w:p>
+    <w:p>
+      <w:r>
+        <w:t xml:space="preserve">    SELECT subject_id FROM subjects </w:t>
+      </w:r>
+    </w:p>
+    <w:p>
+      <w:r>
+        <w:t xml:space="preserve">    WHERE subject_name = 'English Home Language' </w:t>
+      </w:r>
+    </w:p>
+    <w:p>
+      <w:r>
+        <w:t xml:space="preserve">    AND curriculum_id = (SELECT curriculum_id FROM curricula WHERE curriculum_name = 'CAPS')</w:t>
       </w:r>
     </w:p>
     <w:p>
@@ -12953,113 +8597,28 @@
     </w:p>
     <w:p>
       <w:r>
-        <w:t>INSERT INTO topics (</w:t>
-      </w:r>
-      <w:proofErr w:type="spellStart"/>
-      <w:r>
-        <w:t>subject_id</w:t>
-      </w:r>
-      <w:proofErr w:type="spellEnd"/>
-      <w:r>
-        <w:t xml:space="preserve">, </w:t>
-      </w:r>
-      <w:proofErr w:type="spellStart"/>
-      <w:r>
-        <w:t>topic_name</w:t>
-      </w:r>
-      <w:proofErr w:type="spellEnd"/>
-      <w:r>
-        <w:t>, description) VALUES</w:t>
-      </w:r>
-    </w:p>
-    <w:p>
-      <w:r>
-        <w:t xml:space="preserve">((SELECT </w:t>
-      </w:r>
-      <w:proofErr w:type="spellStart"/>
-      <w:r>
-        <w:t>subject_id</w:t>
-      </w:r>
-      <w:proofErr w:type="spellEnd"/>
-      <w:r>
-        <w:t xml:space="preserve"> FROM </w:t>
-      </w:r>
-      <w:proofErr w:type="spellStart"/>
-      <w:r>
-        <w:t>eng_subject</w:t>
-      </w:r>
-      <w:proofErr w:type="spellEnd"/>
-      <w:r>
-        <w:t>), 'Phonemic Awareness', 'Ability to hear, identify, and manipulate individual sounds in spoken words'),</w:t>
-      </w:r>
-    </w:p>
-    <w:p>
-      <w:r>
-        <w:t xml:space="preserve">((SELECT </w:t>
-      </w:r>
-      <w:proofErr w:type="spellStart"/>
-      <w:r>
-        <w:t>subject_id</w:t>
-      </w:r>
-      <w:proofErr w:type="spellEnd"/>
-      <w:r>
-        <w:t xml:space="preserve"> FROM </w:t>
-      </w:r>
-      <w:proofErr w:type="spellStart"/>
-      <w:r>
-        <w:t>eng_subject</w:t>
-      </w:r>
-      <w:proofErr w:type="spellEnd"/>
-      <w:r>
-        <w:t>), 'Reading Comprehension', 'Understanding and interpreting written text'),</w:t>
-      </w:r>
-    </w:p>
-    <w:p>
-      <w:r>
-        <w:t xml:space="preserve">((SELECT </w:t>
-      </w:r>
-      <w:proofErr w:type="spellStart"/>
-      <w:r>
-        <w:t>subject_id</w:t>
-      </w:r>
-      <w:proofErr w:type="spellEnd"/>
-      <w:r>
-        <w:t xml:space="preserve"> FROM </w:t>
-      </w:r>
-      <w:proofErr w:type="spellStart"/>
-      <w:r>
-        <w:t>eng_subject</w:t>
-      </w:r>
-      <w:proofErr w:type="spellEnd"/>
-      <w:r>
-        <w:t>), 'Vocabulary Development', 'Learning and using new words'),</w:t>
-      </w:r>
-    </w:p>
-    <w:p>
-      <w:r>
-        <w:t xml:space="preserve">((SELECT </w:t>
-      </w:r>
-      <w:proofErr w:type="spellStart"/>
-      <w:r>
-        <w:t>subject_id</w:t>
-      </w:r>
-      <w:proofErr w:type="spellEnd"/>
-      <w:r>
-        <w:t xml:space="preserve"> FROM </w:t>
-      </w:r>
-      <w:proofErr w:type="spellStart"/>
-      <w:r>
-        <w:t>eng_subject</w:t>
-      </w:r>
-      <w:proofErr w:type="spellEnd"/>
-      <w:r>
-        <w:t>), 'Writing Skills', 'Developing handwriting and composition skills'</w:t>
-      </w:r>
-      <w:proofErr w:type="gramStart"/>
-      <w:r>
-        <w:t>);</w:t>
-      </w:r>
-      <w:proofErr w:type="gramEnd"/>
+        <w:t>INSERT INTO topics (subject_id, topic_name, description) VALUES</w:t>
+      </w:r>
+    </w:p>
+    <w:p>
+      <w:r>
+        <w:t>((SELECT subject_id FROM eng_subject), 'Phonemic Awareness', 'Ability to hear, identify, and manipulate individual sounds in spoken words'),</w:t>
+      </w:r>
+    </w:p>
+    <w:p>
+      <w:r>
+        <w:t>((SELECT subject_id FROM eng_subject), 'Reading Comprehension', 'Understanding and interpreting written text'),</w:t>
+      </w:r>
+    </w:p>
+    <w:p>
+      <w:r>
+        <w:t>((SELECT subject_id FROM eng_subject), 'Vocabulary Development', 'Learning and using new words'),</w:t>
+      </w:r>
+    </w:p>
+    <w:p>
+      <w:r>
+        <w:t>((SELECT subject_id FROM eng_subject), 'Writing Skills', 'Developing handwriting and composition skills');</w:t>
+      </w:r>
     </w:p>
     <w:p/>
     <w:p>
@@ -13086,318 +8645,48 @@
     <w:p>
       <w:r>
         <w:lastRenderedPageBreak/>
-        <w:t xml:space="preserve">CREATE INDEX </w:t>
-      </w:r>
-      <w:proofErr w:type="spellStart"/>
-      <w:r>
-        <w:t>idx_grades_assessment_learner</w:t>
-      </w:r>
-      <w:proofErr w:type="spellEnd"/>
-      <w:r>
-        <w:t xml:space="preserve"> ON </w:t>
-      </w:r>
-      <w:proofErr w:type="gramStart"/>
-      <w:r>
-        <w:t>grades(</w:t>
-      </w:r>
-      <w:proofErr w:type="spellStart"/>
-      <w:proofErr w:type="gramEnd"/>
-      <w:r>
-        <w:t>assessment_id</w:t>
-      </w:r>
-      <w:proofErr w:type="spellEnd"/>
-      <w:r>
-        <w:t xml:space="preserve">, </w:t>
-      </w:r>
-      <w:proofErr w:type="spellStart"/>
-      <w:r>
-        <w:t>learner_id</w:t>
-      </w:r>
-      <w:proofErr w:type="spellEnd"/>
-      <w:proofErr w:type="gramStart"/>
-      <w:r>
-        <w:t>);</w:t>
-      </w:r>
-      <w:proofErr w:type="gramEnd"/>
-    </w:p>
-    <w:p>
-      <w:r>
-        <w:t xml:space="preserve">CREATE INDEX </w:t>
-      </w:r>
-      <w:proofErr w:type="spellStart"/>
-      <w:r>
-        <w:t>idx_grades_learner</w:t>
-      </w:r>
-      <w:proofErr w:type="spellEnd"/>
-      <w:r>
-        <w:t xml:space="preserve"> ON grades(</w:t>
-      </w:r>
-      <w:proofErr w:type="spellStart"/>
-      <w:r>
-        <w:t>learner_id</w:t>
-      </w:r>
-      <w:proofErr w:type="spellEnd"/>
-      <w:proofErr w:type="gramStart"/>
-      <w:r>
-        <w:t>);</w:t>
-      </w:r>
-      <w:proofErr w:type="gramEnd"/>
-    </w:p>
-    <w:p>
-      <w:r>
-        <w:t xml:space="preserve">CREATE INDEX </w:t>
-      </w:r>
-      <w:proofErr w:type="spellStart"/>
-      <w:r>
-        <w:t>idx_assessments_class_teacher</w:t>
-      </w:r>
-      <w:proofErr w:type="spellEnd"/>
-      <w:r>
-        <w:t xml:space="preserve"> ON </w:t>
-      </w:r>
-      <w:proofErr w:type="gramStart"/>
-      <w:r>
-        <w:t>assessments(</w:t>
-      </w:r>
-      <w:proofErr w:type="spellStart"/>
-      <w:proofErr w:type="gramEnd"/>
-      <w:r>
-        <w:t>class_id</w:t>
-      </w:r>
-      <w:proofErr w:type="spellEnd"/>
-      <w:r>
-        <w:t xml:space="preserve">, </w:t>
-      </w:r>
-      <w:proofErr w:type="spellStart"/>
-      <w:r>
-        <w:t>teacher_id</w:t>
-      </w:r>
-      <w:proofErr w:type="spellEnd"/>
-      <w:proofErr w:type="gramStart"/>
-      <w:r>
-        <w:t>);</w:t>
-      </w:r>
-      <w:proofErr w:type="gramEnd"/>
-    </w:p>
-    <w:p>
-      <w:r>
-        <w:t xml:space="preserve">CREATE INDEX </w:t>
-      </w:r>
-      <w:proofErr w:type="spellStart"/>
-      <w:r>
-        <w:t>idx_learners_class_school</w:t>
-      </w:r>
-      <w:proofErr w:type="spellEnd"/>
-      <w:r>
-        <w:t xml:space="preserve"> ON </w:t>
-      </w:r>
-      <w:proofErr w:type="gramStart"/>
-      <w:r>
-        <w:t>learners(</w:t>
-      </w:r>
-      <w:proofErr w:type="spellStart"/>
-      <w:proofErr w:type="gramEnd"/>
-      <w:r>
-        <w:t>current_class_id</w:t>
-      </w:r>
-      <w:proofErr w:type="spellEnd"/>
-      <w:r>
-        <w:t xml:space="preserve">, </w:t>
-      </w:r>
-      <w:proofErr w:type="spellStart"/>
-      <w:r>
-        <w:t>school_id</w:t>
-      </w:r>
-      <w:proofErr w:type="spellEnd"/>
-      <w:proofErr w:type="gramStart"/>
-      <w:r>
-        <w:t>);</w:t>
-      </w:r>
-      <w:proofErr w:type="gramEnd"/>
-    </w:p>
-    <w:p>
-      <w:r>
-        <w:t xml:space="preserve">CREATE INDEX </w:t>
-      </w:r>
-      <w:proofErr w:type="spellStart"/>
-      <w:r>
-        <w:t>idx_worksheet_requests_teacher</w:t>
-      </w:r>
-      <w:proofErr w:type="spellEnd"/>
-      <w:r>
-        <w:t xml:space="preserve"> ON </w:t>
-      </w:r>
-      <w:proofErr w:type="spellStart"/>
-      <w:r>
-        <w:t>worksheet_requests</w:t>
-      </w:r>
-      <w:proofErr w:type="spellEnd"/>
-      <w:r>
-        <w:t>(</w:t>
-      </w:r>
-      <w:proofErr w:type="spellStart"/>
-      <w:r>
-        <w:t>teacher_id</w:t>
-      </w:r>
-      <w:proofErr w:type="spellEnd"/>
-      <w:proofErr w:type="gramStart"/>
-      <w:r>
-        <w:t>);</w:t>
-      </w:r>
-      <w:proofErr w:type="gramEnd"/>
-    </w:p>
-    <w:p>
-      <w:r>
-        <w:t xml:space="preserve">CREATE INDEX </w:t>
-      </w:r>
-      <w:proofErr w:type="spellStart"/>
-      <w:r>
-        <w:t>idx_worksheet_library_teacher</w:t>
-      </w:r>
-      <w:proofErr w:type="spellEnd"/>
-      <w:r>
-        <w:t xml:space="preserve"> ON </w:t>
-      </w:r>
-      <w:proofErr w:type="spellStart"/>
-      <w:r>
-        <w:t>worksheet_library</w:t>
-      </w:r>
-      <w:proofErr w:type="spellEnd"/>
-      <w:r>
-        <w:t>(</w:t>
-      </w:r>
-      <w:proofErr w:type="spellStart"/>
-      <w:r>
-        <w:t>teacher_id</w:t>
-      </w:r>
-      <w:proofErr w:type="spellEnd"/>
-      <w:proofErr w:type="gramStart"/>
-      <w:r>
-        <w:t>);</w:t>
-      </w:r>
-      <w:proofErr w:type="gramEnd"/>
-    </w:p>
-    <w:p>
-      <w:r>
-        <w:t xml:space="preserve">CREATE INDEX </w:t>
-      </w:r>
-      <w:proofErr w:type="spellStart"/>
-      <w:r>
-        <w:t>idx_activity_logs_user_date</w:t>
-      </w:r>
-      <w:proofErr w:type="spellEnd"/>
-      <w:r>
-        <w:t xml:space="preserve"> ON </w:t>
-      </w:r>
-      <w:proofErr w:type="spellStart"/>
-      <w:r>
-        <w:t>activity_</w:t>
-      </w:r>
-      <w:proofErr w:type="gramStart"/>
-      <w:r>
-        <w:t>logs</w:t>
-      </w:r>
-      <w:proofErr w:type="spellEnd"/>
-      <w:r>
-        <w:t>(</w:t>
-      </w:r>
-      <w:proofErr w:type="spellStart"/>
-      <w:proofErr w:type="gramEnd"/>
-      <w:r>
-        <w:t>user_id</w:t>
-      </w:r>
-      <w:proofErr w:type="spellEnd"/>
-      <w:r>
-        <w:t xml:space="preserve">, </w:t>
-      </w:r>
-      <w:proofErr w:type="spellStart"/>
-      <w:r>
-        <w:t>created_at</w:t>
-      </w:r>
-      <w:proofErr w:type="spellEnd"/>
-      <w:r>
-        <w:t xml:space="preserve"> DESC</w:t>
-      </w:r>
-      <w:proofErr w:type="gramStart"/>
-      <w:r>
-        <w:t>);</w:t>
-      </w:r>
-      <w:proofErr w:type="gramEnd"/>
-    </w:p>
-    <w:p>
-      <w:r>
-        <w:t xml:space="preserve">CREATE INDEX </w:t>
-      </w:r>
-      <w:proofErr w:type="spellStart"/>
-      <w:r>
-        <w:t>idx_users_school_role</w:t>
-      </w:r>
-      <w:proofErr w:type="spellEnd"/>
-      <w:r>
-        <w:t xml:space="preserve"> ON </w:t>
-      </w:r>
-      <w:proofErr w:type="gramStart"/>
-      <w:r>
-        <w:t>users(</w:t>
-      </w:r>
-      <w:proofErr w:type="spellStart"/>
-      <w:proofErr w:type="gramEnd"/>
-      <w:r>
-        <w:t>school_id</w:t>
-      </w:r>
-      <w:proofErr w:type="spellEnd"/>
-      <w:r>
-        <w:t>, role</w:t>
-      </w:r>
-      <w:proofErr w:type="gramStart"/>
-      <w:r>
-        <w:t>);</w:t>
-      </w:r>
-      <w:proofErr w:type="gramEnd"/>
-    </w:p>
-    <w:p>
-      <w:r>
-        <w:t xml:space="preserve">CREATE INDEX </w:t>
-      </w:r>
-      <w:proofErr w:type="spellStart"/>
-      <w:r>
-        <w:t>idx_classes_school_year</w:t>
-      </w:r>
-      <w:proofErr w:type="spellEnd"/>
-      <w:r>
-        <w:t xml:space="preserve"> ON </w:t>
-      </w:r>
-      <w:proofErr w:type="gramStart"/>
-      <w:r>
-        <w:t>classes(</w:t>
-      </w:r>
-      <w:proofErr w:type="spellStart"/>
-      <w:proofErr w:type="gramEnd"/>
-      <w:r>
-        <w:t>school_id</w:t>
-      </w:r>
-      <w:proofErr w:type="spellEnd"/>
-      <w:r>
-        <w:t xml:space="preserve">, </w:t>
-      </w:r>
-      <w:proofErr w:type="spellStart"/>
-      <w:r>
-        <w:t>academic_year</w:t>
-      </w:r>
-      <w:proofErr w:type="spellEnd"/>
-      <w:r>
-        <w:t xml:space="preserve">, </w:t>
-      </w:r>
-      <w:proofErr w:type="spellStart"/>
-      <w:r>
-        <w:t>grade_level</w:t>
-      </w:r>
-      <w:proofErr w:type="spellEnd"/>
-      <w:proofErr w:type="gramStart"/>
-      <w:r>
-        <w:t>);</w:t>
-      </w:r>
-      <w:proofErr w:type="gramEnd"/>
+        <w:t>CREATE INDEX idx_grades_assessment_learner ON grades(assessment_id, learner_id);</w:t>
+      </w:r>
+    </w:p>
+    <w:p>
+      <w:r>
+        <w:t>CREATE INDEX idx_grades_learner ON grades(learner_id);</w:t>
+      </w:r>
+    </w:p>
+    <w:p>
+      <w:r>
+        <w:t>CREATE INDEX idx_assessments_class_teacher ON assessments(class_id, teacher_id);</w:t>
+      </w:r>
+    </w:p>
+    <w:p>
+      <w:r>
+        <w:t>CREATE INDEX idx_learners_class_school ON learners(current_class_id, school_id);</w:t>
+      </w:r>
+    </w:p>
+    <w:p>
+      <w:r>
+        <w:t>CREATE INDEX idx_worksheet_requests_teacher ON worksheet_requests(teacher_id);</w:t>
+      </w:r>
+    </w:p>
+    <w:p>
+      <w:r>
+        <w:t>CREATE INDEX idx_worksheet_library_teacher ON worksheet_library(teacher_id);</w:t>
+      </w:r>
+    </w:p>
+    <w:p>
+      <w:r>
+        <w:t>CREATE INDEX idx_activity_logs_user_date ON activity_logs(user_id, created_at DESC);</w:t>
+      </w:r>
+    </w:p>
+    <w:p>
+      <w:r>
+        <w:t>CREATE INDEX idx_users_school_role ON users(school_id, role);</w:t>
+      </w:r>
+    </w:p>
+    <w:p>
+      <w:r>
+        <w:t>CREATE INDEX idx_classes_school_year ON classes(school_id, academic_year, grade_level);</w:t>
+      </w:r>
     </w:p>
     <w:p/>
     <w:p>
@@ -13418,129 +8707,58 @@
     <w:p/>
     <w:p>
       <w:r>
-        <w:t>COMMENT ON TABLE schools IS 'Stores information about schools using the LMS</w:t>
-      </w:r>
-      <w:proofErr w:type="gramStart"/>
-      <w:r>
-        <w:t>';</w:t>
-      </w:r>
-      <w:proofErr w:type="gramEnd"/>
-    </w:p>
-    <w:p>
-      <w:r>
-        <w:t>COMMENT ON TABLE users IS 'Contains all user accounts with authentication details</w:t>
-      </w:r>
-      <w:proofErr w:type="gramStart"/>
-      <w:r>
-        <w:t>';</w:t>
-      </w:r>
-      <w:proofErr w:type="gramEnd"/>
-    </w:p>
-    <w:p>
-      <w:r>
-        <w:t>COMMENT ON TABLE curricula IS 'Available curricula like CAPS, Cambridge</w:t>
-      </w:r>
-      <w:proofErr w:type="gramStart"/>
-      <w:r>
-        <w:t>';</w:t>
-      </w:r>
-      <w:proofErr w:type="gramEnd"/>
-    </w:p>
-    <w:p>
-      <w:r>
-        <w:t>COMMENT ON TABLE subjects IS 'Subjects under each curriculum</w:t>
-      </w:r>
-      <w:proofErr w:type="gramStart"/>
-      <w:r>
-        <w:t>';</w:t>
-      </w:r>
-      <w:proofErr w:type="gramEnd"/>
-    </w:p>
-    <w:p>
-      <w:r>
-        <w:t>COMMENT ON TABLE topics IS 'Topics within subjects for assessment alignment</w:t>
-      </w:r>
-      <w:proofErr w:type="gramStart"/>
-      <w:r>
-        <w:t>';</w:t>
-      </w:r>
-      <w:proofErr w:type="gramEnd"/>
-    </w:p>
-    <w:p>
-      <w:r>
-        <w:t>COMMENT ON TABLE classes IS 'Classes/grade levels within schools</w:t>
-      </w:r>
-      <w:proofErr w:type="gramStart"/>
-      <w:r>
-        <w:t>';</w:t>
-      </w:r>
-      <w:proofErr w:type="gramEnd"/>
-    </w:p>
-    <w:p>
-      <w:r>
-        <w:t>COMMENT ON TABLE learners IS 'Learner profiles and academic information</w:t>
-      </w:r>
-      <w:proofErr w:type="gramStart"/>
-      <w:r>
-        <w:t>';</w:t>
-      </w:r>
-      <w:proofErr w:type="gramEnd"/>
-    </w:p>
-    <w:p>
-      <w:r>
-        <w:t>COMMENT ON TABLE assessments IS 'Assessments created by teachers</w:t>
-      </w:r>
-      <w:proofErr w:type="gramStart"/>
-      <w:r>
-        <w:t>';</w:t>
-      </w:r>
-      <w:proofErr w:type="gramEnd"/>
-    </w:p>
-    <w:p>
-      <w:r>
-        <w:t>COMMENT ON TABLE grades IS 'Assessment results and feedback</w:t>
-      </w:r>
-      <w:proofErr w:type="gramStart"/>
-      <w:r>
-        <w:t>';</w:t>
-      </w:r>
-      <w:proofErr w:type="gramEnd"/>
-    </w:p>
-    <w:p>
-      <w:r>
-        <w:t xml:space="preserve">COMMENT ON TABLE </w:t>
-      </w:r>
-      <w:proofErr w:type="spellStart"/>
-      <w:r>
-        <w:t>worksheet_requests</w:t>
-      </w:r>
-      <w:proofErr w:type="spellEnd"/>
-      <w:r>
-        <w:t xml:space="preserve"> IS 'AI worksheet generation requests and history</w:t>
-      </w:r>
-      <w:proofErr w:type="gramStart"/>
-      <w:r>
-        <w:t>';</w:t>
-      </w:r>
-      <w:proofErr w:type="gramEnd"/>
-    </w:p>
-    <w:p>
-      <w:r>
-        <w:t xml:space="preserve">COMMENT ON TABLE </w:t>
-      </w:r>
-      <w:proofErr w:type="spellStart"/>
-      <w:r>
-        <w:t>worksheet_library</w:t>
-      </w:r>
-      <w:proofErr w:type="spellEnd"/>
-      <w:r>
-        <w:t xml:space="preserve"> IS 'Saved worksheets for reuse</w:t>
-      </w:r>
-      <w:proofErr w:type="gramStart"/>
-      <w:r>
-        <w:t>';</w:t>
-      </w:r>
-      <w:proofErr w:type="gramEnd"/>
+        <w:t>COMMENT ON TABLE schools IS 'Stores information about schools using the LMS';</w:t>
+      </w:r>
+    </w:p>
+    <w:p>
+      <w:r>
+        <w:t>COMMENT ON TABLE users IS 'Contains all user accounts with authentication details';</w:t>
+      </w:r>
+    </w:p>
+    <w:p>
+      <w:r>
+        <w:t>COMMENT ON TABLE curricula IS 'Available curricula like CAPS, Cambridge';</w:t>
+      </w:r>
+    </w:p>
+    <w:p>
+      <w:r>
+        <w:t>COMMENT ON TABLE subjects IS 'Subjects under each curriculum';</w:t>
+      </w:r>
+    </w:p>
+    <w:p>
+      <w:r>
+        <w:t>COMMENT ON TABLE topics IS 'Topics within subjects for assessment alignment';</w:t>
+      </w:r>
+    </w:p>
+    <w:p>
+      <w:r>
+        <w:t>COMMENT ON TABLE classes IS 'Classes/grade levels within schools';</w:t>
+      </w:r>
+    </w:p>
+    <w:p>
+      <w:r>
+        <w:t>COMMENT ON TABLE learners IS 'Learner profiles and academic information';</w:t>
+      </w:r>
+    </w:p>
+    <w:p>
+      <w:r>
+        <w:t>COMMENT ON TABLE assessments IS 'Assessments created by teachers';</w:t>
+      </w:r>
+    </w:p>
+    <w:p>
+      <w:r>
+        <w:t>COMMENT ON TABLE grades IS 'Assessment results and feedback';</w:t>
+      </w:r>
+    </w:p>
+    <w:p>
+      <w:r>
+        <w:t>COMMENT ON TABLE worksheet_requests IS 'AI worksheet generation requests and history';</w:t>
+      </w:r>
+    </w:p>
+    <w:p>
+      <w:r>
+        <w:t>COMMENT ON TABLE worksheet_library IS 'Saved worksheets for reuse';</w:t>
+      </w:r>
     </w:p>
     <w:p/>
     <w:p>
